--- a/assets/rps_template.docx
+++ b/assets/rps_template.docx
@@ -9,13 +9,14 @@
         <w:tblLook w:val="04A0" w:firstRow="1" w:lastRow="0" w:firstColumn="1" w:lastColumn="0" w:noHBand="0" w:noVBand="1"/>
       </w:tblPr>
       <w:tblGrid>
-        <w:gridCol w:w="3753"/>
-        <w:gridCol w:w="2963"/>
-        <w:gridCol w:w="2967"/>
-        <w:gridCol w:w="968"/>
-        <w:gridCol w:w="1999"/>
-        <w:gridCol w:w="422"/>
-        <w:gridCol w:w="2542"/>
+        <w:gridCol w:w="3754"/>
+        <w:gridCol w:w="2964"/>
+        <w:gridCol w:w="1614"/>
+        <w:gridCol w:w="1352"/>
+        <w:gridCol w:w="1074"/>
+        <w:gridCol w:w="1892"/>
+        <w:gridCol w:w="534"/>
+        <w:gridCol w:w="2430"/>
       </w:tblGrid>
       <w:tr>
         <w:trPr>
@@ -93,7 +94,7 @@
         <w:tc>
           <w:tcPr>
             <w:tcW w:w="3798" w:type="pct"/>
-            <w:gridSpan w:val="6"/>
+            <w:gridSpan w:val="7"/>
           </w:tcPr>
           <w:p>
             <w:pPr>
@@ -160,7 +161,7 @@
         <w:tc>
           <w:tcPr>
             <w:tcW w:w="5000" w:type="pct"/>
-            <w:gridSpan w:val="7"/>
+            <w:gridSpan w:val="8"/>
           </w:tcPr>
           <w:p>
             <w:pPr>
@@ -215,8 +216,8 @@
         </w:tc>
         <w:tc>
           <w:tcPr>
-            <w:tcW w:w="2209" w:type="pct"/>
-            <w:gridSpan w:val="3"/>
+            <w:tcW w:w="1466" w:type="pct"/>
+            <w:gridSpan w:val="2"/>
           </w:tcPr>
           <w:p>
             <w:pPr>
@@ -232,9 +233,40 @@
         </w:tc>
         <w:tc>
           <w:tcPr>
-            <w:tcW w:w="775" w:type="pct"/>
+            <w:tcW w:w="777" w:type="pct"/>
+            <w:gridSpan w:val="2"/>
+            <w:shd w:val="clear" w:color="auto" w:fill="92CDDC"/>
+            <w:vAlign w:val="center"/>
+          </w:tcPr>
+          <w:p>
+            <w:pPr>
+              <w:jc w:val="center"/>
+              <w:rPr>
+                <w:rFonts w:ascii="Arial" w:hAnsi="Arial" w:cs="Arial"/>
+                <w:b/>
+                <w:bCs/>
+                <w:sz w:val="20"/>
+                <w:szCs w:val="20"/>
+              </w:rPr>
+            </w:pPr>
+            <w:r>
+              <w:rPr>
+                <w:rFonts w:ascii="Arial" w:hAnsi="Arial" w:cs="Arial"/>
+                <w:b/>
+                <w:bCs/>
+                <w:sz w:val="20"/>
+                <w:szCs w:val="20"/>
+              </w:rPr>
+              <w:t>Dosen Pengembang RPS</w:t>
+            </w:r>
+          </w:p>
+        </w:tc>
+        <w:tc>
+          <w:tcPr>
+            <w:tcW w:w="777" w:type="pct"/>
             <w:gridSpan w:val="2"/>
             <w:shd w:val="clear" w:color="auto" w:fill="92CDDC" w:themeFill="accent5" w:themeFillTint="99"/>
+            <w:vAlign w:val="center"/>
           </w:tcPr>
           <w:p>
             <w:pPr>
@@ -255,14 +287,35 @@
                 <w:sz w:val="20"/>
                 <w:szCs w:val="20"/>
               </w:rPr>
-              <w:t>Dosen Pengembang RPS</w:t>
-            </w:r>
-          </w:p>
-        </w:tc>
-        <w:tc>
-          <w:tcPr>
-            <w:tcW w:w="814" w:type="pct"/>
+              <w:t>Ketua Pro</w:t>
+            </w:r>
+            <w:r>
+              <w:rPr>
+                <w:rFonts w:ascii="Arial" w:hAnsi="Arial" w:cs="Arial"/>
+                <w:b/>
+                <w:bCs/>
+                <w:sz w:val="20"/>
+                <w:szCs w:val="20"/>
+              </w:rPr>
+              <w:t>gram Stu</w:t>
+            </w:r>
+            <w:r>
+              <w:rPr>
+                <w:rFonts w:ascii="Arial" w:hAnsi="Arial" w:cs="Arial"/>
+                <w:b/>
+                <w:bCs/>
+                <w:sz w:val="20"/>
+                <w:szCs w:val="20"/>
+              </w:rPr>
+              <w:t>di</w:t>
+            </w:r>
+          </w:p>
+        </w:tc>
+        <w:tc>
+          <w:tcPr>
+            <w:tcW w:w="777" w:type="pct"/>
             <w:shd w:val="clear" w:color="auto" w:fill="92CDDC" w:themeFill="accent5" w:themeFillTint="99"/>
+            <w:vAlign w:val="center"/>
           </w:tcPr>
           <w:p>
             <w:pPr>
@@ -283,7 +336,49 @@
                 <w:sz w:val="20"/>
                 <w:szCs w:val="20"/>
               </w:rPr>
-              <w:t>Ketua Prodi</w:t>
+              <w:t>Ka</w:t>
+            </w:r>
+            <w:r>
+              <w:rPr>
+                <w:rFonts w:ascii="Arial" w:hAnsi="Arial" w:cs="Arial"/>
+                <w:b/>
+                <w:bCs/>
+                <w:sz w:val="20"/>
+                <w:szCs w:val="20"/>
+              </w:rPr>
+              <w:t>. B</w:t>
+            </w:r>
+            <w:r>
+              <w:rPr>
+                <w:rFonts w:ascii="Arial" w:hAnsi="Arial" w:cs="Arial"/>
+                <w:b/>
+                <w:bCs/>
+                <w:sz w:val="20"/>
+                <w:szCs w:val="20"/>
+              </w:rPr>
+              <w:t>iro</w:t>
+            </w:r>
+          </w:p>
+          <w:p>
+            <w:pPr>
+              <w:jc w:val="center"/>
+              <w:rPr>
+                <w:rFonts w:ascii="Arial" w:hAnsi="Arial" w:cs="Arial"/>
+                <w:b/>
+                <w:bCs/>
+                <w:sz w:val="20"/>
+                <w:szCs w:val="20"/>
+              </w:rPr>
+            </w:pPr>
+            <w:r>
+              <w:rPr>
+                <w:rFonts w:ascii="Arial" w:hAnsi="Arial" w:cs="Arial"/>
+                <w:b/>
+                <w:bCs/>
+                <w:sz w:val="20"/>
+                <w:szCs w:val="20"/>
+              </w:rPr>
+              <w:t>Penjaminan Mutu</w:t>
             </w:r>
           </w:p>
         </w:tc>
@@ -318,22 +413,22 @@
         </w:tc>
         <w:tc>
           <w:tcPr>
-            <w:tcW w:w="2209" w:type="pct"/>
-            <w:gridSpan w:val="3"/>
-          </w:tcPr>
-          <w:p>
-            <w:pPr>
-              <w:rPr>
-                <w:rFonts w:ascii="Arial" w:hAnsi="Arial" w:cs="Arial"/>
-                <w:sz w:val="20"/>
-                <w:szCs w:val="20"/>
-              </w:rPr>
-            </w:pPr>
-          </w:p>
-        </w:tc>
-        <w:tc>
-          <w:tcPr>
-            <w:tcW w:w="775" w:type="pct"/>
+            <w:tcW w:w="1466" w:type="pct"/>
+            <w:gridSpan w:val="2"/>
+          </w:tcPr>
+          <w:p>
+            <w:pPr>
+              <w:rPr>
+                <w:rFonts w:ascii="Arial" w:hAnsi="Arial" w:cs="Arial"/>
+                <w:sz w:val="20"/>
+                <w:szCs w:val="20"/>
+              </w:rPr>
+            </w:pPr>
+          </w:p>
+        </w:tc>
+        <w:tc>
+          <w:tcPr>
+            <w:tcW w:w="777" w:type="pct"/>
             <w:gridSpan w:val="2"/>
             <w:vMerge w:val="restart"/>
           </w:tcPr>
@@ -376,7 +471,8 @@
         </w:tc>
         <w:tc>
           <w:tcPr>
-            <w:tcW w:w="814" w:type="pct"/>
+            <w:tcW w:w="777" w:type="pct"/>
+            <w:gridSpan w:val="2"/>
             <w:vMerge w:val="restart"/>
           </w:tcPr>
           <w:p>
@@ -413,6 +509,80 @@
                 <w:szCs w:val="20"/>
               </w:rPr>
               <w:t>(Nama Kaprodi)</w:t>
+            </w:r>
+          </w:p>
+        </w:tc>
+        <w:tc>
+          <w:tcPr>
+            <w:tcW w:w="777" w:type="pct"/>
+            <w:vMerge w:val="restart"/>
+          </w:tcPr>
+          <w:p>
+            <w:pPr>
+              <w:jc w:val="center"/>
+              <w:rPr>
+                <w:rFonts w:ascii="Arial" w:hAnsi="Arial" w:cs="Arial"/>
+                <w:sz w:val="20"/>
+                <w:szCs w:val="20"/>
+              </w:rPr>
+            </w:pPr>
+            <w:r>
+              <w:rPr>
+                <w:rFonts w:ascii="Arial" w:hAnsi="Arial" w:cs="Arial"/>
+                <w:sz w:val="20"/>
+                <w:szCs w:val="20"/>
+              </w:rPr>
+              <w:t xml:space="preserve">(QR </w:t>
+            </w:r>
+            <w:r>
+              <w:rPr>
+                <w:rFonts w:ascii="Arial" w:hAnsi="Arial" w:cs="Arial"/>
+                <w:sz w:val="20"/>
+                <w:szCs w:val="20"/>
+              </w:rPr>
+              <w:t>ka. BPM</w:t>
+            </w:r>
+            <w:r>
+              <w:rPr>
+                <w:rFonts w:ascii="Arial" w:hAnsi="Arial" w:cs="Arial"/>
+                <w:sz w:val="20"/>
+                <w:szCs w:val="20"/>
+              </w:rPr>
+              <w:t>)</w:t>
+            </w:r>
+          </w:p>
+          <w:p>
+            <w:pPr>
+              <w:jc w:val="center"/>
+              <w:rPr>
+                <w:rFonts w:ascii="Arial" w:hAnsi="Arial" w:cs="Arial"/>
+                <w:sz w:val="20"/>
+                <w:szCs w:val="20"/>
+              </w:rPr>
+            </w:pPr>
+            <w:r>
+              <w:rPr>
+                <w:rFonts w:ascii="Arial" w:hAnsi="Arial" w:cs="Arial"/>
+                <w:sz w:val="20"/>
+                <w:szCs w:val="20"/>
+              </w:rPr>
+              <w:t xml:space="preserve">(Nama </w:t>
+            </w:r>
+            <w:r>
+              <w:rPr>
+                <w:rFonts w:ascii="Arial" w:hAnsi="Arial" w:cs="Arial"/>
+                <w:sz w:val="20"/>
+                <w:szCs w:val="20"/>
+              </w:rPr>
+              <w:t>ka. BPM</w:t>
+            </w:r>
+            <w:r>
+              <w:rPr>
+                <w:rFonts w:ascii="Arial" w:hAnsi="Arial" w:cs="Arial"/>
+                <w:sz w:val="20"/>
+                <w:szCs w:val="20"/>
+              </w:rPr>
+              <w:t>)</w:t>
             </w:r>
           </w:p>
         </w:tc>
@@ -447,27 +617,43 @@
         </w:tc>
         <w:tc>
           <w:tcPr>
-            <w:tcW w:w="2209" w:type="pct"/>
-            <w:gridSpan w:val="3"/>
-          </w:tcPr>
-          <w:p>
-            <w:pPr>
-              <w:rPr>
-                <w:rFonts w:ascii="Arial" w:hAnsi="Arial" w:cs="Arial"/>
-                <w:sz w:val="20"/>
-                <w:szCs w:val="20"/>
-              </w:rPr>
-            </w:pPr>
-          </w:p>
-        </w:tc>
-        <w:tc>
-          <w:tcPr>
-            <w:tcW w:w="775" w:type="pct"/>
+            <w:tcW w:w="1466" w:type="pct"/>
+            <w:gridSpan w:val="2"/>
+          </w:tcPr>
+          <w:p>
+            <w:pPr>
+              <w:rPr>
+                <w:rFonts w:ascii="Arial" w:hAnsi="Arial" w:cs="Arial"/>
+                <w:sz w:val="20"/>
+                <w:szCs w:val="20"/>
+              </w:rPr>
+            </w:pPr>
+          </w:p>
+        </w:tc>
+        <w:tc>
+          <w:tcPr>
+            <w:tcW w:w="777" w:type="pct"/>
             <w:gridSpan w:val="2"/>
             <w:vMerge/>
           </w:tcPr>
           <w:p>
             <w:pPr>
+              <w:rPr>
+                <w:rFonts w:ascii="Arial" w:hAnsi="Arial" w:cs="Arial"/>
+                <w:sz w:val="20"/>
+                <w:szCs w:val="20"/>
+              </w:rPr>
+            </w:pPr>
+          </w:p>
+        </w:tc>
+        <w:tc>
+          <w:tcPr>
+            <w:tcW w:w="777" w:type="pct"/>
+            <w:gridSpan w:val="2"/>
+            <w:vMerge/>
+          </w:tcPr>
+          <w:p>
+            <w:pPr>
               <w:jc w:val="center"/>
               <w:rPr>
                 <w:rFonts w:ascii="Arial" w:hAnsi="Arial" w:cs="Arial"/>
@@ -479,7 +665,7 @@
         </w:tc>
         <w:tc>
           <w:tcPr>
-            <w:tcW w:w="814" w:type="pct"/>
+            <w:tcW w:w="777" w:type="pct"/>
             <w:vMerge/>
           </w:tcPr>
           <w:p>
@@ -524,22 +710,42 @@
         </w:tc>
         <w:tc>
           <w:tcPr>
-            <w:tcW w:w="2209" w:type="pct"/>
-            <w:gridSpan w:val="3"/>
-          </w:tcPr>
-          <w:p>
-            <w:pPr>
-              <w:rPr>
-                <w:rFonts w:ascii="Arial" w:hAnsi="Arial" w:cs="Arial"/>
-                <w:sz w:val="20"/>
-                <w:szCs w:val="20"/>
-              </w:rPr>
-            </w:pPr>
-          </w:p>
-        </w:tc>
-        <w:tc>
-          <w:tcPr>
-            <w:tcW w:w="775" w:type="pct"/>
+            <w:tcW w:w="1466" w:type="pct"/>
+            <w:gridSpan w:val="2"/>
+          </w:tcPr>
+          <w:p>
+            <w:pPr>
+              <w:rPr>
+                <w:rFonts w:ascii="Arial" w:hAnsi="Arial" w:cs="Arial"/>
+                <w:b/>
+                <w:bCs/>
+                <w:sz w:val="20"/>
+                <w:szCs w:val="20"/>
+              </w:rPr>
+            </w:pPr>
+          </w:p>
+        </w:tc>
+        <w:tc>
+          <w:tcPr>
+            <w:tcW w:w="777" w:type="pct"/>
+            <w:gridSpan w:val="2"/>
+            <w:vMerge/>
+          </w:tcPr>
+          <w:p>
+            <w:pPr>
+              <w:rPr>
+                <w:rFonts w:ascii="Arial" w:hAnsi="Arial" w:cs="Arial"/>
+                <w:b/>
+                <w:bCs/>
+                <w:sz w:val="20"/>
+                <w:szCs w:val="20"/>
+              </w:rPr>
+            </w:pPr>
+          </w:p>
+        </w:tc>
+        <w:tc>
+          <w:tcPr>
+            <w:tcW w:w="777" w:type="pct"/>
             <w:gridSpan w:val="2"/>
             <w:vMerge/>
             <w:shd w:val="clear" w:color="auto" w:fill="92CDDC" w:themeFill="accent5" w:themeFillTint="99"/>
@@ -559,7 +765,7 @@
         </w:tc>
         <w:tc>
           <w:tcPr>
-            <w:tcW w:w="814" w:type="pct"/>
+            <w:tcW w:w="777" w:type="pct"/>
             <w:vMerge/>
             <w:shd w:val="clear" w:color="auto" w:fill="92CDDC" w:themeFill="accent5" w:themeFillTint="99"/>
           </w:tcPr>
@@ -607,27 +813,43 @@
         </w:tc>
         <w:tc>
           <w:tcPr>
-            <w:tcW w:w="2209" w:type="pct"/>
-            <w:gridSpan w:val="3"/>
-          </w:tcPr>
-          <w:p>
-            <w:pPr>
-              <w:rPr>
-                <w:rFonts w:ascii="Arial" w:hAnsi="Arial" w:cs="Arial"/>
-                <w:sz w:val="20"/>
-                <w:szCs w:val="20"/>
-              </w:rPr>
-            </w:pPr>
-          </w:p>
-        </w:tc>
-        <w:tc>
-          <w:tcPr>
-            <w:tcW w:w="775" w:type="pct"/>
+            <w:tcW w:w="1466" w:type="pct"/>
+            <w:gridSpan w:val="2"/>
+          </w:tcPr>
+          <w:p>
+            <w:pPr>
+              <w:rPr>
+                <w:rFonts w:ascii="Arial" w:hAnsi="Arial" w:cs="Arial"/>
+                <w:sz w:val="20"/>
+                <w:szCs w:val="20"/>
+              </w:rPr>
+            </w:pPr>
+          </w:p>
+        </w:tc>
+        <w:tc>
+          <w:tcPr>
+            <w:tcW w:w="777" w:type="pct"/>
             <w:gridSpan w:val="2"/>
             <w:vMerge/>
           </w:tcPr>
           <w:p>
             <w:pPr>
+              <w:rPr>
+                <w:rFonts w:ascii="Arial" w:hAnsi="Arial" w:cs="Arial"/>
+                <w:sz w:val="20"/>
+                <w:szCs w:val="20"/>
+              </w:rPr>
+            </w:pPr>
+          </w:p>
+        </w:tc>
+        <w:tc>
+          <w:tcPr>
+            <w:tcW w:w="777" w:type="pct"/>
+            <w:gridSpan w:val="2"/>
+            <w:vMerge/>
+          </w:tcPr>
+          <w:p>
+            <w:pPr>
               <w:jc w:val="center"/>
               <w:rPr>
                 <w:rFonts w:ascii="Arial" w:hAnsi="Arial" w:cs="Arial"/>
@@ -639,7 +861,7 @@
         </w:tc>
         <w:tc>
           <w:tcPr>
-            <w:tcW w:w="814" w:type="pct"/>
+            <w:tcW w:w="777" w:type="pct"/>
             <w:vMerge/>
           </w:tcPr>
           <w:p>
@@ -684,27 +906,43 @@
         </w:tc>
         <w:tc>
           <w:tcPr>
-            <w:tcW w:w="2209" w:type="pct"/>
-            <w:gridSpan w:val="3"/>
-          </w:tcPr>
-          <w:p>
-            <w:pPr>
-              <w:rPr>
-                <w:rFonts w:ascii="Arial" w:hAnsi="Arial" w:cs="Arial"/>
-                <w:sz w:val="20"/>
-                <w:szCs w:val="20"/>
-              </w:rPr>
-            </w:pPr>
-          </w:p>
-        </w:tc>
-        <w:tc>
-          <w:tcPr>
-            <w:tcW w:w="775" w:type="pct"/>
+            <w:tcW w:w="1466" w:type="pct"/>
+            <w:gridSpan w:val="2"/>
+          </w:tcPr>
+          <w:p>
+            <w:pPr>
+              <w:rPr>
+                <w:rFonts w:ascii="Arial" w:hAnsi="Arial" w:cs="Arial"/>
+                <w:sz w:val="20"/>
+                <w:szCs w:val="20"/>
+              </w:rPr>
+            </w:pPr>
+          </w:p>
+        </w:tc>
+        <w:tc>
+          <w:tcPr>
+            <w:tcW w:w="777" w:type="pct"/>
             <w:gridSpan w:val="2"/>
             <w:vMerge/>
           </w:tcPr>
           <w:p>
             <w:pPr>
+              <w:rPr>
+                <w:rFonts w:ascii="Arial" w:hAnsi="Arial" w:cs="Arial"/>
+                <w:sz w:val="20"/>
+                <w:szCs w:val="20"/>
+              </w:rPr>
+            </w:pPr>
+          </w:p>
+        </w:tc>
+        <w:tc>
+          <w:tcPr>
+            <w:tcW w:w="777" w:type="pct"/>
+            <w:gridSpan w:val="2"/>
+            <w:vMerge/>
+          </w:tcPr>
+          <w:p>
+            <w:pPr>
               <w:jc w:val="center"/>
               <w:rPr>
                 <w:rFonts w:ascii="Arial" w:hAnsi="Arial" w:cs="Arial"/>
@@ -716,7 +954,7 @@
         </w:tc>
         <w:tc>
           <w:tcPr>
-            <w:tcW w:w="814" w:type="pct"/>
+            <w:tcW w:w="777" w:type="pct"/>
             <w:vMerge/>
           </w:tcPr>
           <w:p>
@@ -762,13 +1000,10 @@
         <w:tc>
           <w:tcPr>
             <w:tcW w:w="3798" w:type="pct"/>
-            <w:gridSpan w:val="6"/>
-          </w:tcPr>
-          <w:p>
-            <w:pPr>
-              <w:tabs>
-                <w:tab w:val="left" w:pos="2790"/>
-              </w:tabs>
+            <w:gridSpan w:val="7"/>
+          </w:tcPr>
+          <w:p>
+            <w:pPr>
               <w:rPr>
                 <w:rFonts w:ascii="Arial" w:hAnsi="Arial" w:cs="Arial"/>
                 <w:sz w:val="20"/>
@@ -782,7 +1017,7 @@
         <w:tc>
           <w:tcPr>
             <w:tcW w:w="5000" w:type="pct"/>
-            <w:gridSpan w:val="7"/>
+            <w:gridSpan w:val="8"/>
             <w:shd w:val="clear" w:color="auto" w:fill="31849B" w:themeFill="accent5" w:themeFillShade="BF"/>
           </w:tcPr>
           <w:p>
@@ -802,7 +1037,7 @@
         <w:tc>
           <w:tcPr>
             <w:tcW w:w="5000" w:type="pct"/>
-            <w:gridSpan w:val="7"/>
+            <w:gridSpan w:val="8"/>
             <w:shd w:val="clear" w:color="auto" w:fill="92CDDC" w:themeFill="accent5" w:themeFillTint="99"/>
           </w:tcPr>
           <w:p>
@@ -855,14 +1090,14 @@
         <w:tc>
           <w:tcPr>
             <w:tcW w:w="3798" w:type="pct"/>
-            <w:gridSpan w:val="6"/>
-          </w:tcPr>
-          <w:p>
-            <w:pPr>
-              <w:rPr>
-                <w:rFonts w:ascii="Arial" w:hAnsi="Arial" w:cs="Arial"/>
-                <w:sz w:val="20"/>
-                <w:szCs w:val="20"/>
+            <w:gridSpan w:val="7"/>
+          </w:tcPr>
+          <w:p>
+            <w:pPr>
+              <w:rPr>
+                <w:rFonts w:ascii="Arial" w:hAnsi="Arial" w:cs="Arial"/>
+                <w:sz w:val="24"/>
+                <w:szCs w:val="24"/>
               </w:rPr>
             </w:pPr>
           </w:p>
@@ -895,14 +1130,14 @@
         <w:tc>
           <w:tcPr>
             <w:tcW w:w="3798" w:type="pct"/>
-            <w:gridSpan w:val="6"/>
-          </w:tcPr>
-          <w:p>
-            <w:pPr>
-              <w:rPr>
-                <w:rFonts w:ascii="Arial" w:hAnsi="Arial" w:cs="Arial"/>
-                <w:sz w:val="20"/>
-                <w:szCs w:val="20"/>
+            <w:gridSpan w:val="7"/>
+          </w:tcPr>
+          <w:p>
+            <w:pPr>
+              <w:rPr>
+                <w:rFonts w:ascii="Arial" w:hAnsi="Arial" w:cs="Arial"/>
+                <w:sz w:val="24"/>
+                <w:szCs w:val="24"/>
               </w:rPr>
             </w:pPr>
           </w:p>
@@ -935,14 +1170,14 @@
         <w:tc>
           <w:tcPr>
             <w:tcW w:w="3798" w:type="pct"/>
-            <w:gridSpan w:val="6"/>
-          </w:tcPr>
-          <w:p>
-            <w:pPr>
-              <w:rPr>
-                <w:rFonts w:ascii="Arial" w:hAnsi="Arial" w:cs="Arial"/>
-                <w:sz w:val="20"/>
-                <w:szCs w:val="20"/>
+            <w:gridSpan w:val="7"/>
+          </w:tcPr>
+          <w:p>
+            <w:pPr>
+              <w:rPr>
+                <w:rFonts w:ascii="Arial" w:hAnsi="Arial" w:cs="Arial"/>
+                <w:sz w:val="24"/>
+                <w:szCs w:val="24"/>
               </w:rPr>
             </w:pPr>
           </w:p>
@@ -975,14 +1210,14 @@
         <w:tc>
           <w:tcPr>
             <w:tcW w:w="3798" w:type="pct"/>
-            <w:gridSpan w:val="6"/>
-          </w:tcPr>
-          <w:p>
-            <w:pPr>
-              <w:rPr>
-                <w:rFonts w:ascii="Arial" w:hAnsi="Arial" w:cs="Arial"/>
-                <w:sz w:val="20"/>
-                <w:szCs w:val="20"/>
+            <w:gridSpan w:val="7"/>
+          </w:tcPr>
+          <w:p>
+            <w:pPr>
+              <w:rPr>
+                <w:rFonts w:ascii="Arial" w:hAnsi="Arial" w:cs="Arial"/>
+                <w:sz w:val="24"/>
+                <w:szCs w:val="24"/>
               </w:rPr>
             </w:pPr>
           </w:p>
@@ -1015,14 +1250,14 @@
         <w:tc>
           <w:tcPr>
             <w:tcW w:w="3798" w:type="pct"/>
-            <w:gridSpan w:val="6"/>
-          </w:tcPr>
-          <w:p>
-            <w:pPr>
-              <w:rPr>
-                <w:rFonts w:ascii="Arial" w:hAnsi="Arial" w:cs="Arial"/>
-                <w:sz w:val="20"/>
-                <w:szCs w:val="20"/>
+            <w:gridSpan w:val="7"/>
+          </w:tcPr>
+          <w:p>
+            <w:pPr>
+              <w:rPr>
+                <w:rFonts w:ascii="Arial" w:hAnsi="Arial" w:cs="Arial"/>
+                <w:sz w:val="24"/>
+                <w:szCs w:val="24"/>
               </w:rPr>
             </w:pPr>
           </w:p>
@@ -1035,7 +1270,7 @@
         <w:tc>
           <w:tcPr>
             <w:tcW w:w="5000" w:type="pct"/>
-            <w:gridSpan w:val="7"/>
+            <w:gridSpan w:val="8"/>
             <w:shd w:val="clear" w:color="auto" w:fill="92CDDC" w:themeFill="accent5" w:themeFillTint="99"/>
           </w:tcPr>
           <w:p>
@@ -1091,7 +1326,7 @@
         <w:tc>
           <w:tcPr>
             <w:tcW w:w="3798" w:type="pct"/>
-            <w:gridSpan w:val="6"/>
+            <w:gridSpan w:val="7"/>
             <w:tcBorders>
               <w:left w:val="single" w:sz="4" w:space="0" w:color="000000"/>
             </w:tcBorders>
@@ -1134,7 +1369,7 @@
         <w:tc>
           <w:tcPr>
             <w:tcW w:w="3798" w:type="pct"/>
-            <w:gridSpan w:val="6"/>
+            <w:gridSpan w:val="7"/>
           </w:tcPr>
           <w:p>
             <w:pPr>
@@ -1174,7 +1409,7 @@
         <w:tc>
           <w:tcPr>
             <w:tcW w:w="3798" w:type="pct"/>
-            <w:gridSpan w:val="6"/>
+            <w:gridSpan w:val="7"/>
           </w:tcPr>
           <w:p>
             <w:pPr>
@@ -1214,7 +1449,7 @@
         <w:tc>
           <w:tcPr>
             <w:tcW w:w="3798" w:type="pct"/>
-            <w:gridSpan w:val="6"/>
+            <w:gridSpan w:val="7"/>
           </w:tcPr>
           <w:p>
             <w:pPr>
@@ -1254,7 +1489,7 @@
         <w:tc>
           <w:tcPr>
             <w:tcW w:w="3798" w:type="pct"/>
-            <w:gridSpan w:val="6"/>
+            <w:gridSpan w:val="7"/>
           </w:tcPr>
           <w:p>
             <w:pPr>
@@ -1271,7 +1506,7 @@
         <w:tc>
           <w:tcPr>
             <w:tcW w:w="5000" w:type="pct"/>
-            <w:gridSpan w:val="7"/>
+            <w:gridSpan w:val="8"/>
             <w:shd w:val="clear" w:color="auto" w:fill="B6DDE8" w:themeFill="accent5" w:themeFillTint="66"/>
           </w:tcPr>
           <w:p>
@@ -1360,13 +1595,14 @@
                 <w:sz w:val="20"/>
                 <w:szCs w:val="20"/>
               </w:rPr>
-              <w:t>Kehadiran dan Sikap</w:t>
+              <w:t>Interaksi</w:t>
             </w:r>
           </w:p>
         </w:tc>
         <w:tc>
           <w:tcPr>
             <w:tcW w:w="950" w:type="pct"/>
+            <w:gridSpan w:val="2"/>
           </w:tcPr>
           <w:p>
             <w:pPr>
@@ -1427,7 +1663,7 @@
         </w:tc>
         <w:tc>
           <w:tcPr>
-            <w:tcW w:w="950" w:type="pct"/>
+            <w:tcW w:w="949" w:type="pct"/>
             <w:gridSpan w:val="2"/>
           </w:tcPr>
           <w:p>
@@ -1500,23 +1736,8 @@
                 <w:sz w:val="20"/>
                 <w:szCs w:val="20"/>
               </w:rPr>
-              <w:t>v</w:t>
-            </w:r>
-          </w:p>
-        </w:tc>
-        <w:tc>
-          <w:tcPr>
-            <w:tcW w:w="950" w:type="pct"/>
-          </w:tcPr>
-          <w:p>
-            <w:pPr>
-              <w:jc w:val="center"/>
-              <w:rPr>
-                <w:rFonts w:ascii="Arial" w:hAnsi="Arial" w:cs="Arial"/>
-                <w:sz w:val="20"/>
-                <w:szCs w:val="20"/>
-              </w:rPr>
-            </w:pPr>
+              <w:t>10</w:t>
+            </w:r>
           </w:p>
         </w:tc>
         <w:tc>
@@ -1551,6 +1772,22 @@
             </w:pPr>
           </w:p>
         </w:tc>
+        <w:tc>
+          <w:tcPr>
+            <w:tcW w:w="949" w:type="pct"/>
+            <w:gridSpan w:val="2"/>
+          </w:tcPr>
+          <w:p>
+            <w:pPr>
+              <w:jc w:val="center"/>
+              <w:rPr>
+                <w:rFonts w:ascii="Arial" w:hAnsi="Arial" w:cs="Arial"/>
+                <w:sz w:val="20"/>
+                <w:szCs w:val="20"/>
+              </w:rPr>
+            </w:pPr>
+          </w:p>
+        </w:tc>
       </w:tr>
       <w:tr>
         <w:tc>
@@ -1595,30 +1832,7 @@
                 <w:sz w:val="20"/>
                 <w:szCs w:val="20"/>
               </w:rPr>
-              <w:t>v</w:t>
-            </w:r>
-          </w:p>
-        </w:tc>
-        <w:tc>
-          <w:tcPr>
-            <w:tcW w:w="950" w:type="pct"/>
-          </w:tcPr>
-          <w:p>
-            <w:pPr>
-              <w:jc w:val="center"/>
-              <w:rPr>
-                <w:rFonts w:ascii="Arial" w:hAnsi="Arial" w:cs="Arial"/>
-                <w:sz w:val="20"/>
-                <w:szCs w:val="20"/>
-              </w:rPr>
-            </w:pPr>
-            <w:r>
-              <w:rPr>
-                <w:rFonts w:ascii="Arial" w:hAnsi="Arial" w:cs="Arial"/>
-                <w:sz w:val="20"/>
-                <w:szCs w:val="20"/>
-              </w:rPr>
-              <w:t>v</w:t>
+              <w:t>10</w:t>
             </w:r>
           </w:p>
         </w:tc>
@@ -1652,6 +1866,30 @@
                 <w:szCs w:val="20"/>
               </w:rPr>
             </w:pPr>
+            <w:r>
+              <w:rPr>
+                <w:rFonts w:ascii="Arial" w:hAnsi="Arial" w:cs="Arial"/>
+                <w:sz w:val="20"/>
+                <w:szCs w:val="20"/>
+              </w:rPr>
+              <w:t>10</w:t>
+            </w:r>
+          </w:p>
+        </w:tc>
+        <w:tc>
+          <w:tcPr>
+            <w:tcW w:w="949" w:type="pct"/>
+            <w:gridSpan w:val="2"/>
+          </w:tcPr>
+          <w:p>
+            <w:pPr>
+              <w:jc w:val="center"/>
+              <w:rPr>
+                <w:rFonts w:ascii="Arial" w:hAnsi="Arial" w:cs="Arial"/>
+                <w:sz w:val="20"/>
+                <w:szCs w:val="20"/>
+              </w:rPr>
+            </w:pPr>
           </w:p>
         </w:tc>
       </w:tr>
@@ -1698,23 +1936,8 @@
                 <w:sz w:val="20"/>
                 <w:szCs w:val="20"/>
               </w:rPr>
-              <w:t>v</w:t>
-            </w:r>
-          </w:p>
-        </w:tc>
-        <w:tc>
-          <w:tcPr>
-            <w:tcW w:w="950" w:type="pct"/>
-          </w:tcPr>
-          <w:p>
-            <w:pPr>
-              <w:jc w:val="center"/>
-              <w:rPr>
-                <w:rFonts w:ascii="Arial" w:hAnsi="Arial" w:cs="Arial"/>
-                <w:sz w:val="20"/>
-                <w:szCs w:val="20"/>
-              </w:rPr>
-            </w:pPr>
+              <w:t>10</w:t>
+            </w:r>
           </w:p>
         </w:tc>
         <w:tc>
@@ -1737,7 +1960,7 @@
                 <w:sz w:val="20"/>
                 <w:szCs w:val="20"/>
               </w:rPr>
-              <w:t>v</w:t>
+              <w:t>10</w:t>
             </w:r>
           </w:p>
         </w:tc>
@@ -1757,6 +1980,22 @@
             </w:pPr>
           </w:p>
         </w:tc>
+        <w:tc>
+          <w:tcPr>
+            <w:tcW w:w="949" w:type="pct"/>
+            <w:gridSpan w:val="2"/>
+          </w:tcPr>
+          <w:p>
+            <w:pPr>
+              <w:jc w:val="center"/>
+              <w:rPr>
+                <w:rFonts w:ascii="Arial" w:hAnsi="Arial" w:cs="Arial"/>
+                <w:sz w:val="20"/>
+                <w:szCs w:val="20"/>
+              </w:rPr>
+            </w:pPr>
+          </w:p>
+        </w:tc>
       </w:tr>
       <w:tr>
         <w:tc>
@@ -1800,6 +2039,7 @@
         <w:tc>
           <w:tcPr>
             <w:tcW w:w="950" w:type="pct"/>
+            <w:gridSpan w:val="2"/>
           </w:tcPr>
           <w:p>
             <w:pPr>
@@ -1810,6 +2050,14 @@
                 <w:szCs w:val="20"/>
               </w:rPr>
             </w:pPr>
+            <w:r>
+              <w:rPr>
+                <w:rFonts w:ascii="Arial" w:hAnsi="Arial" w:cs="Arial"/>
+                <w:sz w:val="20"/>
+                <w:szCs w:val="20"/>
+              </w:rPr>
+              <w:t>10</w:t>
+            </w:r>
           </w:p>
         </w:tc>
         <w:tc>
@@ -1830,6 +2078,62 @@
         </w:tc>
         <w:tc>
           <w:tcPr>
+            <w:tcW w:w="949" w:type="pct"/>
+            <w:gridSpan w:val="2"/>
+          </w:tcPr>
+          <w:p>
+            <w:pPr>
+              <w:jc w:val="center"/>
+              <w:rPr>
+                <w:rFonts w:ascii="Arial" w:hAnsi="Arial" w:cs="Arial"/>
+                <w:sz w:val="20"/>
+                <w:szCs w:val="20"/>
+              </w:rPr>
+            </w:pPr>
+          </w:p>
+        </w:tc>
+      </w:tr>
+      <w:tr>
+        <w:tc>
+          <w:tcPr>
+            <w:tcW w:w="1202" w:type="pct"/>
+          </w:tcPr>
+          <w:p>
+            <w:pPr>
+              <w:spacing w:line="276" w:lineRule="auto"/>
+              <w:rPr>
+                <w:rFonts w:ascii="Arial" w:hAnsi="Arial" w:cs="Arial"/>
+                <w:sz w:val="20"/>
+                <w:szCs w:val="20"/>
+              </w:rPr>
+            </w:pPr>
+            <w:r>
+              <w:rPr>
+                <w:rFonts w:ascii="Arial" w:hAnsi="Arial" w:cs="Arial"/>
+                <w:sz w:val="20"/>
+                <w:szCs w:val="20"/>
+              </w:rPr>
+              <w:t>CPMK 5</w:t>
+            </w:r>
+          </w:p>
+        </w:tc>
+        <w:tc>
+          <w:tcPr>
+            <w:tcW w:w="949" w:type="pct"/>
+          </w:tcPr>
+          <w:p>
+            <w:pPr>
+              <w:jc w:val="center"/>
+              <w:rPr>
+                <w:rFonts w:ascii="Arial" w:hAnsi="Arial" w:cs="Arial"/>
+                <w:sz w:val="20"/>
+                <w:szCs w:val="20"/>
+              </w:rPr>
+            </w:pPr>
+          </w:p>
+        </w:tc>
+        <w:tc>
+          <w:tcPr>
             <w:tcW w:w="950" w:type="pct"/>
             <w:gridSpan w:val="2"/>
           </w:tcPr>
@@ -1842,13 +2146,53 @@
                 <w:szCs w:val="20"/>
               </w:rPr>
             </w:pPr>
-            <w:r>
-              <w:rPr>
-                <w:rFonts w:ascii="Arial" w:hAnsi="Arial" w:cs="Arial"/>
-                <w:sz w:val="20"/>
-                <w:szCs w:val="20"/>
-              </w:rPr>
-              <w:t>v</w:t>
+          </w:p>
+        </w:tc>
+        <w:tc>
+          <w:tcPr>
+            <w:tcW w:w="950" w:type="pct"/>
+            <w:gridSpan w:val="2"/>
+          </w:tcPr>
+          <w:p>
+            <w:pPr>
+              <w:jc w:val="center"/>
+              <w:rPr>
+                <w:rFonts w:ascii="Arial" w:hAnsi="Arial" w:cs="Arial"/>
+                <w:sz w:val="20"/>
+                <w:szCs w:val="20"/>
+              </w:rPr>
+            </w:pPr>
+            <w:r>
+              <w:rPr>
+                <w:rFonts w:ascii="Arial" w:hAnsi="Arial" w:cs="Arial"/>
+                <w:sz w:val="20"/>
+                <w:szCs w:val="20"/>
+              </w:rPr>
+              <w:t>10</w:t>
+            </w:r>
+          </w:p>
+        </w:tc>
+        <w:tc>
+          <w:tcPr>
+            <w:tcW w:w="949" w:type="pct"/>
+            <w:gridSpan w:val="2"/>
+          </w:tcPr>
+          <w:p>
+            <w:pPr>
+              <w:jc w:val="center"/>
+              <w:rPr>
+                <w:rFonts w:ascii="Arial" w:hAnsi="Arial" w:cs="Arial"/>
+                <w:sz w:val="20"/>
+                <w:szCs w:val="20"/>
+              </w:rPr>
+            </w:pPr>
+            <w:r>
+              <w:rPr>
+                <w:rFonts w:ascii="Arial" w:hAnsi="Arial" w:cs="Arial"/>
+                <w:sz w:val="20"/>
+                <w:szCs w:val="20"/>
+              </w:rPr>
+              <w:t>30</w:t>
             </w:r>
           </w:p>
         </w:tc>
@@ -1860,20 +2204,23 @@
           </w:tcPr>
           <w:p>
             <w:pPr>
-              <w:spacing w:line="276" w:lineRule="auto"/>
-              <w:rPr>
-                <w:rFonts w:ascii="Arial" w:hAnsi="Arial" w:cs="Arial"/>
-                <w:sz w:val="20"/>
-                <w:szCs w:val="20"/>
-              </w:rPr>
-            </w:pPr>
-            <w:r>
-              <w:rPr>
-                <w:rFonts w:ascii="Arial" w:hAnsi="Arial" w:cs="Arial"/>
-                <w:sz w:val="20"/>
-                <w:szCs w:val="20"/>
-              </w:rPr>
-              <w:t>CPMK 5</w:t>
+              <w:rPr>
+                <w:rFonts w:ascii="Arial" w:hAnsi="Arial" w:cs="Arial"/>
+                <w:b/>
+                <w:bCs/>
+                <w:sz w:val="20"/>
+                <w:szCs w:val="20"/>
+              </w:rPr>
+            </w:pPr>
+            <w:r>
+              <w:rPr>
+                <w:rFonts w:ascii="Arial" w:hAnsi="Arial" w:cs="Arial"/>
+                <w:b/>
+                <w:bCs/>
+                <w:sz w:val="20"/>
+                <w:szCs w:val="20"/>
+              </w:rPr>
+              <w:t>Bobot Nilai</w:t>
             </w:r>
           </w:p>
         </w:tc>
@@ -1886,25 +2233,22 @@
               <w:jc w:val="center"/>
               <w:rPr>
                 <w:rFonts w:ascii="Arial" w:hAnsi="Arial" w:cs="Arial"/>
-                <w:sz w:val="20"/>
-                <w:szCs w:val="20"/>
-              </w:rPr>
-            </w:pPr>
-          </w:p>
-        </w:tc>
-        <w:tc>
-          <w:tcPr>
-            <w:tcW w:w="950" w:type="pct"/>
-          </w:tcPr>
-          <w:p>
-            <w:pPr>
-              <w:jc w:val="center"/>
-              <w:rPr>
-                <w:rFonts w:ascii="Arial" w:hAnsi="Arial" w:cs="Arial"/>
-                <w:sz w:val="20"/>
-                <w:szCs w:val="20"/>
-              </w:rPr>
-            </w:pPr>
+                <w:b/>
+                <w:bCs/>
+                <w:sz w:val="20"/>
+                <w:szCs w:val="20"/>
+              </w:rPr>
+            </w:pPr>
+            <w:r>
+              <w:rPr>
+                <w:rFonts w:ascii="Arial" w:hAnsi="Arial" w:cs="Arial"/>
+                <w:b/>
+                <w:bCs/>
+                <w:sz w:val="20"/>
+                <w:szCs w:val="20"/>
+              </w:rPr>
+              <w:t>30%</w:t>
+            </w:r>
           </w:p>
         </w:tc>
         <w:tc>
@@ -1917,10 +2261,22 @@
               <w:jc w:val="center"/>
               <w:rPr>
                 <w:rFonts w:ascii="Arial" w:hAnsi="Arial" w:cs="Arial"/>
-                <w:sz w:val="20"/>
-                <w:szCs w:val="20"/>
-              </w:rPr>
-            </w:pPr>
+                <w:b/>
+                <w:bCs/>
+                <w:sz w:val="20"/>
+                <w:szCs w:val="20"/>
+              </w:rPr>
+            </w:pPr>
+            <w:r>
+              <w:rPr>
+                <w:rFonts w:ascii="Arial" w:hAnsi="Arial" w:cs="Arial"/>
+                <w:b/>
+                <w:bCs/>
+                <w:sz w:val="20"/>
+                <w:szCs w:val="20"/>
+              </w:rPr>
+              <w:t>20%</w:t>
+            </w:r>
           </w:p>
         </w:tc>
         <w:tc>
@@ -1933,17 +2289,59 @@
               <w:jc w:val="center"/>
               <w:rPr>
                 <w:rFonts w:ascii="Arial" w:hAnsi="Arial" w:cs="Arial"/>
-                <w:sz w:val="20"/>
-                <w:szCs w:val="20"/>
-              </w:rPr>
-            </w:pPr>
-            <w:r>
-              <w:rPr>
-                <w:rFonts w:ascii="Arial" w:hAnsi="Arial" w:cs="Arial"/>
-                <w:sz w:val="20"/>
-                <w:szCs w:val="20"/>
-              </w:rPr>
-              <w:t>v</w:t>
+                <w:b/>
+                <w:bCs/>
+                <w:sz w:val="20"/>
+                <w:szCs w:val="20"/>
+              </w:rPr>
+            </w:pPr>
+            <w:r>
+              <w:rPr>
+                <w:rFonts w:ascii="Arial" w:hAnsi="Arial" w:cs="Arial"/>
+                <w:b/>
+                <w:bCs/>
+                <w:sz w:val="20"/>
+                <w:szCs w:val="20"/>
+              </w:rPr>
+              <w:t>20%</w:t>
+            </w:r>
+          </w:p>
+        </w:tc>
+        <w:tc>
+          <w:tcPr>
+            <w:tcW w:w="949" w:type="pct"/>
+            <w:gridSpan w:val="2"/>
+          </w:tcPr>
+          <w:p>
+            <w:pPr>
+              <w:jc w:val="center"/>
+              <w:rPr>
+                <w:rFonts w:ascii="Arial" w:hAnsi="Arial" w:cs="Arial"/>
+                <w:b/>
+                <w:bCs/>
+                <w:sz w:val="20"/>
+                <w:szCs w:val="20"/>
+              </w:rPr>
+            </w:pPr>
+            <w:r>
+              <w:rPr>
+                <w:rFonts w:ascii="Arial" w:hAnsi="Arial" w:cs="Arial"/>
+                <w:b/>
+                <w:bCs/>
+                <w:sz w:val="20"/>
+                <w:szCs w:val="20"/>
+              </w:rPr>
+              <w:t>3</w:t>
+            </w:r>
+            <w:r>
+              <w:rPr>
+                <w:rFonts w:ascii="Arial" w:hAnsi="Arial" w:cs="Arial"/>
+                <w:b/>
+                <w:bCs/>
+                <w:sz w:val="20"/>
+                <w:szCs w:val="20"/>
+              </w:rPr>
+              <w:t>0%</w:t>
             </w:r>
           </w:p>
         </w:tc>
@@ -1951,157 +2349,90 @@
       <w:tr>
         <w:tc>
           <w:tcPr>
-            <w:tcW w:w="1202" w:type="pct"/>
-          </w:tcPr>
-          <w:p>
-            <w:pPr>
-              <w:rPr>
-                <w:rFonts w:ascii="Arial" w:hAnsi="Arial" w:cs="Arial"/>
-                <w:b/>
-                <w:bCs/>
-                <w:sz w:val="20"/>
-                <w:szCs w:val="20"/>
-              </w:rPr>
-            </w:pPr>
-            <w:r>
-              <w:rPr>
-                <w:rFonts w:ascii="Arial" w:hAnsi="Arial" w:cs="Arial"/>
-                <w:b/>
-                <w:bCs/>
-                <w:sz w:val="20"/>
-                <w:szCs w:val="20"/>
-              </w:rPr>
-              <w:t>Bobot Nilai</w:t>
-            </w:r>
-          </w:p>
-        </w:tc>
-        <w:tc>
-          <w:tcPr>
-            <w:tcW w:w="949" w:type="pct"/>
+            <w:tcW w:w="5000" w:type="pct"/>
+            <w:gridSpan w:val="8"/>
+            <w:shd w:val="clear" w:color="auto" w:fill="31849B" w:themeFill="accent5" w:themeFillShade="BF"/>
           </w:tcPr>
           <w:p>
             <w:pPr>
               <w:jc w:val="center"/>
               <w:rPr>
                 <w:rFonts w:ascii="Arial" w:hAnsi="Arial" w:cs="Arial"/>
-                <w:b/>
-                <w:bCs/>
-                <w:sz w:val="20"/>
-                <w:szCs w:val="20"/>
-              </w:rPr>
-            </w:pPr>
-            <w:r>
-              <w:rPr>
-                <w:rFonts w:ascii="Arial" w:hAnsi="Arial" w:cs="Arial"/>
-                <w:b/>
-                <w:bCs/>
-                <w:sz w:val="20"/>
-                <w:szCs w:val="20"/>
-              </w:rPr>
-              <w:t>30%</w:t>
-            </w:r>
-          </w:p>
-        </w:tc>
-        <w:tc>
-          <w:tcPr>
-            <w:tcW w:w="950" w:type="pct"/>
-          </w:tcPr>
-          <w:p>
-            <w:pPr>
-              <w:jc w:val="center"/>
-              <w:rPr>
-                <w:rFonts w:ascii="Arial" w:hAnsi="Arial" w:cs="Arial"/>
-                <w:b/>
-                <w:bCs/>
-                <w:sz w:val="20"/>
-                <w:szCs w:val="20"/>
-              </w:rPr>
-            </w:pPr>
-            <w:r>
-              <w:rPr>
-                <w:rFonts w:ascii="Arial" w:hAnsi="Arial" w:cs="Arial"/>
-                <w:b/>
-                <w:bCs/>
-                <w:sz w:val="20"/>
-                <w:szCs w:val="20"/>
-              </w:rPr>
-              <w:t>20%</w:t>
-            </w:r>
-          </w:p>
-        </w:tc>
-        <w:tc>
-          <w:tcPr>
-            <w:tcW w:w="950" w:type="pct"/>
-            <w:gridSpan w:val="2"/>
-          </w:tcPr>
-          <w:p>
-            <w:pPr>
-              <w:jc w:val="center"/>
-              <w:rPr>
-                <w:rFonts w:ascii="Arial" w:hAnsi="Arial" w:cs="Arial"/>
-                <w:b/>
-                <w:bCs/>
-                <w:sz w:val="20"/>
-                <w:szCs w:val="20"/>
-              </w:rPr>
-            </w:pPr>
-            <w:r>
-              <w:rPr>
-                <w:rFonts w:ascii="Arial" w:hAnsi="Arial" w:cs="Arial"/>
-                <w:b/>
-                <w:bCs/>
-                <w:sz w:val="20"/>
-                <w:szCs w:val="20"/>
-              </w:rPr>
-              <w:t>20%</w:t>
-            </w:r>
-          </w:p>
-        </w:tc>
-        <w:tc>
-          <w:tcPr>
-            <w:tcW w:w="950" w:type="pct"/>
-            <w:gridSpan w:val="2"/>
-          </w:tcPr>
-          <w:p>
-            <w:pPr>
-              <w:jc w:val="center"/>
-              <w:rPr>
-                <w:rFonts w:ascii="Arial" w:hAnsi="Arial" w:cs="Arial"/>
-                <w:b/>
-                <w:bCs/>
-                <w:sz w:val="20"/>
-                <w:szCs w:val="20"/>
-              </w:rPr>
-            </w:pPr>
-            <w:r>
-              <w:rPr>
-                <w:rFonts w:ascii="Arial" w:hAnsi="Arial" w:cs="Arial"/>
-                <w:b/>
-                <w:bCs/>
-                <w:sz w:val="20"/>
-                <w:szCs w:val="20"/>
-              </w:rPr>
-              <w:t>20%</w:t>
-            </w:r>
+                <w:sz w:val="20"/>
+                <w:szCs w:val="20"/>
+              </w:rPr>
+            </w:pPr>
           </w:p>
         </w:tc>
       </w:tr>
       <w:tr>
         <w:tc>
           <w:tcPr>
-            <w:tcW w:w="5000" w:type="pct"/>
+            <w:tcW w:w="1202" w:type="pct"/>
+          </w:tcPr>
+          <w:p>
+            <w:pPr>
+              <w:rPr>
+                <w:rFonts w:ascii="Arial" w:hAnsi="Arial" w:cs="Arial"/>
+                <w:b/>
+                <w:bCs/>
+                <w:sz w:val="20"/>
+                <w:szCs w:val="20"/>
+              </w:rPr>
+            </w:pPr>
+            <w:r>
+              <w:rPr>
+                <w:rFonts w:ascii="Arial" w:hAnsi="Arial" w:cs="Arial"/>
+                <w:b/>
+                <w:bCs/>
+                <w:sz w:val="20"/>
+                <w:szCs w:val="20"/>
+              </w:rPr>
+              <w:t>Level penggunaan AI</w:t>
+            </w:r>
+          </w:p>
+        </w:tc>
+        <w:tc>
+          <w:tcPr>
+            <w:tcW w:w="3798" w:type="pct"/>
             <w:gridSpan w:val="7"/>
-            <w:shd w:val="clear" w:color="auto" w:fill="31849B" w:themeFill="accent5" w:themeFillShade="BF"/>
-          </w:tcPr>
-          <w:p>
-            <w:pPr>
-              <w:jc w:val="center"/>
-              <w:rPr>
-                <w:rFonts w:ascii="Arial" w:hAnsi="Arial" w:cs="Arial"/>
-                <w:sz w:val="20"/>
-                <w:szCs w:val="20"/>
-              </w:rPr>
-            </w:pPr>
+          </w:tcPr>
+          <w:p>
+            <w:pPr>
+              <w:jc w:val="both"/>
+              <w:rPr>
+                <w:rFonts w:ascii="Arial" w:hAnsi="Arial" w:cs="Arial"/>
+                <w:sz w:val="20"/>
+                <w:szCs w:val="20"/>
+              </w:rPr>
+            </w:pPr>
+            <w:r>
+              <w:rPr>
+                <w:rFonts w:ascii="Arial" w:hAnsi="Arial" w:cs="Arial"/>
+                <w:sz w:val="20"/>
+                <w:szCs w:val="20"/>
+              </w:rPr>
+              <w:t>(Tanpa AI/Assisted AI/Free AI)</w:t>
+            </w:r>
+          </w:p>
+          <w:p>
+            <w:pPr>
+              <w:jc w:val="both"/>
+              <w:rPr>
+                <w:rFonts w:ascii="Arial" w:hAnsi="Arial" w:cs="Arial"/>
+                <w:sz w:val="20"/>
+                <w:szCs w:val="20"/>
+              </w:rPr>
+            </w:pPr>
+            <w:r>
+              <w:rPr>
+                <w:rFonts w:ascii="Arial" w:hAnsi="Arial" w:cs="Arial"/>
+                <w:sz w:val="20"/>
+                <w:szCs w:val="20"/>
+              </w:rPr>
+              <w:lastRenderedPageBreak/>
+              <w:t>(Deskripsi)</w:t>
+            </w:r>
           </w:p>
         </w:tc>
       </w:tr>
@@ -2129,6 +2460,7 @@
                 <w:sz w:val="20"/>
                 <w:szCs w:val="20"/>
               </w:rPr>
+              <w:lastRenderedPageBreak/>
               <w:t>Daftar Pustaka</w:t>
             </w:r>
           </w:p>
@@ -2151,7 +2483,6 @@
                 <w:sz w:val="20"/>
                 <w:szCs w:val="20"/>
               </w:rPr>
-              <w:lastRenderedPageBreak/>
               <w:t>(Tautan materi/buku jika tersedia online)</w:t>
             </w:r>
           </w:p>
@@ -2159,10 +2490,11 @@
         <w:tc>
           <w:tcPr>
             <w:tcW w:w="3798" w:type="pct"/>
-            <w:gridSpan w:val="6"/>
-          </w:tcPr>
-          <w:p>
-            <w:pPr>
+            <w:gridSpan w:val="7"/>
+          </w:tcPr>
+          <w:p>
+            <w:pPr>
+              <w:jc w:val="both"/>
               <w:rPr>
                 <w:rFonts w:ascii="Arial" w:hAnsi="Arial" w:cs="Arial"/>
                 <w:sz w:val="20"/>
@@ -2250,49 +2582,15 @@
                 <w:lang w:val="en-US"/>
               </w:rPr>
             </w:pPr>
-            <w:proofErr w:type="spellStart"/>
-            <w:r>
-              <w:rPr>
-                <w:rFonts w:ascii="Arial" w:hAnsi="Arial" w:cs="Arial"/>
-                <w:b/>
-                <w:sz w:val="20"/>
-                <w:szCs w:val="20"/>
-                <w:lang w:val="en-US"/>
-              </w:rPr>
-              <w:t>Minggu</w:t>
-            </w:r>
-            <w:proofErr w:type="spellEnd"/>
-            <w:r>
-              <w:rPr>
-                <w:rFonts w:ascii="Arial" w:hAnsi="Arial" w:cs="Arial"/>
-                <w:b/>
-                <w:sz w:val="20"/>
-                <w:szCs w:val="20"/>
-                <w:lang w:val="en-US"/>
-              </w:rPr>
-              <w:t xml:space="preserve"> </w:t>
-            </w:r>
-            <w:proofErr w:type="spellStart"/>
-            <w:r>
-              <w:rPr>
-                <w:rFonts w:ascii="Arial" w:hAnsi="Arial" w:cs="Arial"/>
-                <w:b/>
-                <w:sz w:val="20"/>
-                <w:szCs w:val="20"/>
-                <w:lang w:val="en-US"/>
-              </w:rPr>
-              <w:t>ke</w:t>
-            </w:r>
-            <w:proofErr w:type="spellEnd"/>
-            <w:r>
-              <w:rPr>
-                <w:rFonts w:ascii="Arial" w:hAnsi="Arial" w:cs="Arial"/>
-                <w:b/>
-                <w:sz w:val="20"/>
-                <w:szCs w:val="20"/>
-                <w:lang w:val="en-US"/>
-              </w:rPr>
-              <w:t>-</w:t>
+            <w:r>
+              <w:rPr>
+                <w:rFonts w:ascii="Arial" w:hAnsi="Arial" w:cs="Arial"/>
+                <w:b/>
+                <w:sz w:val="20"/>
+                <w:szCs w:val="20"/>
+                <w:lang w:val="en-US"/>
+              </w:rPr>
+              <w:t>Minggu ke-</w:t>
             </w:r>
           </w:p>
         </w:tc>
@@ -2412,7 +2710,6 @@
                 <w:lang w:val="en-US"/>
               </w:rPr>
             </w:pPr>
-            <w:proofErr w:type="spellStart"/>
             <w:r>
               <w:rPr>
                 <w:rFonts w:ascii="Arial" w:hAnsi="Arial" w:cs="Arial"/>
@@ -2423,7 +2720,6 @@
               </w:rPr>
               <w:t>Penilaian</w:t>
             </w:r>
-            <w:proofErr w:type="spellEnd"/>
           </w:p>
         </w:tc>
         <w:tc>
@@ -2449,50 +2745,26 @@
                 <w:lang w:val="en-US"/>
               </w:rPr>
             </w:pPr>
-            <w:proofErr w:type="spellStart"/>
-            <w:r>
-              <w:rPr>
-                <w:rFonts w:ascii="Arial" w:hAnsi="Arial" w:cs="Arial"/>
-                <w:b/>
-                <w:sz w:val="20"/>
-                <w:szCs w:val="20"/>
-                <w:lang w:val="en-US"/>
-              </w:rPr>
-              <w:t>Bentuk</w:t>
-            </w:r>
-            <w:proofErr w:type="spellEnd"/>
-            <w:r>
-              <w:rPr>
-                <w:rFonts w:ascii="Arial" w:hAnsi="Arial" w:cs="Arial"/>
-                <w:b/>
-                <w:sz w:val="20"/>
-                <w:szCs w:val="20"/>
-                <w:lang w:val="en-US"/>
-              </w:rPr>
-              <w:t xml:space="preserve"> dan </w:t>
-            </w:r>
-            <w:r>
-              <w:rPr>
-                <w:rFonts w:ascii="Arial" w:hAnsi="Arial" w:cs="Arial"/>
-                <w:b/>
-                <w:sz w:val="20"/>
-                <w:szCs w:val="20"/>
-                <w:lang w:val="en-US"/>
-              </w:rPr>
-              <w:t xml:space="preserve">Metode </w:t>
-            </w:r>
-            <w:proofErr w:type="spellStart"/>
-            <w:r>
-              <w:rPr>
-                <w:rFonts w:ascii="Arial" w:hAnsi="Arial" w:cs="Arial"/>
-                <w:b/>
-                <w:sz w:val="20"/>
-                <w:szCs w:val="20"/>
-                <w:lang w:val="en-US"/>
-              </w:rPr>
-              <w:t>Pembelajaran</w:t>
-            </w:r>
-            <w:proofErr w:type="spellEnd"/>
+            <w:r>
+              <w:rPr>
+                <w:rFonts w:ascii="Arial" w:hAnsi="Arial" w:cs="Arial"/>
+                <w:b/>
+                <w:sz w:val="20"/>
+                <w:szCs w:val="20"/>
+                <w:lang w:val="en-US"/>
+              </w:rPr>
+              <w:t xml:space="preserve">Bentuk dan </w:t>
+            </w:r>
+            <w:r>
+              <w:rPr>
+                <w:rFonts w:ascii="Arial" w:hAnsi="Arial" w:cs="Arial"/>
+                <w:b/>
+                <w:sz w:val="20"/>
+                <w:szCs w:val="20"/>
+                <w:lang w:val="en-US"/>
+              </w:rPr>
+              <w:t>Metode Pembelajaran</w:t>
+            </w:r>
           </w:p>
           <w:p>
             <w:pPr>
@@ -2560,20 +2832,8 @@
                 <w:szCs w:val="20"/>
                 <w:lang w:val="en-US"/>
               </w:rPr>
-              <w:t xml:space="preserve">Materi </w:t>
-            </w:r>
-            <w:proofErr w:type="spellStart"/>
-            <w:r>
-              <w:rPr>
-                <w:rFonts w:ascii="Arial" w:hAnsi="Arial" w:cs="Arial"/>
-                <w:b/>
-                <w:sz w:val="20"/>
-                <w:szCs w:val="20"/>
-                <w:lang w:val="en-US"/>
-              </w:rPr>
-              <w:t>Pembelajaran</w:t>
-            </w:r>
-            <w:proofErr w:type="spellEnd"/>
+              <w:t>Materi Pembelajaran</w:t>
+            </w:r>
           </w:p>
         </w:tc>
       </w:tr>
@@ -2715,40 +2975,16 @@
                 <w:lang w:val="en-US"/>
               </w:rPr>
             </w:pPr>
-            <w:proofErr w:type="spellStart"/>
-            <w:r>
-              <w:rPr>
-                <w:rFonts w:ascii="Arial" w:hAnsi="Arial" w:cs="Arial"/>
-                <w:b/>
-                <w:sz w:val="20"/>
-                <w:szCs w:val="20"/>
-                <w:lang w:val="en-US"/>
-              </w:rPr>
-              <w:t>Bentuk</w:t>
-            </w:r>
-            <w:proofErr w:type="spellEnd"/>
-            <w:r>
-              <w:rPr>
-                <w:rFonts w:ascii="Arial" w:hAnsi="Arial" w:cs="Arial"/>
-                <w:b/>
-                <w:sz w:val="20"/>
-                <w:szCs w:val="20"/>
-                <w:lang w:val="en-US"/>
-              </w:rPr>
-              <w:t xml:space="preserve"> </w:t>
-            </w:r>
-            <w:proofErr w:type="spellStart"/>
-            <w:r>
-              <w:rPr>
-                <w:rFonts w:ascii="Arial" w:hAnsi="Arial" w:cs="Arial"/>
-                <w:b/>
-                <w:sz w:val="20"/>
-                <w:szCs w:val="20"/>
-                <w:lang w:val="en-US"/>
-              </w:rPr>
-              <w:t>Asesmen</w:t>
-            </w:r>
-            <w:proofErr w:type="spellEnd"/>
+            <w:r>
+              <w:rPr>
+                <w:rFonts w:ascii="Arial" w:hAnsi="Arial" w:cs="Arial"/>
+                <w:b/>
+                <w:sz w:val="20"/>
+                <w:szCs w:val="20"/>
+                <w:lang w:val="en-US"/>
+              </w:rPr>
+              <w:t>Bentuk Asesmen</w:t>
+            </w:r>
             <w:r>
               <w:rPr>
                 <w:rFonts w:ascii="Arial" w:hAnsi="Arial" w:cs="Arial"/>
@@ -2759,7 +2995,6 @@
               </w:rPr>
               <w:t>/</w:t>
             </w:r>
-            <w:proofErr w:type="spellStart"/>
             <w:r>
               <w:rPr>
                 <w:rFonts w:ascii="Arial" w:hAnsi="Arial" w:cs="Arial"/>
@@ -2770,7 +3005,6 @@
               </w:rPr>
               <w:t>Penilaian</w:t>
             </w:r>
-            <w:proofErr w:type="spellEnd"/>
           </w:p>
         </w:tc>
         <w:tc>
@@ -2954,55 +3188,14 @@
                 <w:lang w:val="en-US"/>
               </w:rPr>
             </w:pPr>
-            <w:proofErr w:type="spellStart"/>
-            <w:r>
-              <w:rPr>
-                <w:rFonts w:ascii="Arial" w:hAnsi="Arial" w:cs="Arial"/>
-                <w:sz w:val="20"/>
-                <w:szCs w:val="20"/>
-                <w:lang w:val="en-US"/>
-              </w:rPr>
-              <w:t>Dapat</w:t>
-            </w:r>
-            <w:proofErr w:type="spellEnd"/>
-            <w:r>
-              <w:rPr>
-                <w:rFonts w:ascii="Arial" w:hAnsi="Arial" w:cs="Arial"/>
-                <w:sz w:val="20"/>
-                <w:szCs w:val="20"/>
-                <w:lang w:val="en-US"/>
-              </w:rPr>
-              <w:t xml:space="preserve"> </w:t>
-            </w:r>
-            <w:proofErr w:type="spellStart"/>
-            <w:r>
-              <w:rPr>
-                <w:rFonts w:ascii="Arial" w:hAnsi="Arial" w:cs="Arial"/>
-                <w:sz w:val="20"/>
-                <w:szCs w:val="20"/>
-                <w:lang w:val="en-US"/>
-              </w:rPr>
-              <w:t>menjelaskan</w:t>
-            </w:r>
-            <w:proofErr w:type="spellEnd"/>
-            <w:r>
-              <w:rPr>
-                <w:rFonts w:ascii="Arial" w:hAnsi="Arial" w:cs="Arial"/>
-                <w:sz w:val="20"/>
-                <w:szCs w:val="20"/>
-                <w:lang w:val="en-US"/>
-              </w:rPr>
-              <w:t xml:space="preserve"> </w:t>
-            </w:r>
-            <w:proofErr w:type="spellStart"/>
-            <w:r>
-              <w:rPr>
-                <w:rFonts w:ascii="Arial" w:hAnsi="Arial" w:cs="Arial"/>
-                <w:sz w:val="20"/>
-                <w:szCs w:val="20"/>
-                <w:lang w:val="en-US"/>
-              </w:rPr>
-              <w:t>pen</w:t>
+            <w:r>
+              <w:rPr>
+                <w:rFonts w:ascii="Arial" w:hAnsi="Arial" w:cs="Arial"/>
+                <w:sz w:val="20"/>
+                <w:szCs w:val="20"/>
+                <w:lang w:val="en-US"/>
+              </w:rPr>
+              <w:t>Dapat menjelaskan pen</w:t>
             </w:r>
             <w:r>
               <w:rPr>
@@ -3020,37 +3213,7 @@
                 <w:szCs w:val="20"/>
                 <w:lang w:val="en-US"/>
               </w:rPr>
-              <w:t>ertian</w:t>
-            </w:r>
-            <w:proofErr w:type="spellEnd"/>
-            <w:r>
-              <w:rPr>
-                <w:rFonts w:ascii="Arial" w:hAnsi="Arial" w:cs="Arial"/>
-                <w:sz w:val="20"/>
-                <w:szCs w:val="20"/>
-                <w:lang w:val="en-US"/>
-              </w:rPr>
-              <w:t xml:space="preserve"> &amp; </w:t>
-            </w:r>
-            <w:proofErr w:type="spellStart"/>
-            <w:r>
-              <w:rPr>
-                <w:rFonts w:ascii="Arial" w:hAnsi="Arial" w:cs="Arial"/>
-                <w:sz w:val="20"/>
-                <w:szCs w:val="20"/>
-                <w:lang w:val="en-US"/>
-              </w:rPr>
-              <w:t>konsep</w:t>
-            </w:r>
-            <w:proofErr w:type="spellEnd"/>
-            <w:r>
-              <w:rPr>
-                <w:rFonts w:ascii="Arial" w:hAnsi="Arial" w:cs="Arial"/>
-                <w:sz w:val="20"/>
-                <w:szCs w:val="20"/>
-                <w:lang w:val="en-US"/>
-              </w:rPr>
-              <w:t xml:space="preserve"> </w:t>
+              <w:t xml:space="preserve">ertian &amp; konsep </w:t>
             </w:r>
             <w:r>
               <w:rPr>
@@ -3078,57 +3241,15 @@
                 <w:lang w:val="en-US"/>
               </w:rPr>
             </w:pPr>
-            <w:proofErr w:type="spellStart"/>
-            <w:r>
-              <w:rPr>
-                <w:rFonts w:ascii="Arial" w:hAnsi="Arial" w:cs="Arial"/>
-                <w:sz w:val="20"/>
-                <w:szCs w:val="20"/>
-                <w:lang w:val="en-US"/>
-              </w:rPr>
-              <w:t>Dapat</w:t>
-            </w:r>
-            <w:proofErr w:type="spellEnd"/>
-            <w:r>
-              <w:rPr>
-                <w:rFonts w:ascii="Arial" w:hAnsi="Arial" w:cs="Arial"/>
-                <w:sz w:val="20"/>
-                <w:szCs w:val="20"/>
-                <w:lang w:val="en-US"/>
-              </w:rPr>
-              <w:t xml:space="preserve"> </w:t>
-            </w:r>
-            <w:proofErr w:type="spellStart"/>
-            <w:r>
-              <w:rPr>
-                <w:rFonts w:ascii="Arial" w:hAnsi="Arial" w:cs="Arial"/>
-                <w:sz w:val="20"/>
-                <w:szCs w:val="20"/>
-                <w:lang w:val="en-US"/>
-              </w:rPr>
-              <w:t>menjelaskan</w:t>
-            </w:r>
-            <w:proofErr w:type="spellEnd"/>
-            <w:r>
-              <w:rPr>
-                <w:rFonts w:ascii="Arial" w:hAnsi="Arial" w:cs="Arial"/>
-                <w:sz w:val="20"/>
-                <w:szCs w:val="20"/>
-                <w:lang w:val="en-US"/>
-              </w:rPr>
-              <w:t xml:space="preserve"> </w:t>
-            </w:r>
-            <w:proofErr w:type="spellStart"/>
-            <w:r>
-              <w:rPr>
-                <w:rFonts w:ascii="Arial" w:hAnsi="Arial" w:cs="Arial"/>
-                <w:sz w:val="20"/>
-                <w:szCs w:val="20"/>
-                <w:lang w:val="en-US"/>
-              </w:rPr>
-              <w:t>perspektif</w:t>
-            </w:r>
-            <w:proofErr w:type="spellEnd"/>
+            <w:r>
+              <w:rPr>
+                <w:rFonts w:ascii="Arial" w:hAnsi="Arial" w:cs="Arial"/>
+                <w:sz w:val="20"/>
+                <w:szCs w:val="20"/>
+                <w:lang w:val="en-US"/>
+              </w:rPr>
+              <w:t>Dapat menjelaskan perspektif</w:t>
+            </w:r>
             <w:r>
               <w:rPr>
                 <w:rFonts w:ascii="Arial" w:hAnsi="Arial" w:cs="Arial"/>
@@ -3155,36 +3276,14 @@
                 <w:lang w:val="en-US"/>
               </w:rPr>
             </w:pPr>
-            <w:proofErr w:type="spellStart"/>
-            <w:proofErr w:type="gramStart"/>
-            <w:r>
-              <w:rPr>
-                <w:rFonts w:ascii="Arial" w:hAnsi="Arial" w:cs="Arial"/>
-                <w:sz w:val="20"/>
-                <w:szCs w:val="20"/>
-                <w:lang w:val="en-US"/>
-              </w:rPr>
-              <w:t>Dapat</w:t>
-            </w:r>
-            <w:proofErr w:type="spellEnd"/>
-            <w:r>
-              <w:rPr>
-                <w:rFonts w:ascii="Arial" w:hAnsi="Arial" w:cs="Arial"/>
-                <w:sz w:val="20"/>
-                <w:szCs w:val="20"/>
-                <w:lang w:val="en-US"/>
-              </w:rPr>
-              <w:t xml:space="preserve">  </w:t>
-            </w:r>
-            <w:proofErr w:type="spellStart"/>
-            <w:r>
-              <w:rPr>
-                <w:rFonts w:ascii="Arial" w:hAnsi="Arial" w:cs="Arial"/>
-                <w:sz w:val="20"/>
-                <w:szCs w:val="20"/>
-                <w:lang w:val="en-US"/>
-              </w:rPr>
-              <w:t>mengidentifikas</w:t>
+            <w:r>
+              <w:rPr>
+                <w:rFonts w:ascii="Arial" w:hAnsi="Arial" w:cs="Arial"/>
+                <w:sz w:val="20"/>
+                <w:szCs w:val="20"/>
+                <w:lang w:val="en-US"/>
+              </w:rPr>
+              <w:t>Dapat  mengidentifikas</w:t>
             </w:r>
             <w:r>
               <w:rPr>
@@ -3195,8 +3294,6 @@
               </w:rPr>
               <w:t>i</w:t>
             </w:r>
-            <w:proofErr w:type="spellEnd"/>
-            <w:proofErr w:type="gramEnd"/>
           </w:p>
         </w:tc>
         <w:tc>
@@ -3244,19 +3341,8 @@
                 <w:szCs w:val="20"/>
                 <w:lang w:val="en-US"/>
               </w:rPr>
-              <w:t xml:space="preserve">2. Forum </w:t>
-            </w:r>
-            <w:proofErr w:type="spellStart"/>
-            <w:r>
-              <w:rPr>
-                <w:rFonts w:ascii="Arial" w:hAnsi="Arial" w:cs="Arial"/>
-                <w:sz w:val="20"/>
-                <w:szCs w:val="20"/>
-                <w:lang w:val="en-US"/>
-              </w:rPr>
-              <w:t>Diskusi</w:t>
-            </w:r>
-            <w:proofErr w:type="spellEnd"/>
+              <w:t>2. Forum Diskusi</w:t>
+            </w:r>
           </w:p>
           <w:p>
             <w:pPr>
@@ -3345,6 +3431,223 @@
               <w:t>EL 1 – EL 8</w:t>
             </w:r>
           </w:p>
+          <w:p>
+            <w:pPr>
+              <w:jc w:val="center"/>
+              <w:rPr>
+                <w:rFonts w:ascii="Arial" w:hAnsi="Arial" w:cs="Arial"/>
+                <w:sz w:val="20"/>
+                <w:szCs w:val="20"/>
+                <w:lang w:val="en-US"/>
+              </w:rPr>
+            </w:pPr>
+          </w:p>
+          <w:p>
+            <w:pPr>
+              <w:jc w:val="center"/>
+              <w:rPr>
+                <w:rFonts w:ascii="Arial" w:hAnsi="Arial" w:cs="Arial"/>
+                <w:sz w:val="20"/>
+                <w:szCs w:val="20"/>
+                <w:lang w:val="en-US"/>
+              </w:rPr>
+            </w:pPr>
+            <w:r>
+              <w:rPr>
+                <w:rFonts w:ascii="Arial" w:hAnsi="Arial" w:cs="Arial"/>
+                <w:sz w:val="20"/>
+                <w:szCs w:val="20"/>
+                <w:lang w:val="en-US"/>
+              </w:rPr>
+              <w:t>Waktu:</w:t>
+            </w:r>
+          </w:p>
+          <w:p>
+            <w:pPr>
+              <w:jc w:val="center"/>
+              <w:rPr>
+                <w:rFonts w:ascii="Arial" w:hAnsi="Arial" w:cs="Arial"/>
+                <w:sz w:val="20"/>
+                <w:szCs w:val="20"/>
+                <w:lang w:val="en-US"/>
+              </w:rPr>
+            </w:pPr>
+            <w:r>
+              <w:rPr>
+                <w:rFonts w:ascii="Arial" w:hAnsi="Arial" w:cs="Arial"/>
+                <w:sz w:val="20"/>
+                <w:szCs w:val="20"/>
+                <w:lang w:val="en-US"/>
+              </w:rPr>
+              <w:t>[TM: 1x (</w:t>
+            </w:r>
+            <w:r>
+              <w:rPr>
+                <w:rFonts w:ascii="Arial" w:hAnsi="Arial" w:cs="Arial"/>
+                <w:sz w:val="20"/>
+                <w:szCs w:val="20"/>
+                <w:lang w:val="en-US"/>
+              </w:rPr>
+              <w:t>{</w:t>
+            </w:r>
+            <w:r>
+              <w:rPr>
+                <w:rFonts w:ascii="Arial" w:hAnsi="Arial" w:cs="Arial"/>
+                <w:sz w:val="20"/>
+                <w:szCs w:val="20"/>
+                <w:lang w:val="en-US"/>
+              </w:rPr>
+              <w:t>Bobot SKS</w:t>
+            </w:r>
+            <w:r>
+              <w:rPr>
+                <w:rFonts w:ascii="Arial" w:hAnsi="Arial" w:cs="Arial"/>
+                <w:sz w:val="20"/>
+                <w:szCs w:val="20"/>
+                <w:lang w:val="en-US"/>
+              </w:rPr>
+              <w:t>}</w:t>
+            </w:r>
+            <w:r>
+              <w:rPr>
+                <w:rFonts w:ascii="Arial" w:hAnsi="Arial" w:cs="Arial"/>
+                <w:sz w:val="20"/>
+                <w:szCs w:val="20"/>
+                <w:lang w:val="en-US"/>
+              </w:rPr>
+              <w:t>x50</w:t>
+            </w:r>
+            <w:r>
+              <w:rPr>
+                <w:rFonts w:ascii="Arial" w:hAnsi="Arial" w:cs="Arial"/>
+                <w:sz w:val="20"/>
+                <w:szCs w:val="20"/>
+                <w:lang w:val="en-US"/>
+              </w:rPr>
+              <w:t xml:space="preserve"> menit</w:t>
+            </w:r>
+            <w:r>
+              <w:rPr>
+                <w:rFonts w:ascii="Arial" w:hAnsi="Arial" w:cs="Arial"/>
+                <w:sz w:val="20"/>
+                <w:szCs w:val="20"/>
+                <w:lang w:val="en-US"/>
+              </w:rPr>
+              <w:t>)]</w:t>
+            </w:r>
+          </w:p>
+          <w:p>
+            <w:pPr>
+              <w:jc w:val="center"/>
+              <w:rPr>
+                <w:rFonts w:ascii="Arial" w:hAnsi="Arial" w:cs="Arial"/>
+                <w:sz w:val="20"/>
+                <w:szCs w:val="20"/>
+                <w:lang w:val="en-US"/>
+              </w:rPr>
+            </w:pPr>
+            <w:r>
+              <w:rPr>
+                <w:rFonts w:ascii="Arial" w:hAnsi="Arial" w:cs="Arial"/>
+                <w:sz w:val="20"/>
+                <w:szCs w:val="20"/>
+                <w:lang w:val="en-US"/>
+              </w:rPr>
+              <w:t>[BT: 1x (</w:t>
+            </w:r>
+            <w:r>
+              <w:rPr>
+                <w:rFonts w:ascii="Arial" w:hAnsi="Arial" w:cs="Arial"/>
+                <w:sz w:val="20"/>
+                <w:szCs w:val="20"/>
+                <w:lang w:val="en-US"/>
+              </w:rPr>
+              <w:t>{Bobot SKS}</w:t>
+            </w:r>
+            <w:r>
+              <w:rPr>
+                <w:rFonts w:ascii="Arial" w:hAnsi="Arial" w:cs="Arial"/>
+                <w:sz w:val="20"/>
+                <w:szCs w:val="20"/>
+                <w:lang w:val="en-US"/>
+              </w:rPr>
+              <w:t>x60</w:t>
+            </w:r>
+            <w:r>
+              <w:rPr>
+                <w:rFonts w:ascii="Arial" w:hAnsi="Arial" w:cs="Arial"/>
+                <w:sz w:val="20"/>
+                <w:szCs w:val="20"/>
+                <w:lang w:val="en-US"/>
+              </w:rPr>
+              <w:t xml:space="preserve"> menit</w:t>
+            </w:r>
+            <w:r>
+              <w:rPr>
+                <w:rFonts w:ascii="Arial" w:hAnsi="Arial" w:cs="Arial"/>
+                <w:sz w:val="20"/>
+                <w:szCs w:val="20"/>
+                <w:lang w:val="en-US"/>
+              </w:rPr>
+              <w:t>)]</w:t>
+            </w:r>
+          </w:p>
+          <w:p>
+            <w:pPr>
+              <w:jc w:val="center"/>
+              <w:rPr>
+                <w:rFonts w:ascii="Arial" w:hAnsi="Arial" w:cs="Arial"/>
+                <w:sz w:val="20"/>
+                <w:szCs w:val="20"/>
+                <w:lang w:val="en-US"/>
+              </w:rPr>
+            </w:pPr>
+            <w:r>
+              <w:rPr>
+                <w:rFonts w:ascii="Arial" w:hAnsi="Arial" w:cs="Arial"/>
+                <w:sz w:val="20"/>
+                <w:szCs w:val="20"/>
+                <w:lang w:val="en-US"/>
+              </w:rPr>
+              <w:t>[BM: 1x (</w:t>
+            </w:r>
+            <w:r>
+              <w:rPr>
+                <w:rFonts w:ascii="Arial" w:hAnsi="Arial" w:cs="Arial"/>
+                <w:sz w:val="20"/>
+                <w:szCs w:val="20"/>
+                <w:lang w:val="en-US"/>
+              </w:rPr>
+              <w:t>{Bobot SKS}</w:t>
+            </w:r>
+            <w:r>
+              <w:rPr>
+                <w:rFonts w:ascii="Arial" w:hAnsi="Arial" w:cs="Arial"/>
+                <w:sz w:val="20"/>
+                <w:szCs w:val="20"/>
+                <w:lang w:val="en-US"/>
+              </w:rPr>
+              <w:t>x60</w:t>
+            </w:r>
+            <w:r>
+              <w:rPr>
+                <w:rFonts w:ascii="Arial" w:hAnsi="Arial" w:cs="Arial"/>
+                <w:sz w:val="20"/>
+                <w:szCs w:val="20"/>
+                <w:lang w:val="en-US"/>
+              </w:rPr>
+              <w:t xml:space="preserve"> menit</w:t>
+            </w:r>
+            <w:r>
+              <w:rPr>
+                <w:rFonts w:ascii="Arial" w:hAnsi="Arial" w:cs="Arial"/>
+                <w:sz w:val="20"/>
+                <w:szCs w:val="20"/>
+                <w:lang w:val="en-US"/>
+              </w:rPr>
+              <w:t>)]</w:t>
+            </w:r>
+          </w:p>
         </w:tc>
         <w:tc>
           <w:tcPr>
@@ -3372,7 +3675,6 @@
                 <w:lang w:val="en-US"/>
               </w:rPr>
             </w:pPr>
-            <w:proofErr w:type="spellStart"/>
             <w:r>
               <w:rPr>
                 <w:rFonts w:ascii="Arial" w:hAnsi="Arial" w:cs="Arial"/>
@@ -3382,7 +3684,6 @@
               </w:rPr>
               <w:t>Definisi</w:t>
             </w:r>
-            <w:proofErr w:type="spellEnd"/>
             <w:r>
               <w:rPr>
                 <w:rFonts w:ascii="Arial" w:hAnsi="Arial" w:cs="Arial"/>
@@ -3392,45 +3693,14 @@
               </w:rPr>
               <w:t xml:space="preserve"> dan </w:t>
             </w:r>
-            <w:proofErr w:type="spellStart"/>
-            <w:r>
-              <w:rPr>
-                <w:rFonts w:ascii="Arial" w:hAnsi="Arial" w:cs="Arial"/>
-                <w:sz w:val="20"/>
-                <w:szCs w:val="20"/>
-                <w:lang w:val="en-US"/>
-              </w:rPr>
-              <w:t>konsep</w:t>
-            </w:r>
-            <w:proofErr w:type="spellEnd"/>
-            <w:r>
-              <w:rPr>
-                <w:rFonts w:ascii="Arial" w:hAnsi="Arial" w:cs="Arial"/>
-                <w:sz w:val="20"/>
-                <w:szCs w:val="20"/>
-                <w:lang w:val="en-US"/>
-              </w:rPr>
-              <w:t xml:space="preserve"> </w:t>
-            </w:r>
-            <w:proofErr w:type="spellStart"/>
-            <w:r>
-              <w:rPr>
-                <w:rFonts w:ascii="Arial" w:hAnsi="Arial" w:cs="Arial"/>
-                <w:sz w:val="20"/>
-                <w:szCs w:val="20"/>
-                <w:lang w:val="en-US"/>
-              </w:rPr>
-              <w:t>dasar</w:t>
-            </w:r>
-            <w:proofErr w:type="spellEnd"/>
-            <w:r>
-              <w:rPr>
-                <w:rFonts w:ascii="Arial" w:hAnsi="Arial" w:cs="Arial"/>
-                <w:sz w:val="20"/>
-                <w:szCs w:val="20"/>
-                <w:lang w:val="en-US"/>
-              </w:rPr>
-              <w:t xml:space="preserve"> </w:t>
+            <w:r>
+              <w:rPr>
+                <w:rFonts w:ascii="Arial" w:hAnsi="Arial" w:cs="Arial"/>
+                <w:sz w:val="20"/>
+                <w:szCs w:val="20"/>
+                <w:lang w:val="en-US"/>
+              </w:rPr>
+              <w:t xml:space="preserve">konsep dasar </w:t>
             </w:r>
             <w:r>
               <w:rPr>
@@ -3493,25 +3763,14 @@
                 <w:lang w:val="en-US"/>
               </w:rPr>
             </w:pPr>
-            <w:proofErr w:type="spellStart"/>
-            <w:r>
-              <w:rPr>
-                <w:rFonts w:ascii="Arial" w:hAnsi="Arial" w:cs="Arial"/>
-                <w:sz w:val="20"/>
-                <w:szCs w:val="20"/>
-                <w:lang w:val="en-US"/>
-              </w:rPr>
-              <w:t>Perspektif</w:t>
-            </w:r>
-            <w:proofErr w:type="spellEnd"/>
-            <w:r>
-              <w:rPr>
-                <w:rFonts w:ascii="Arial" w:hAnsi="Arial" w:cs="Arial"/>
-                <w:sz w:val="20"/>
-                <w:szCs w:val="20"/>
-                <w:lang w:val="en-US"/>
-              </w:rPr>
-              <w:t xml:space="preserve"> </w:t>
+            <w:r>
+              <w:rPr>
+                <w:rFonts w:ascii="Arial" w:hAnsi="Arial" w:cs="Arial"/>
+                <w:sz w:val="20"/>
+                <w:szCs w:val="20"/>
+                <w:lang w:val="en-US"/>
+              </w:rPr>
+              <w:t xml:space="preserve">Perspektif </w:t>
             </w:r>
             <w:r>
               <w:rPr>
@@ -6139,6 +6398,17 @@
         </w:tc>
       </w:tr>
     </w:tbl>
+    <w:p>
+      <w:pPr>
+        <w:spacing w:after="0" w:line="240" w:lineRule="auto"/>
+        <w:rPr>
+          <w:rFonts w:ascii="Arial" w:hAnsi="Arial" w:cs="Arial"/>
+          <w:b/>
+          <w:sz w:val="20"/>
+          <w:szCs w:val="20"/>
+        </w:rPr>
+      </w:pPr>
+    </w:p>
     <w:p>
       <w:pPr>
         <w:spacing w:after="0" w:line="240" w:lineRule="auto"/>
@@ -6328,7 +6598,6 @@
           <w:u w:val="single"/>
           <w:lang w:eastAsia="x-none"/>
         </w:rPr>
-        <w:lastRenderedPageBreak/>
         <w:t>CPL</w:t>
       </w:r>
       <w:r>
@@ -6341,22 +6610,8 @@
           <w:szCs w:val="20"/>
           <w:lang w:val="en-US" w:eastAsia="x-none"/>
         </w:rPr>
-        <w:t xml:space="preserve"> di Ranah </w:t>
+        <w:t xml:space="preserve"> di Ranah Topik</w:t>
       </w:r>
-      <w:proofErr w:type="spellStart"/>
-      <w:r>
-        <w:rPr>
-          <w:rFonts w:ascii="Arial" w:hAnsi="Arial" w:cs="Arial"/>
-          <w:bCs/>
-          <w:iCs/>
-          <w:kern w:val="28"/>
-          <w:sz w:val="20"/>
-          <w:szCs w:val="20"/>
-          <w:lang w:val="en-US" w:eastAsia="x-none"/>
-        </w:rPr>
-        <w:t>Topik</w:t>
-      </w:r>
-      <w:proofErr w:type="spellEnd"/>
       <w:r>
         <w:rPr>
           <w:rFonts w:ascii="Arial" w:hAnsi="Arial" w:cs="Arial"/>
@@ -6369,7 +6624,6 @@
         </w:rPr>
         <w:t xml:space="preserve"> yang dibebankan pada mata kuliah adalah beberapa capaian pembelajaran lulusan program studi (CPL-PRODI) yang digunakan untuk pembentukan/pengembangan sebuah mata kuliah yang terdiri dari aspek sikap, ketramp</w:t>
       </w:r>
-      <w:proofErr w:type="spellStart"/>
       <w:r>
         <w:rPr>
           <w:rFonts w:ascii="Arial" w:hAnsi="Arial" w:cs="Arial"/>
@@ -6382,7 +6636,6 @@
         </w:rPr>
         <w:t>i</w:t>
       </w:r>
-      <w:proofErr w:type="spellEnd"/>
       <w:r>
         <w:rPr>
           <w:rFonts w:ascii="Arial" w:hAnsi="Arial" w:cs="Arial"/>
@@ -6637,7 +6890,7 @@
     <w:tbl>
       <w:tblPr>
         <w:tblStyle w:val="TableGrid"/>
-        <w:tblW w:w="5000" w:type="pct"/>
+        <w:tblW w:w="0" w:type="auto"/>
         <w:tblLook w:val="04A0" w:firstRow="1" w:lastRow="0" w:firstColumn="1" w:lastColumn="0" w:noHBand="0" w:noVBand="1"/>
       </w:tblPr>
       <w:tblGrid>
@@ -6647,7 +6900,7 @@
       <w:tr>
         <w:tc>
           <w:tcPr>
-            <w:tcW w:w="2977" w:type="pct"/>
+            <w:tcW w:w="9298" w:type="dxa"/>
           </w:tcPr>
           <w:p>
             <w:pPr>
@@ -6666,12 +6919,12 @@
               <w:tblLook w:val="0420" w:firstRow="1" w:lastRow="0" w:firstColumn="0" w:lastColumn="0" w:noHBand="0" w:noVBand="1"/>
             </w:tblPr>
             <w:tblGrid>
-              <w:gridCol w:w="416"/>
-              <w:gridCol w:w="2544"/>
+              <w:gridCol w:w="417"/>
+              <w:gridCol w:w="2549"/>
               <w:gridCol w:w="2114"/>
-              <w:gridCol w:w="563"/>
-              <w:gridCol w:w="2678"/>
-              <w:gridCol w:w="747"/>
+              <w:gridCol w:w="577"/>
+              <w:gridCol w:w="2691"/>
+              <w:gridCol w:w="714"/>
             </w:tblGrid>
             <w:tr>
               <w:trPr>
@@ -6679,7 +6932,7 @@
               </w:trPr>
               <w:tc>
                 <w:tcPr>
-                  <w:tcW w:w="8354" w:type="dxa"/>
+                  <w:tcW w:w="8348" w:type="dxa"/>
                   <w:gridSpan w:val="5"/>
                   <w:tcBorders>
                     <w:top w:val="single" w:sz="8" w:space="0" w:color="FFFFFF"/>
@@ -6701,8 +6954,8 @@
                     <w:spacing w:after="0" w:line="240" w:lineRule="auto"/>
                     <w:rPr>
                       <w:rFonts w:ascii="Arial" w:hAnsi="Arial" w:cs="Arial"/>
-                      <w:sz w:val="28"/>
-                      <w:szCs w:val="28"/>
+                      <w:sz w:val="26"/>
+                      <w:szCs w:val="26"/>
                     </w:rPr>
                   </w:pPr>
                   <w:r>
@@ -6712,8 +6965,8 @@
                       <w:bCs/>
                       <w:color w:val="FFFFFF"/>
                       <w:kern w:val="24"/>
-                      <w:sz w:val="28"/>
-                      <w:szCs w:val="28"/>
+                      <w:sz w:val="26"/>
+                      <w:szCs w:val="26"/>
                     </w:rPr>
                     <w:t>Pengertian 1 sks dalam bentuk pembelajaran</w:t>
                   </w:r>
@@ -6721,7 +6974,7 @@
               </w:tc>
               <w:tc>
                 <w:tcPr>
-                  <w:tcW w:w="708" w:type="dxa"/>
+                  <w:tcW w:w="714" w:type="dxa"/>
                   <w:tcBorders>
                     <w:top w:val="single" w:sz="8" w:space="0" w:color="FFFFFF"/>
                     <w:left w:val="single" w:sz="8" w:space="0" w:color="FFFFFF"/>
@@ -6742,8 +6995,8 @@
                     <w:spacing w:after="0" w:line="240" w:lineRule="auto"/>
                     <w:rPr>
                       <w:rFonts w:ascii="Arial" w:hAnsi="Arial" w:cs="Arial"/>
-                      <w:sz w:val="28"/>
-                      <w:szCs w:val="28"/>
+                      <w:sz w:val="26"/>
+                      <w:szCs w:val="26"/>
                     </w:rPr>
                   </w:pPr>
                   <w:r>
@@ -6753,8 +7006,8 @@
                       <w:bCs/>
                       <w:color w:val="FFFFFF"/>
                       <w:kern w:val="24"/>
-                      <w:sz w:val="28"/>
-                      <w:szCs w:val="28"/>
+                      <w:sz w:val="26"/>
+                      <w:szCs w:val="26"/>
                     </w:rPr>
                     <w:t>Jam</w:t>
                   </w:r>
@@ -6798,7 +7051,7 @@
               </w:tc>
               <w:tc>
                 <w:tcPr>
-                  <w:tcW w:w="7937" w:type="dxa"/>
+                  <w:tcW w:w="7931" w:type="dxa"/>
                   <w:gridSpan w:val="4"/>
                   <w:tcBorders>
                     <w:top w:val="single" w:sz="24" w:space="0" w:color="FFFFFF"/>
@@ -6833,7 +7086,7 @@
               </w:tc>
               <w:tc>
                 <w:tcPr>
-                  <w:tcW w:w="708" w:type="dxa"/>
+                  <w:tcW w:w="714" w:type="dxa"/>
                   <w:tcBorders>
                     <w:top w:val="single" w:sz="24" w:space="0" w:color="FFFFFF"/>
                     <w:left w:val="single" w:sz="8" w:space="0" w:color="FFFFFF"/>
@@ -6887,7 +7140,7 @@
               </w:tc>
               <w:tc>
                 <w:tcPr>
-                  <w:tcW w:w="2550" w:type="dxa"/>
+                  <w:tcW w:w="2549" w:type="dxa"/>
                   <w:tcBorders>
                     <w:top w:val="single" w:sz="8" w:space="0" w:color="FFFFFF"/>
                     <w:left w:val="single" w:sz="8" w:space="0" w:color="FFFFFF"/>
@@ -6917,7 +7170,7 @@
               </w:tc>
               <w:tc>
                 <w:tcPr>
-                  <w:tcW w:w="2693" w:type="dxa"/>
+                  <w:tcW w:w="2691" w:type="dxa"/>
                   <w:gridSpan w:val="2"/>
                   <w:tcBorders>
                     <w:top w:val="single" w:sz="8" w:space="0" w:color="FFFFFF"/>
@@ -6948,7 +7201,7 @@
               </w:tc>
               <w:tc>
                 <w:tcPr>
-                  <w:tcW w:w="2694" w:type="dxa"/>
+                  <w:tcW w:w="2691" w:type="dxa"/>
                   <w:tcBorders>
                     <w:top w:val="single" w:sz="8" w:space="0" w:color="FFFFFF"/>
                     <w:left w:val="single" w:sz="8" w:space="0" w:color="FFFFFF"/>
@@ -6981,7 +7234,7 @@
               </w:tc>
               <w:tc>
                 <w:tcPr>
-                  <w:tcW w:w="708" w:type="dxa"/>
+                  <w:tcW w:w="714" w:type="dxa"/>
                   <w:tcBorders>
                     <w:top w:val="single" w:sz="8" w:space="0" w:color="FFFFFF"/>
                     <w:left w:val="single" w:sz="8" w:space="0" w:color="FFFFFF"/>
@@ -7035,7 +7288,7 @@
               </w:tc>
               <w:tc>
                 <w:tcPr>
-                  <w:tcW w:w="2550" w:type="dxa"/>
+                  <w:tcW w:w="2549" w:type="dxa"/>
                   <w:tcBorders>
                     <w:top w:val="single" w:sz="8" w:space="0" w:color="FFFFFF"/>
                     <w:left w:val="single" w:sz="8" w:space="0" w:color="FFFFFF"/>
@@ -7066,7 +7319,7 @@
               </w:tc>
               <w:tc>
                 <w:tcPr>
-                  <w:tcW w:w="2693" w:type="dxa"/>
+                  <w:tcW w:w="2691" w:type="dxa"/>
                   <w:gridSpan w:val="2"/>
                   <w:tcBorders>
                     <w:top w:val="single" w:sz="8" w:space="0" w:color="FFFFFF"/>
@@ -7097,7 +7350,7 @@
               </w:tc>
               <w:tc>
                 <w:tcPr>
-                  <w:tcW w:w="2694" w:type="dxa"/>
+                  <w:tcW w:w="2691" w:type="dxa"/>
                   <w:tcBorders>
                     <w:top w:val="single" w:sz="8" w:space="0" w:color="FFFFFF"/>
                     <w:left w:val="single" w:sz="8" w:space="0" w:color="FFFFFF"/>
@@ -7127,7 +7380,7 @@
               </w:tc>
               <w:tc>
                 <w:tcPr>
-                  <w:tcW w:w="708" w:type="dxa"/>
+                  <w:tcW w:w="714" w:type="dxa"/>
                   <w:tcBorders>
                     <w:top w:val="single" w:sz="8" w:space="0" w:color="FFFFFF"/>
                     <w:left w:val="single" w:sz="8" w:space="0" w:color="FFFFFF"/>
@@ -7193,7 +7446,7 @@
               </w:tc>
               <w:tc>
                 <w:tcPr>
-                  <w:tcW w:w="7937" w:type="dxa"/>
+                  <w:tcW w:w="7931" w:type="dxa"/>
                   <w:gridSpan w:val="4"/>
                   <w:tcBorders>
                     <w:top w:val="single" w:sz="8" w:space="0" w:color="FFFFFF"/>
@@ -7228,7 +7481,7 @@
               </w:tc>
               <w:tc>
                 <w:tcPr>
-                  <w:tcW w:w="708" w:type="dxa"/>
+                  <w:tcW w:w="714" w:type="dxa"/>
                   <w:tcBorders>
                     <w:top w:val="single" w:sz="8" w:space="0" w:color="FFFFFF"/>
                     <w:left w:val="single" w:sz="8" w:space="0" w:color="FFFFFF"/>
@@ -7284,7 +7537,7 @@
               </w:tc>
               <w:tc>
                 <w:tcPr>
-                  <w:tcW w:w="4664" w:type="dxa"/>
+                  <w:tcW w:w="4663" w:type="dxa"/>
                   <w:gridSpan w:val="2"/>
                   <w:tcBorders>
                     <w:top w:val="single" w:sz="8" w:space="0" w:color="FFFFFF"/>
@@ -7315,7 +7568,7 @@
               </w:tc>
               <w:tc>
                 <w:tcPr>
-                  <w:tcW w:w="3273" w:type="dxa"/>
+                  <w:tcW w:w="3268" w:type="dxa"/>
                   <w:gridSpan w:val="2"/>
                   <w:tcBorders>
                     <w:top w:val="single" w:sz="8" w:space="0" w:color="FFFFFF"/>
@@ -7346,7 +7599,7 @@
               </w:tc>
               <w:tc>
                 <w:tcPr>
-                  <w:tcW w:w="708" w:type="dxa"/>
+                  <w:tcW w:w="714" w:type="dxa"/>
                   <w:tcBorders>
                     <w:top w:val="single" w:sz="8" w:space="0" w:color="FFFFFF"/>
                     <w:left w:val="single" w:sz="8" w:space="0" w:color="FFFFFF"/>
@@ -7402,7 +7655,7 @@
               </w:tc>
               <w:tc>
                 <w:tcPr>
-                  <w:tcW w:w="4664" w:type="dxa"/>
+                  <w:tcW w:w="4663" w:type="dxa"/>
                   <w:gridSpan w:val="2"/>
                   <w:tcBorders>
                     <w:top w:val="single" w:sz="8" w:space="0" w:color="FFFFFF"/>
@@ -7433,7 +7686,7 @@
               </w:tc>
               <w:tc>
                 <w:tcPr>
-                  <w:tcW w:w="3273" w:type="dxa"/>
+                  <w:tcW w:w="3268" w:type="dxa"/>
                   <w:gridSpan w:val="2"/>
                   <w:tcBorders>
                     <w:top w:val="single" w:sz="8" w:space="0" w:color="FFFFFF"/>
@@ -7464,7 +7717,7 @@
               </w:tc>
               <w:tc>
                 <w:tcPr>
-                  <w:tcW w:w="708" w:type="dxa"/>
+                  <w:tcW w:w="714" w:type="dxa"/>
                   <w:tcBorders>
                     <w:top w:val="single" w:sz="8" w:space="0" w:color="FFFFFF"/>
                     <w:left w:val="single" w:sz="8" w:space="0" w:color="FFFFFF"/>
@@ -7530,7 +7783,7 @@
               </w:tc>
               <w:tc>
                 <w:tcPr>
-                  <w:tcW w:w="7937" w:type="dxa"/>
+                  <w:tcW w:w="7931" w:type="dxa"/>
                   <w:gridSpan w:val="4"/>
                   <w:tcBorders>
                     <w:top w:val="single" w:sz="8" w:space="0" w:color="FFFFFF"/>
@@ -7565,7 +7818,7 @@
               </w:tc>
               <w:tc>
                 <w:tcPr>
-                  <w:tcW w:w="708" w:type="dxa"/>
+                  <w:tcW w:w="714" w:type="dxa"/>
                   <w:tcBorders>
                     <w:top w:val="single" w:sz="8" w:space="0" w:color="FFFFFF"/>
                     <w:left w:val="single" w:sz="8" w:space="0" w:color="FFFFFF"/>
@@ -7621,7 +7874,7 @@
               </w:tc>
               <w:tc>
                 <w:tcPr>
-                  <w:tcW w:w="7937" w:type="dxa"/>
+                  <w:tcW w:w="7931" w:type="dxa"/>
                   <w:gridSpan w:val="4"/>
                   <w:tcBorders>
                     <w:top w:val="single" w:sz="8" w:space="0" w:color="FFFFFF"/>
@@ -7652,7 +7905,7 @@
               </w:tc>
               <w:tc>
                 <w:tcPr>
-                  <w:tcW w:w="708" w:type="dxa"/>
+                  <w:tcW w:w="714" w:type="dxa"/>
                   <w:tcBorders>
                     <w:top w:val="single" w:sz="8" w:space="0" w:color="FFFFFF"/>
                     <w:left w:val="single" w:sz="8" w:space="0" w:color="FFFFFF"/>
@@ -7692,20 +7945,19 @@
         </w:tc>
         <w:tc>
           <w:tcPr>
-            <w:tcW w:w="2023" w:type="pct"/>
-          </w:tcPr>
-          <w:p/>
+            <w:tcW w:w="8201" w:type="dxa"/>
+          </w:tcPr>
           <w:tbl>
             <w:tblPr>
               <w:tblStyle w:val="TableGrid"/>
-              <w:tblW w:w="5000" w:type="pct"/>
+              <w:tblW w:w="0" w:type="auto"/>
               <w:jc w:val="center"/>
               <w:tblLook w:val="04A0" w:firstRow="1" w:lastRow="0" w:firstColumn="1" w:lastColumn="0" w:noHBand="0" w:noVBand="1"/>
             </w:tblPr>
             <w:tblGrid>
-              <w:gridCol w:w="504"/>
-              <w:gridCol w:w="4860"/>
-              <w:gridCol w:w="726"/>
+              <w:gridCol w:w="553"/>
+              <w:gridCol w:w="4588"/>
+              <w:gridCol w:w="949"/>
             </w:tblGrid>
             <w:tr>
               <w:trPr>
@@ -7713,7 +7965,7 @@
               </w:trPr>
               <w:tc>
                 <w:tcPr>
-                  <w:tcW w:w="414" w:type="pct"/>
+                  <w:tcW w:w="562" w:type="dxa"/>
                   <w:shd w:val="clear" w:color="auto" w:fill="E5DFEC" w:themeFill="accent4" w:themeFillTint="33"/>
                 </w:tcPr>
                 <w:p>
@@ -7744,7 +7996,7 @@
               </w:tc>
               <w:tc>
                 <w:tcPr>
-                  <w:tcW w:w="3990" w:type="pct"/>
+                  <w:tcW w:w="5161" w:type="dxa"/>
                   <w:shd w:val="clear" w:color="auto" w:fill="E5DFEC" w:themeFill="accent4" w:themeFillTint="33"/>
                 </w:tcPr>
                 <w:p>
@@ -7799,7 +8051,7 @@
               </w:tc>
               <w:tc>
                 <w:tcPr>
-                  <w:tcW w:w="596" w:type="pct"/>
+                  <w:tcW w:w="992" w:type="dxa"/>
                   <w:shd w:val="clear" w:color="auto" w:fill="E5DFEC" w:themeFill="accent4" w:themeFillTint="33"/>
                 </w:tcPr>
                 <w:p>
@@ -7836,7 +8088,7 @@
               </w:trPr>
               <w:tc>
                 <w:tcPr>
-                  <w:tcW w:w="414" w:type="pct"/>
+                  <w:tcW w:w="562" w:type="dxa"/>
                   <w:hideMark/>
                 </w:tcPr>
                 <w:p>
@@ -7865,7 +8117,7 @@
               </w:tc>
               <w:tc>
                 <w:tcPr>
-                  <w:tcW w:w="3990" w:type="pct"/>
+                  <w:tcW w:w="5161" w:type="dxa"/>
                   <w:hideMark/>
                 </w:tcPr>
                 <w:p>
@@ -7896,7 +8148,7 @@
               </w:tc>
               <w:tc>
                 <w:tcPr>
-                  <w:tcW w:w="596" w:type="pct"/>
+                  <w:tcW w:w="992" w:type="dxa"/>
                   <w:hideMark/>
                 </w:tcPr>
                 <w:p>
@@ -7933,7 +8185,7 @@
               </w:trPr>
               <w:tc>
                 <w:tcPr>
-                  <w:tcW w:w="414" w:type="pct"/>
+                  <w:tcW w:w="562" w:type="dxa"/>
                   <w:hideMark/>
                 </w:tcPr>
                 <w:p>
@@ -7962,7 +8214,7 @@
               </w:tc>
               <w:tc>
                 <w:tcPr>
-                  <w:tcW w:w="3990" w:type="pct"/>
+                  <w:tcW w:w="5161" w:type="dxa"/>
                   <w:hideMark/>
                 </w:tcPr>
                 <w:p>
@@ -7993,7 +8245,7 @@
               </w:tc>
               <w:tc>
                 <w:tcPr>
-                  <w:tcW w:w="596" w:type="pct"/>
+                  <w:tcW w:w="992" w:type="dxa"/>
                   <w:hideMark/>
                 </w:tcPr>
                 <w:p>
@@ -8030,7 +8282,7 @@
               </w:trPr>
               <w:tc>
                 <w:tcPr>
-                  <w:tcW w:w="414" w:type="pct"/>
+                  <w:tcW w:w="562" w:type="dxa"/>
                   <w:hideMark/>
                 </w:tcPr>
                 <w:p>
@@ -8059,7 +8311,7 @@
               </w:tc>
               <w:tc>
                 <w:tcPr>
-                  <w:tcW w:w="3990" w:type="pct"/>
+                  <w:tcW w:w="5161" w:type="dxa"/>
                   <w:hideMark/>
                 </w:tcPr>
                 <w:p>
@@ -8090,7 +8342,7 @@
               </w:tc>
               <w:tc>
                 <w:tcPr>
-                  <w:tcW w:w="596" w:type="pct"/>
+                  <w:tcW w:w="992" w:type="dxa"/>
                   <w:hideMark/>
                 </w:tcPr>
                 <w:p>
@@ -8127,7 +8379,7 @@
               </w:trPr>
               <w:tc>
                 <w:tcPr>
-                  <w:tcW w:w="414" w:type="pct"/>
+                  <w:tcW w:w="562" w:type="dxa"/>
                   <w:hideMark/>
                 </w:tcPr>
                 <w:p>
@@ -8156,7 +8408,7 @@
               </w:tc>
               <w:tc>
                 <w:tcPr>
-                  <w:tcW w:w="3990" w:type="pct"/>
+                  <w:tcW w:w="5161" w:type="dxa"/>
                   <w:hideMark/>
                 </w:tcPr>
                 <w:p>
@@ -8187,7 +8439,7 @@
               </w:tc>
               <w:tc>
                 <w:tcPr>
-                  <w:tcW w:w="596" w:type="pct"/>
+                  <w:tcW w:w="992" w:type="dxa"/>
                   <w:hideMark/>
                 </w:tcPr>
                 <w:p>
@@ -8224,7 +8476,7 @@
               </w:trPr>
               <w:tc>
                 <w:tcPr>
-                  <w:tcW w:w="414" w:type="pct"/>
+                  <w:tcW w:w="562" w:type="dxa"/>
                   <w:hideMark/>
                 </w:tcPr>
                 <w:p>
@@ -8253,7 +8505,7 @@
               </w:tc>
               <w:tc>
                 <w:tcPr>
-                  <w:tcW w:w="3990" w:type="pct"/>
+                  <w:tcW w:w="5161" w:type="dxa"/>
                   <w:hideMark/>
                 </w:tcPr>
                 <w:p>
@@ -8284,7 +8536,7 @@
               </w:tc>
               <w:tc>
                 <w:tcPr>
-                  <w:tcW w:w="596" w:type="pct"/>
+                  <w:tcW w:w="992" w:type="dxa"/>
                   <w:hideMark/>
                 </w:tcPr>
                 <w:p>
@@ -8321,7 +8573,7 @@
               </w:trPr>
               <w:tc>
                 <w:tcPr>
-                  <w:tcW w:w="414" w:type="pct"/>
+                  <w:tcW w:w="562" w:type="dxa"/>
                   <w:hideMark/>
                 </w:tcPr>
                 <w:p>
@@ -8350,7 +8602,7 @@
               </w:tc>
               <w:tc>
                 <w:tcPr>
-                  <w:tcW w:w="3990" w:type="pct"/>
+                  <w:tcW w:w="5161" w:type="dxa"/>
                   <w:hideMark/>
                 </w:tcPr>
                 <w:p>
@@ -8381,7 +8633,7 @@
               </w:tc>
               <w:tc>
                 <w:tcPr>
-                  <w:tcW w:w="596" w:type="pct"/>
+                  <w:tcW w:w="992" w:type="dxa"/>
                   <w:hideMark/>
                 </w:tcPr>
                 <w:p>
@@ -8418,7 +8670,7 @@
               </w:trPr>
               <w:tc>
                 <w:tcPr>
-                  <w:tcW w:w="414" w:type="pct"/>
+                  <w:tcW w:w="562" w:type="dxa"/>
                   <w:hideMark/>
                 </w:tcPr>
                 <w:p>
@@ -8447,7 +8699,7 @@
               </w:tc>
               <w:tc>
                 <w:tcPr>
-                  <w:tcW w:w="3990" w:type="pct"/>
+                  <w:tcW w:w="5161" w:type="dxa"/>
                   <w:hideMark/>
                 </w:tcPr>
                 <w:p>
@@ -8478,7 +8730,7 @@
               </w:tc>
               <w:tc>
                 <w:tcPr>
-                  <w:tcW w:w="596" w:type="pct"/>
+                  <w:tcW w:w="992" w:type="dxa"/>
                   <w:hideMark/>
                 </w:tcPr>
                 <w:p>
@@ -8515,7 +8767,7 @@
               </w:trPr>
               <w:tc>
                 <w:tcPr>
-                  <w:tcW w:w="414" w:type="pct"/>
+                  <w:tcW w:w="562" w:type="dxa"/>
                   <w:hideMark/>
                 </w:tcPr>
                 <w:p>
@@ -8544,7 +8796,7 @@
               </w:tc>
               <w:tc>
                 <w:tcPr>
-                  <w:tcW w:w="3990" w:type="pct"/>
+                  <w:tcW w:w="5161" w:type="dxa"/>
                   <w:hideMark/>
                 </w:tcPr>
                 <w:p>
@@ -8575,7 +8827,7 @@
               </w:tc>
               <w:tc>
                 <w:tcPr>
-                  <w:tcW w:w="596" w:type="pct"/>
+                  <w:tcW w:w="992" w:type="dxa"/>
                   <w:hideMark/>
                 </w:tcPr>
                 <w:p>
@@ -8612,7 +8864,7 @@
               </w:trPr>
               <w:tc>
                 <w:tcPr>
-                  <w:tcW w:w="414" w:type="pct"/>
+                  <w:tcW w:w="562" w:type="dxa"/>
                   <w:hideMark/>
                 </w:tcPr>
                 <w:p>
@@ -8641,7 +8893,7 @@
               </w:tc>
               <w:tc>
                 <w:tcPr>
-                  <w:tcW w:w="3990" w:type="pct"/>
+                  <w:tcW w:w="5161" w:type="dxa"/>
                   <w:hideMark/>
                 </w:tcPr>
                 <w:p>
@@ -8672,7 +8924,7 @@
               </w:tc>
               <w:tc>
                 <w:tcPr>
-                  <w:tcW w:w="596" w:type="pct"/>
+                  <w:tcW w:w="992" w:type="dxa"/>
                   <w:hideMark/>
                 </w:tcPr>
                 <w:p>
@@ -8708,7 +8960,7 @@
               </w:trPr>
               <w:tc>
                 <w:tcPr>
-                  <w:tcW w:w="414" w:type="pct"/>
+                  <w:tcW w:w="562" w:type="dxa"/>
                 </w:tcPr>
                 <w:p>
                   <w:pPr>
@@ -8736,7 +8988,7 @@
               </w:tc>
               <w:tc>
                 <w:tcPr>
-                  <w:tcW w:w="3990" w:type="pct"/>
+                  <w:tcW w:w="5161" w:type="dxa"/>
                 </w:tcPr>
                 <w:p>
                   <w:pPr>
@@ -8766,7 +9018,7 @@
               </w:tc>
               <w:tc>
                 <w:tcPr>
-                  <w:tcW w:w="596" w:type="pct"/>
+                  <w:tcW w:w="992" w:type="dxa"/>
                 </w:tcPr>
                 <w:p>
                   <w:pPr>
@@ -8800,6 +9052,13 @@
             <w:pPr>
               <w:rPr>
                 <w:rFonts w:ascii="Arial" w:hAnsi="Arial" w:cs="Arial"/>
+              </w:rPr>
+            </w:pPr>
+          </w:p>
+          <w:p>
+            <w:pPr>
+              <w:rPr>
+                <w:rFonts w:ascii="Arial" w:hAnsi="Arial" w:cs="Arial"/>
                 <w:lang w:val="en-US"/>
               </w:rPr>
             </w:pPr>
@@ -8807,7 +9066,7 @@
           <w:tbl>
             <w:tblPr>
               <w:tblStyle w:val="TableGrid"/>
-              <w:tblW w:w="5000" w:type="pct"/>
+              <w:tblW w:w="0" w:type="auto"/>
               <w:jc w:val="center"/>
               <w:tblLook w:val="04A0" w:firstRow="1" w:lastRow="0" w:firstColumn="1" w:lastColumn="0" w:noHBand="0" w:noVBand="1"/>
             </w:tblPr>
@@ -8822,7 +9081,7 @@
               </w:trPr>
               <w:tc>
                 <w:tcPr>
-                  <w:tcW w:w="454" w:type="pct"/>
+                  <w:tcW w:w="562" w:type="dxa"/>
                   <w:shd w:val="clear" w:color="auto" w:fill="E5DFEC" w:themeFill="accent4" w:themeFillTint="33"/>
                 </w:tcPr>
                 <w:p>
@@ -8853,7 +9112,7 @@
               </w:tc>
               <w:tc>
                 <w:tcPr>
-                  <w:tcW w:w="3768" w:type="pct"/>
+                  <w:tcW w:w="5161" w:type="dxa"/>
                   <w:shd w:val="clear" w:color="auto" w:fill="E5DFEC" w:themeFill="accent4" w:themeFillTint="33"/>
                 </w:tcPr>
                 <w:p>
@@ -8934,7 +9193,7 @@
               </w:tc>
               <w:tc>
                 <w:tcPr>
-                  <w:tcW w:w="778" w:type="pct"/>
+                  <w:tcW w:w="992" w:type="dxa"/>
                   <w:shd w:val="clear" w:color="auto" w:fill="E5DFEC" w:themeFill="accent4" w:themeFillTint="33"/>
                 </w:tcPr>
                 <w:p>
@@ -8971,7 +9230,7 @@
               </w:trPr>
               <w:tc>
                 <w:tcPr>
-                  <w:tcW w:w="454" w:type="pct"/>
+                  <w:tcW w:w="562" w:type="dxa"/>
                   <w:hideMark/>
                 </w:tcPr>
                 <w:p>
@@ -9002,7 +9261,7 @@
               </w:tc>
               <w:tc>
                 <w:tcPr>
-                  <w:tcW w:w="3768" w:type="pct"/>
+                  <w:tcW w:w="5161" w:type="dxa"/>
                   <w:hideMark/>
                 </w:tcPr>
                 <w:p>
@@ -9035,7 +9294,7 @@
               </w:tc>
               <w:tc>
                 <w:tcPr>
-                  <w:tcW w:w="778" w:type="pct"/>
+                  <w:tcW w:w="992" w:type="dxa"/>
                   <w:hideMark/>
                 </w:tcPr>
                 <w:p>
@@ -9072,7 +9331,7 @@
               </w:trPr>
               <w:tc>
                 <w:tcPr>
-                  <w:tcW w:w="454" w:type="pct"/>
+                  <w:tcW w:w="562" w:type="dxa"/>
                   <w:hideMark/>
                 </w:tcPr>
                 <w:p>
@@ -9103,7 +9362,7 @@
               </w:tc>
               <w:tc>
                 <w:tcPr>
-                  <w:tcW w:w="3768" w:type="pct"/>
+                  <w:tcW w:w="5161" w:type="dxa"/>
                   <w:hideMark/>
                 </w:tcPr>
                 <w:p>
@@ -9136,7 +9395,7 @@
               </w:tc>
               <w:tc>
                 <w:tcPr>
-                  <w:tcW w:w="778" w:type="pct"/>
+                  <w:tcW w:w="992" w:type="dxa"/>
                   <w:hideMark/>
                 </w:tcPr>
                 <w:p>
@@ -9173,7 +9432,7 @@
               </w:trPr>
               <w:tc>
                 <w:tcPr>
-                  <w:tcW w:w="454" w:type="pct"/>
+                  <w:tcW w:w="562" w:type="dxa"/>
                   <w:hideMark/>
                 </w:tcPr>
                 <w:p>
@@ -9204,7 +9463,7 @@
               </w:tc>
               <w:tc>
                 <w:tcPr>
-                  <w:tcW w:w="3768" w:type="pct"/>
+                  <w:tcW w:w="5161" w:type="dxa"/>
                   <w:hideMark/>
                 </w:tcPr>
                 <w:p>
@@ -9237,7 +9496,7 @@
               </w:tc>
               <w:tc>
                 <w:tcPr>
-                  <w:tcW w:w="778" w:type="pct"/>
+                  <w:tcW w:w="992" w:type="dxa"/>
                   <w:hideMark/>
                 </w:tcPr>
                 <w:p>
@@ -9274,7 +9533,7 @@
               </w:trPr>
               <w:tc>
                 <w:tcPr>
-                  <w:tcW w:w="454" w:type="pct"/>
+                  <w:tcW w:w="562" w:type="dxa"/>
                   <w:hideMark/>
                 </w:tcPr>
                 <w:p>
@@ -9299,13 +9558,14 @@
                       <w:szCs w:val="24"/>
                       <w:lang w:eastAsia="x-none"/>
                     </w:rPr>
+                    <w:lastRenderedPageBreak/>
                     <w:t>4</w:t>
                   </w:r>
                 </w:p>
               </w:tc>
               <w:tc>
                 <w:tcPr>
-                  <w:tcW w:w="3768" w:type="pct"/>
+                  <w:tcW w:w="5161" w:type="dxa"/>
                   <w:hideMark/>
                 </w:tcPr>
                 <w:p>
@@ -9338,7 +9598,7 @@
               </w:tc>
               <w:tc>
                 <w:tcPr>
-                  <w:tcW w:w="778" w:type="pct"/>
+                  <w:tcW w:w="992" w:type="dxa"/>
                   <w:hideMark/>
                 </w:tcPr>
                 <w:p>
@@ -9375,7 +9635,7 @@
               </w:trPr>
               <w:tc>
                 <w:tcPr>
-                  <w:tcW w:w="454" w:type="pct"/>
+                  <w:tcW w:w="562" w:type="dxa"/>
                   <w:hideMark/>
                 </w:tcPr>
                 <w:p>
@@ -9406,7 +9666,7 @@
               </w:tc>
               <w:tc>
                 <w:tcPr>
-                  <w:tcW w:w="3768" w:type="pct"/>
+                  <w:tcW w:w="5161" w:type="dxa"/>
                   <w:hideMark/>
                 </w:tcPr>
                 <w:p>
@@ -9439,7 +9699,7 @@
               </w:tc>
               <w:tc>
                 <w:tcPr>
-                  <w:tcW w:w="778" w:type="pct"/>
+                  <w:tcW w:w="992" w:type="dxa"/>
                   <w:hideMark/>
                 </w:tcPr>
                 <w:p>
@@ -9476,7 +9736,7 @@
               </w:trPr>
               <w:tc>
                 <w:tcPr>
-                  <w:tcW w:w="454" w:type="pct"/>
+                  <w:tcW w:w="562" w:type="dxa"/>
                   <w:hideMark/>
                 </w:tcPr>
                 <w:p>
@@ -9507,7 +9767,7 @@
               </w:tc>
               <w:tc>
                 <w:tcPr>
-                  <w:tcW w:w="3768" w:type="pct"/>
+                  <w:tcW w:w="5161" w:type="dxa"/>
                   <w:hideMark/>
                 </w:tcPr>
                 <w:p>
@@ -9540,7 +9800,7 @@
               </w:tc>
               <w:tc>
                 <w:tcPr>
-                  <w:tcW w:w="778" w:type="pct"/>
+                  <w:tcW w:w="992" w:type="dxa"/>
                   <w:hideMark/>
                 </w:tcPr>
                 <w:p>
@@ -9634,7 +9894,6 @@
                 <w:szCs w:val="24"/>
                 <w:lang w:eastAsia="x-none"/>
               </w:rPr>
-              <w:lastRenderedPageBreak/>
               <w:t>No</w:t>
             </w:r>
           </w:p>
@@ -9657,7 +9916,6 @@
                 <w:lang w:val="en-US" w:eastAsia="x-none"/>
               </w:rPr>
             </w:pPr>
-            <w:proofErr w:type="spellStart"/>
             <w:r>
               <w:rPr>
                 <w:b/>
@@ -9669,10 +9927,84 @@
                 <w:szCs w:val="24"/>
                 <w:lang w:val="en-US" w:eastAsia="x-none"/>
               </w:rPr>
-              <w:t>Bentuk</w:t>
-            </w:r>
-            <w:proofErr w:type="spellEnd"/>
-            <w:r>
+              <w:t>Bentuk Pembelajaran On-Line/E-Learning</w:t>
+            </w:r>
+          </w:p>
+        </w:tc>
+        <w:tc>
+          <w:tcPr>
+            <w:tcW w:w="992" w:type="dxa"/>
+            <w:shd w:val="clear" w:color="auto" w:fill="E5DFEC" w:themeFill="accent4" w:themeFillTint="33"/>
+          </w:tcPr>
+          <w:p>
+            <w:pPr>
+              <w:rPr>
+                <w:b/>
+                <w:bCs/>
+                <w:iCs/>
+                <w:kern w:val="28"/>
+                <w:sz w:val="24"/>
+                <w:szCs w:val="24"/>
+                <w:lang w:val="en-US" w:eastAsia="x-none"/>
+              </w:rPr>
+            </w:pPr>
+            <w:r>
+              <w:rPr>
+                <w:b/>
+                <w:bCs/>
+                <w:iCs/>
+                <w:kern w:val="28"/>
+                <w:sz w:val="24"/>
+                <w:szCs w:val="24"/>
+                <w:lang w:val="en-US" w:eastAsia="x-none"/>
+              </w:rPr>
+              <w:t>EL</w:t>
+            </w:r>
+          </w:p>
+        </w:tc>
+      </w:tr>
+      <w:tr>
+        <w:trPr>
+          <w:trHeight w:val="312"/>
+          <w:jc w:val="center"/>
+        </w:trPr>
+        <w:tc>
+          <w:tcPr>
+            <w:tcW w:w="562" w:type="dxa"/>
+            <w:hideMark/>
+          </w:tcPr>
+          <w:p>
+            <w:pPr>
+              <w:rPr>
+                <w:b/>
+                <w:bCs/>
+                <w:iCs/>
+                <w:kern w:val="28"/>
+                <w:sz w:val="24"/>
+                <w:szCs w:val="24"/>
+                <w:lang w:eastAsia="x-none"/>
+              </w:rPr>
+            </w:pPr>
+            <w:r>
+              <w:rPr>
+                <w:b/>
+                <w:bCs/>
+                <w:iCs/>
+                <w:kern w:val="28"/>
+                <w:sz w:val="24"/>
+                <w:szCs w:val="24"/>
+                <w:lang w:eastAsia="x-none"/>
+              </w:rPr>
+              <w:t>1</w:t>
+            </w:r>
+          </w:p>
+        </w:tc>
+        <w:tc>
+          <w:tcPr>
+            <w:tcW w:w="5161" w:type="dxa"/>
+          </w:tcPr>
+          <w:p>
+            <w:pPr>
               <w:rPr>
                 <w:b/>
                 <w:bCs/>
@@ -9683,9 +10015,7 @@
                 <w:szCs w:val="24"/>
                 <w:lang w:val="en-US" w:eastAsia="x-none"/>
               </w:rPr>
-              <w:t xml:space="preserve"> </w:t>
-            </w:r>
-            <w:proofErr w:type="spellStart"/>
+            </w:pPr>
             <w:r>
               <w:rPr>
                 <w:b/>
@@ -9697,10 +10027,84 @@
                 <w:szCs w:val="24"/>
                 <w:lang w:val="en-US" w:eastAsia="x-none"/>
               </w:rPr>
-              <w:t>Pembelajaran</w:t>
-            </w:r>
-            <w:proofErr w:type="spellEnd"/>
-            <w:r>
+              <w:t>Video E-Learning</w:t>
+            </w:r>
+          </w:p>
+        </w:tc>
+        <w:tc>
+          <w:tcPr>
+            <w:tcW w:w="992" w:type="dxa"/>
+            <w:hideMark/>
+          </w:tcPr>
+          <w:p>
+            <w:pPr>
+              <w:rPr>
+                <w:b/>
+                <w:bCs/>
+                <w:iCs/>
+                <w:kern w:val="28"/>
+                <w:sz w:val="24"/>
+                <w:szCs w:val="24"/>
+                <w:lang w:val="en-US" w:eastAsia="x-none"/>
+              </w:rPr>
+            </w:pPr>
+            <w:r>
+              <w:rPr>
+                <w:b/>
+                <w:bCs/>
+                <w:iCs/>
+                <w:kern w:val="28"/>
+                <w:sz w:val="24"/>
+                <w:szCs w:val="24"/>
+                <w:lang w:val="en-US" w:eastAsia="x-none"/>
+              </w:rPr>
+              <w:t>EL-1</w:t>
+            </w:r>
+          </w:p>
+        </w:tc>
+      </w:tr>
+      <w:tr>
+        <w:trPr>
+          <w:trHeight w:val="273"/>
+          <w:jc w:val="center"/>
+        </w:trPr>
+        <w:tc>
+          <w:tcPr>
+            <w:tcW w:w="562" w:type="dxa"/>
+            <w:hideMark/>
+          </w:tcPr>
+          <w:p>
+            <w:pPr>
+              <w:rPr>
+                <w:b/>
+                <w:bCs/>
+                <w:iCs/>
+                <w:kern w:val="28"/>
+                <w:sz w:val="24"/>
+                <w:szCs w:val="24"/>
+                <w:lang w:eastAsia="x-none"/>
+              </w:rPr>
+            </w:pPr>
+            <w:r>
+              <w:rPr>
+                <w:b/>
+                <w:bCs/>
+                <w:iCs/>
+                <w:kern w:val="28"/>
+                <w:sz w:val="24"/>
+                <w:szCs w:val="24"/>
+                <w:lang w:eastAsia="x-none"/>
+              </w:rPr>
+              <w:t>2</w:t>
+            </w:r>
+          </w:p>
+        </w:tc>
+        <w:tc>
+          <w:tcPr>
+            <w:tcW w:w="5161" w:type="dxa"/>
+          </w:tcPr>
+          <w:p>
+            <w:pPr>
               <w:rPr>
                 <w:b/>
                 <w:bCs/>
@@ -9711,84 +10115,8 @@
                 <w:szCs w:val="24"/>
                 <w:lang w:val="en-US" w:eastAsia="x-none"/>
               </w:rPr>
-              <w:t xml:space="preserve"> On-Line/E-Learning</w:t>
-            </w:r>
-          </w:p>
-        </w:tc>
-        <w:tc>
-          <w:tcPr>
-            <w:tcW w:w="992" w:type="dxa"/>
-            <w:shd w:val="clear" w:color="auto" w:fill="E5DFEC" w:themeFill="accent4" w:themeFillTint="33"/>
-          </w:tcPr>
-          <w:p>
-            <w:pPr>
-              <w:rPr>
-                <w:b/>
-                <w:bCs/>
-                <w:iCs/>
-                <w:kern w:val="28"/>
-                <w:sz w:val="24"/>
-                <w:szCs w:val="24"/>
-                <w:lang w:val="en-US" w:eastAsia="x-none"/>
-              </w:rPr>
-            </w:pPr>
-            <w:r>
-              <w:rPr>
-                <w:b/>
-                <w:bCs/>
-                <w:iCs/>
-                <w:kern w:val="28"/>
-                <w:sz w:val="24"/>
-                <w:szCs w:val="24"/>
-                <w:lang w:val="en-US" w:eastAsia="x-none"/>
-              </w:rPr>
-              <w:t>EL</w:t>
-            </w:r>
-          </w:p>
-        </w:tc>
-      </w:tr>
-      <w:tr>
-        <w:trPr>
-          <w:trHeight w:val="312"/>
-          <w:jc w:val="center"/>
-        </w:trPr>
-        <w:tc>
-          <w:tcPr>
-            <w:tcW w:w="562" w:type="dxa"/>
-            <w:hideMark/>
-          </w:tcPr>
-          <w:p>
-            <w:pPr>
-              <w:rPr>
-                <w:b/>
-                <w:bCs/>
-                <w:iCs/>
-                <w:kern w:val="28"/>
-                <w:sz w:val="24"/>
-                <w:szCs w:val="24"/>
-                <w:lang w:eastAsia="x-none"/>
-              </w:rPr>
-            </w:pPr>
-            <w:r>
-              <w:rPr>
-                <w:b/>
-                <w:bCs/>
-                <w:iCs/>
-                <w:kern w:val="28"/>
-                <w:sz w:val="24"/>
-                <w:szCs w:val="24"/>
-                <w:lang w:eastAsia="x-none"/>
-              </w:rPr>
-              <w:t>1</w:t>
-            </w:r>
-          </w:p>
-        </w:tc>
-        <w:tc>
-          <w:tcPr>
-            <w:tcW w:w="5161" w:type="dxa"/>
-          </w:tcPr>
-          <w:p>
-            <w:pPr>
+            </w:pPr>
+            <w:r>
               <w:rPr>
                 <w:b/>
                 <w:bCs/>
@@ -9799,8 +10127,85 @@
                 <w:szCs w:val="24"/>
                 <w:lang w:val="en-US" w:eastAsia="x-none"/>
               </w:rPr>
-            </w:pPr>
-            <w:r>
+              <w:t>Discussion at Forum</w:t>
+            </w:r>
+          </w:p>
+        </w:tc>
+        <w:tc>
+          <w:tcPr>
+            <w:tcW w:w="992" w:type="dxa"/>
+            <w:hideMark/>
+          </w:tcPr>
+          <w:p>
+            <w:r>
+              <w:rPr>
+                <w:b/>
+                <w:bCs/>
+                <w:iCs/>
+                <w:kern w:val="28"/>
+                <w:sz w:val="24"/>
+                <w:szCs w:val="24"/>
+                <w:lang w:val="en-US" w:eastAsia="x-none"/>
+              </w:rPr>
+              <w:t>E</w:t>
+            </w:r>
+            <w:r>
+              <w:rPr>
+                <w:b/>
+                <w:bCs/>
+                <w:iCs/>
+                <w:kern w:val="28"/>
+                <w:sz w:val="24"/>
+                <w:szCs w:val="24"/>
+                <w:lang w:val="en-US" w:eastAsia="x-none"/>
+              </w:rPr>
+              <w:t>L-2</w:t>
+            </w:r>
+          </w:p>
+        </w:tc>
+      </w:tr>
+      <w:tr>
+        <w:trPr>
+          <w:trHeight w:val="277"/>
+          <w:jc w:val="center"/>
+        </w:trPr>
+        <w:tc>
+          <w:tcPr>
+            <w:tcW w:w="562" w:type="dxa"/>
+            <w:hideMark/>
+          </w:tcPr>
+          <w:p>
+            <w:pPr>
+              <w:rPr>
+                <w:b/>
+                <w:bCs/>
+                <w:iCs/>
+                <w:kern w:val="28"/>
+                <w:sz w:val="24"/>
+                <w:szCs w:val="24"/>
+                <w:lang w:eastAsia="x-none"/>
+              </w:rPr>
+            </w:pPr>
+            <w:r>
+              <w:rPr>
+                <w:b/>
+                <w:bCs/>
+                <w:iCs/>
+                <w:kern w:val="28"/>
+                <w:sz w:val="24"/>
+                <w:szCs w:val="24"/>
+                <w:lang w:eastAsia="x-none"/>
+              </w:rPr>
+              <w:t>3</w:t>
+            </w:r>
+          </w:p>
+        </w:tc>
+        <w:tc>
+          <w:tcPr>
+            <w:tcW w:w="5161" w:type="dxa"/>
+          </w:tcPr>
+          <w:p>
+            <w:pPr>
               <w:rPr>
                 <w:b/>
                 <w:bCs/>
@@ -9811,84 +10216,8 @@
                 <w:szCs w:val="24"/>
                 <w:lang w:val="en-US" w:eastAsia="x-none"/>
               </w:rPr>
-              <w:t>Video E-Learning</w:t>
-            </w:r>
-          </w:p>
-        </w:tc>
-        <w:tc>
-          <w:tcPr>
-            <w:tcW w:w="992" w:type="dxa"/>
-            <w:hideMark/>
-          </w:tcPr>
-          <w:p>
-            <w:pPr>
-              <w:rPr>
-                <w:b/>
-                <w:bCs/>
-                <w:iCs/>
-                <w:kern w:val="28"/>
-                <w:sz w:val="24"/>
-                <w:szCs w:val="24"/>
-                <w:lang w:val="en-US" w:eastAsia="x-none"/>
-              </w:rPr>
-            </w:pPr>
-            <w:r>
-              <w:rPr>
-                <w:b/>
-                <w:bCs/>
-                <w:iCs/>
-                <w:kern w:val="28"/>
-                <w:sz w:val="24"/>
-                <w:szCs w:val="24"/>
-                <w:lang w:val="en-US" w:eastAsia="x-none"/>
-              </w:rPr>
-              <w:t>EL-1</w:t>
-            </w:r>
-          </w:p>
-        </w:tc>
-      </w:tr>
-      <w:tr>
-        <w:trPr>
-          <w:trHeight w:val="273"/>
-          <w:jc w:val="center"/>
-        </w:trPr>
-        <w:tc>
-          <w:tcPr>
-            <w:tcW w:w="562" w:type="dxa"/>
-            <w:hideMark/>
-          </w:tcPr>
-          <w:p>
-            <w:pPr>
-              <w:rPr>
-                <w:b/>
-                <w:bCs/>
-                <w:iCs/>
-                <w:kern w:val="28"/>
-                <w:sz w:val="24"/>
-                <w:szCs w:val="24"/>
-                <w:lang w:eastAsia="x-none"/>
-              </w:rPr>
-            </w:pPr>
-            <w:r>
-              <w:rPr>
-                <w:b/>
-                <w:bCs/>
-                <w:iCs/>
-                <w:kern w:val="28"/>
-                <w:sz w:val="24"/>
-                <w:szCs w:val="24"/>
-                <w:lang w:eastAsia="x-none"/>
-              </w:rPr>
-              <w:t>2</w:t>
-            </w:r>
-          </w:p>
-        </w:tc>
-        <w:tc>
-          <w:tcPr>
-            <w:tcW w:w="5161" w:type="dxa"/>
-          </w:tcPr>
-          <w:p>
-            <w:pPr>
+            </w:pPr>
+            <w:r>
               <w:rPr>
                 <w:b/>
                 <w:bCs/>
@@ -9899,8 +10228,85 @@
                 <w:szCs w:val="24"/>
                 <w:lang w:val="en-US" w:eastAsia="x-none"/>
               </w:rPr>
-            </w:pPr>
-            <w:r>
+              <w:t>Video Conference atau Webinar (Web Seminar)</w:t>
+            </w:r>
+          </w:p>
+        </w:tc>
+        <w:tc>
+          <w:tcPr>
+            <w:tcW w:w="992" w:type="dxa"/>
+            <w:hideMark/>
+          </w:tcPr>
+          <w:p>
+            <w:r>
+              <w:rPr>
+                <w:b/>
+                <w:bCs/>
+                <w:iCs/>
+                <w:kern w:val="28"/>
+                <w:sz w:val="24"/>
+                <w:szCs w:val="24"/>
+                <w:lang w:val="en-US" w:eastAsia="x-none"/>
+              </w:rPr>
+              <w:t>E</w:t>
+            </w:r>
+            <w:r>
+              <w:rPr>
+                <w:b/>
+                <w:bCs/>
+                <w:iCs/>
+                <w:kern w:val="28"/>
+                <w:sz w:val="24"/>
+                <w:szCs w:val="24"/>
+                <w:lang w:val="en-US" w:eastAsia="x-none"/>
+              </w:rPr>
+              <w:t>L-3</w:t>
+            </w:r>
+          </w:p>
+        </w:tc>
+      </w:tr>
+      <w:tr>
+        <w:trPr>
+          <w:trHeight w:val="281"/>
+          <w:jc w:val="center"/>
+        </w:trPr>
+        <w:tc>
+          <w:tcPr>
+            <w:tcW w:w="562" w:type="dxa"/>
+            <w:hideMark/>
+          </w:tcPr>
+          <w:p>
+            <w:pPr>
+              <w:rPr>
+                <w:b/>
+                <w:bCs/>
+                <w:iCs/>
+                <w:kern w:val="28"/>
+                <w:sz w:val="24"/>
+                <w:szCs w:val="24"/>
+                <w:lang w:eastAsia="x-none"/>
+              </w:rPr>
+            </w:pPr>
+            <w:r>
+              <w:rPr>
+                <w:b/>
+                <w:bCs/>
+                <w:iCs/>
+                <w:kern w:val="28"/>
+                <w:sz w:val="24"/>
+                <w:szCs w:val="24"/>
+                <w:lang w:eastAsia="x-none"/>
+              </w:rPr>
+              <w:t>4</w:t>
+            </w:r>
+          </w:p>
+        </w:tc>
+        <w:tc>
+          <w:tcPr>
+            <w:tcW w:w="5161" w:type="dxa"/>
+          </w:tcPr>
+          <w:p>
+            <w:pPr>
               <w:rPr>
                 <w:b/>
                 <w:bCs/>
@@ -9911,85 +10317,8 @@
                 <w:szCs w:val="24"/>
                 <w:lang w:val="en-US" w:eastAsia="x-none"/>
               </w:rPr>
-              <w:t>Discussion at Forum</w:t>
-            </w:r>
-          </w:p>
-        </w:tc>
-        <w:tc>
-          <w:tcPr>
-            <w:tcW w:w="992" w:type="dxa"/>
-            <w:hideMark/>
-          </w:tcPr>
-          <w:p>
-            <w:r>
-              <w:rPr>
-                <w:b/>
-                <w:bCs/>
-                <w:iCs/>
-                <w:kern w:val="28"/>
-                <w:sz w:val="24"/>
-                <w:szCs w:val="24"/>
-                <w:lang w:val="en-US" w:eastAsia="x-none"/>
-              </w:rPr>
-              <w:t>E</w:t>
-            </w:r>
-            <w:r>
-              <w:rPr>
-                <w:b/>
-                <w:bCs/>
-                <w:iCs/>
-                <w:kern w:val="28"/>
-                <w:sz w:val="24"/>
-                <w:szCs w:val="24"/>
-                <w:lang w:val="en-US" w:eastAsia="x-none"/>
-              </w:rPr>
-              <w:t>L-2</w:t>
-            </w:r>
-          </w:p>
-        </w:tc>
-      </w:tr>
-      <w:tr>
-        <w:trPr>
-          <w:trHeight w:val="277"/>
-          <w:jc w:val="center"/>
-        </w:trPr>
-        <w:tc>
-          <w:tcPr>
-            <w:tcW w:w="562" w:type="dxa"/>
-            <w:hideMark/>
-          </w:tcPr>
-          <w:p>
-            <w:pPr>
-              <w:rPr>
-                <w:b/>
-                <w:bCs/>
-                <w:iCs/>
-                <w:kern w:val="28"/>
-                <w:sz w:val="24"/>
-                <w:szCs w:val="24"/>
-                <w:lang w:eastAsia="x-none"/>
-              </w:rPr>
-            </w:pPr>
-            <w:r>
-              <w:rPr>
-                <w:b/>
-                <w:bCs/>
-                <w:iCs/>
-                <w:kern w:val="28"/>
-                <w:sz w:val="24"/>
-                <w:szCs w:val="24"/>
-                <w:lang w:eastAsia="x-none"/>
-              </w:rPr>
-              <w:t>3</w:t>
-            </w:r>
-          </w:p>
-        </w:tc>
-        <w:tc>
-          <w:tcPr>
-            <w:tcW w:w="5161" w:type="dxa"/>
-          </w:tcPr>
-          <w:p>
-            <w:pPr>
+            </w:pPr>
+            <w:r>
               <w:rPr>
                 <w:b/>
                 <w:bCs/>
@@ -10000,7 +10329,8 @@
                 <w:szCs w:val="24"/>
                 <w:lang w:val="en-US" w:eastAsia="x-none"/>
               </w:rPr>
-            </w:pPr>
+              <w:t xml:space="preserve">E-simulation using </w:t>
+            </w:r>
             <w:r>
               <w:rPr>
                 <w:b/>
@@ -10012,149 +10342,7 @@
                 <w:szCs w:val="24"/>
                 <w:lang w:val="en-US" w:eastAsia="x-none"/>
               </w:rPr>
-              <w:t xml:space="preserve">Video Conference </w:t>
-            </w:r>
-            <w:proofErr w:type="spellStart"/>
-            <w:r>
-              <w:rPr>
-                <w:b/>
-                <w:bCs/>
-                <w:i/>
-                <w:iCs/>
-                <w:kern w:val="28"/>
-                <w:sz w:val="24"/>
-                <w:szCs w:val="24"/>
-                <w:lang w:val="en-US" w:eastAsia="x-none"/>
-              </w:rPr>
-              <w:t>atau</w:t>
-            </w:r>
-            <w:proofErr w:type="spellEnd"/>
-            <w:r>
-              <w:rPr>
-                <w:b/>
-                <w:bCs/>
-                <w:i/>
-                <w:iCs/>
-                <w:kern w:val="28"/>
-                <w:sz w:val="24"/>
-                <w:szCs w:val="24"/>
-                <w:lang w:val="en-US" w:eastAsia="x-none"/>
-              </w:rPr>
-              <w:t xml:space="preserve"> Webinar (Web Seminar)</w:t>
-            </w:r>
-          </w:p>
-        </w:tc>
-        <w:tc>
-          <w:tcPr>
-            <w:tcW w:w="992" w:type="dxa"/>
-            <w:hideMark/>
-          </w:tcPr>
-          <w:p>
-            <w:r>
-              <w:rPr>
-                <w:b/>
-                <w:bCs/>
-                <w:iCs/>
-                <w:kern w:val="28"/>
-                <w:sz w:val="24"/>
-                <w:szCs w:val="24"/>
-                <w:lang w:val="en-US" w:eastAsia="x-none"/>
-              </w:rPr>
-              <w:t>E</w:t>
-            </w:r>
-            <w:r>
-              <w:rPr>
-                <w:b/>
-                <w:bCs/>
-                <w:iCs/>
-                <w:kern w:val="28"/>
-                <w:sz w:val="24"/>
-                <w:szCs w:val="24"/>
-                <w:lang w:val="en-US" w:eastAsia="x-none"/>
-              </w:rPr>
-              <w:t>L-3</w:t>
-            </w:r>
-          </w:p>
-        </w:tc>
-      </w:tr>
-      <w:tr>
-        <w:trPr>
-          <w:trHeight w:val="281"/>
-          <w:jc w:val="center"/>
-        </w:trPr>
-        <w:tc>
-          <w:tcPr>
-            <w:tcW w:w="562" w:type="dxa"/>
-            <w:hideMark/>
-          </w:tcPr>
-          <w:p>
-            <w:pPr>
-              <w:rPr>
-                <w:b/>
-                <w:bCs/>
-                <w:iCs/>
-                <w:kern w:val="28"/>
-                <w:sz w:val="24"/>
-                <w:szCs w:val="24"/>
-                <w:lang w:eastAsia="x-none"/>
-              </w:rPr>
-            </w:pPr>
-            <w:r>
-              <w:rPr>
-                <w:b/>
-                <w:bCs/>
-                <w:iCs/>
-                <w:kern w:val="28"/>
-                <w:sz w:val="24"/>
-                <w:szCs w:val="24"/>
-                <w:lang w:eastAsia="x-none"/>
-              </w:rPr>
-              <w:t>4</w:t>
-            </w:r>
-          </w:p>
-        </w:tc>
-        <w:tc>
-          <w:tcPr>
-            <w:tcW w:w="5161" w:type="dxa"/>
-          </w:tcPr>
-          <w:p>
-            <w:pPr>
-              <w:rPr>
-                <w:b/>
-                <w:bCs/>
-                <w:i/>
-                <w:iCs/>
-                <w:kern w:val="28"/>
-                <w:sz w:val="24"/>
-                <w:szCs w:val="24"/>
-                <w:lang w:val="en-US" w:eastAsia="x-none"/>
-              </w:rPr>
-            </w:pPr>
-            <w:r>
-              <w:rPr>
-                <w:b/>
-                <w:bCs/>
-                <w:i/>
-                <w:iCs/>
-                <w:kern w:val="28"/>
-                <w:sz w:val="24"/>
-                <w:szCs w:val="24"/>
-                <w:lang w:val="en-US" w:eastAsia="x-none"/>
-              </w:rPr>
-              <w:t>E-simulation using software</w:t>
-            </w:r>
-            <w:r>
-              <w:rPr>
-                <w:b/>
-                <w:bCs/>
-                <w:i/>
-                <w:iCs/>
-                <w:kern w:val="28"/>
-                <w:sz w:val="24"/>
-                <w:szCs w:val="24"/>
-                <w:lang w:val="en-US" w:eastAsia="x-none"/>
-              </w:rPr>
-              <w:t xml:space="preserve"> (Virtual Lab)</w:t>
+              <w:t>online resource</w:t>
             </w:r>
           </w:p>
         </w:tc>
@@ -10751,7 +10939,6 @@
           <w:szCs w:val="20"/>
         </w:rPr>
       </w:pPr>
-      <w:proofErr w:type="spellStart"/>
       <w:r>
         <w:rPr>
           <w:rFonts w:ascii="Arial" w:eastAsia="Adobe Fan Heiti Std B" w:hAnsi="Arial" w:cs="Arial"/>
@@ -10759,29 +10946,8 @@
           <w:sz w:val="20"/>
           <w:szCs w:val="20"/>
         </w:rPr>
-        <w:t>Komponen</w:t>
+        <w:t>Komponen Penilaian</w:t>
       </w:r>
-      <w:proofErr w:type="spellEnd"/>
-      <w:r>
-        <w:rPr>
-          <w:rFonts w:ascii="Arial" w:eastAsia="Adobe Fan Heiti Std B" w:hAnsi="Arial" w:cs="Arial"/>
-          <w:b/>
-          <w:sz w:val="20"/>
-          <w:szCs w:val="20"/>
-        </w:rPr>
-        <w:t xml:space="preserve"> </w:t>
-      </w:r>
-      <w:proofErr w:type="spellStart"/>
-      <w:r>
-        <w:rPr>
-          <w:rFonts w:ascii="Arial" w:eastAsia="Adobe Fan Heiti Std B" w:hAnsi="Arial" w:cs="Arial"/>
-          <w:b/>
-          <w:sz w:val="20"/>
-          <w:szCs w:val="20"/>
-        </w:rPr>
-        <w:t>Penilaian</w:t>
-      </w:r>
-      <w:proofErr w:type="spellEnd"/>
     </w:p>
     <w:p>
       <w:pPr>
@@ -10799,205 +10965,7 @@
           <w:sz w:val="20"/>
           <w:szCs w:val="20"/>
         </w:rPr>
-        <w:t xml:space="preserve">Proses </w:t>
-      </w:r>
-      <w:proofErr w:type="spellStart"/>
-      <w:r>
-        <w:rPr>
-          <w:rFonts w:ascii="Arial" w:eastAsia="Adobe Fan Heiti Std B" w:hAnsi="Arial" w:cs="Arial"/>
-          <w:sz w:val="20"/>
-          <w:szCs w:val="20"/>
-        </w:rPr>
-        <w:t>penilaian</w:t>
-      </w:r>
-      <w:proofErr w:type="spellEnd"/>
-      <w:r>
-        <w:rPr>
-          <w:rFonts w:ascii="Arial" w:eastAsia="Adobe Fan Heiti Std B" w:hAnsi="Arial" w:cs="Arial"/>
-          <w:sz w:val="20"/>
-          <w:szCs w:val="20"/>
-        </w:rPr>
-        <w:t xml:space="preserve"> pada </w:t>
-      </w:r>
-      <w:proofErr w:type="spellStart"/>
-      <w:r>
-        <w:rPr>
-          <w:rFonts w:ascii="Arial" w:eastAsia="Adobe Fan Heiti Std B" w:hAnsi="Arial" w:cs="Arial"/>
-          <w:sz w:val="20"/>
-          <w:szCs w:val="20"/>
-        </w:rPr>
-        <w:t>mata</w:t>
-      </w:r>
-      <w:proofErr w:type="spellEnd"/>
-      <w:r>
-        <w:rPr>
-          <w:rFonts w:ascii="Arial" w:eastAsia="Adobe Fan Heiti Std B" w:hAnsi="Arial" w:cs="Arial"/>
-          <w:sz w:val="20"/>
-          <w:szCs w:val="20"/>
-        </w:rPr>
-        <w:t xml:space="preserve"> </w:t>
-      </w:r>
-      <w:proofErr w:type="spellStart"/>
-      <w:r>
-        <w:rPr>
-          <w:rFonts w:ascii="Arial" w:eastAsia="Adobe Fan Heiti Std B" w:hAnsi="Arial" w:cs="Arial"/>
-          <w:sz w:val="20"/>
-          <w:szCs w:val="20"/>
-        </w:rPr>
-        <w:t>kuliah</w:t>
-      </w:r>
-      <w:proofErr w:type="spellEnd"/>
-      <w:r>
-        <w:rPr>
-          <w:rFonts w:ascii="Arial" w:eastAsia="Adobe Fan Heiti Std B" w:hAnsi="Arial" w:cs="Arial"/>
-          <w:sz w:val="20"/>
-          <w:szCs w:val="20"/>
-        </w:rPr>
-        <w:t xml:space="preserve"> </w:t>
-      </w:r>
-      <w:proofErr w:type="spellStart"/>
-      <w:r>
-        <w:rPr>
-          <w:rFonts w:ascii="Arial" w:eastAsia="Adobe Fan Heiti Std B" w:hAnsi="Arial" w:cs="Arial"/>
-          <w:sz w:val="20"/>
-          <w:szCs w:val="20"/>
-        </w:rPr>
-        <w:t>ini</w:t>
-      </w:r>
-      <w:proofErr w:type="spellEnd"/>
-      <w:r>
-        <w:rPr>
-          <w:rFonts w:ascii="Arial" w:eastAsia="Adobe Fan Heiti Std B" w:hAnsi="Arial" w:cs="Arial"/>
-          <w:sz w:val="20"/>
-          <w:szCs w:val="20"/>
-        </w:rPr>
-        <w:t xml:space="preserve"> </w:t>
-      </w:r>
-      <w:proofErr w:type="spellStart"/>
-      <w:r>
-        <w:rPr>
-          <w:rFonts w:ascii="Arial" w:eastAsia="Adobe Fan Heiti Std B" w:hAnsi="Arial" w:cs="Arial"/>
-          <w:sz w:val="20"/>
-          <w:szCs w:val="20"/>
-        </w:rPr>
-        <w:t>dibedakan</w:t>
-      </w:r>
-      <w:proofErr w:type="spellEnd"/>
-      <w:r>
-        <w:rPr>
-          <w:rFonts w:ascii="Arial" w:eastAsia="Adobe Fan Heiti Std B" w:hAnsi="Arial" w:cs="Arial"/>
-          <w:sz w:val="20"/>
-          <w:szCs w:val="20"/>
-        </w:rPr>
-        <w:t xml:space="preserve"> </w:t>
-      </w:r>
-      <w:proofErr w:type="spellStart"/>
-      <w:r>
-        <w:rPr>
-          <w:rFonts w:ascii="Arial" w:eastAsia="Adobe Fan Heiti Std B" w:hAnsi="Arial" w:cs="Arial"/>
-          <w:sz w:val="20"/>
-          <w:szCs w:val="20"/>
-        </w:rPr>
-        <w:t>dalam</w:t>
-      </w:r>
-      <w:proofErr w:type="spellEnd"/>
-      <w:r>
-        <w:rPr>
-          <w:rFonts w:ascii="Arial" w:eastAsia="Adobe Fan Heiti Std B" w:hAnsi="Arial" w:cs="Arial"/>
-          <w:sz w:val="20"/>
-          <w:szCs w:val="20"/>
-        </w:rPr>
-        <w:t xml:space="preserve"> 4 </w:t>
-      </w:r>
-      <w:proofErr w:type="spellStart"/>
-      <w:r>
-        <w:rPr>
-          <w:rFonts w:ascii="Arial" w:eastAsia="Adobe Fan Heiti Std B" w:hAnsi="Arial" w:cs="Arial"/>
-          <w:sz w:val="20"/>
-          <w:szCs w:val="20"/>
-        </w:rPr>
-        <w:t>komponen</w:t>
-      </w:r>
-      <w:proofErr w:type="spellEnd"/>
-      <w:r>
-        <w:rPr>
-          <w:rFonts w:ascii="Arial" w:eastAsia="Adobe Fan Heiti Std B" w:hAnsi="Arial" w:cs="Arial"/>
-          <w:sz w:val="20"/>
-          <w:szCs w:val="20"/>
-        </w:rPr>
-        <w:t xml:space="preserve">, </w:t>
-      </w:r>
-      <w:proofErr w:type="spellStart"/>
-      <w:r>
-        <w:rPr>
-          <w:rFonts w:ascii="Arial" w:eastAsia="Adobe Fan Heiti Std B" w:hAnsi="Arial" w:cs="Arial"/>
-          <w:sz w:val="20"/>
-          <w:szCs w:val="20"/>
-        </w:rPr>
-        <w:t>diantaranya</w:t>
-      </w:r>
-      <w:proofErr w:type="spellEnd"/>
-      <w:r>
-        <w:rPr>
-          <w:rFonts w:ascii="Arial" w:eastAsia="Adobe Fan Heiti Std B" w:hAnsi="Arial" w:cs="Arial"/>
-          <w:sz w:val="20"/>
-          <w:szCs w:val="20"/>
-        </w:rPr>
-        <w:t xml:space="preserve"> </w:t>
-      </w:r>
-      <w:proofErr w:type="spellStart"/>
-      <w:r>
-        <w:rPr>
-          <w:rFonts w:ascii="Arial" w:eastAsia="Adobe Fan Heiti Std B" w:hAnsi="Arial" w:cs="Arial"/>
-          <w:sz w:val="20"/>
-          <w:szCs w:val="20"/>
-        </w:rPr>
-        <w:t>adalah</w:t>
-      </w:r>
-      <w:proofErr w:type="spellEnd"/>
-      <w:r>
-        <w:rPr>
-          <w:rFonts w:ascii="Arial" w:eastAsia="Adobe Fan Heiti Std B" w:hAnsi="Arial" w:cs="Arial"/>
-          <w:sz w:val="20"/>
-          <w:szCs w:val="20"/>
-        </w:rPr>
-        <w:t xml:space="preserve"> </w:t>
-      </w:r>
-      <w:proofErr w:type="spellStart"/>
-      <w:r>
-        <w:rPr>
-          <w:rFonts w:ascii="Arial" w:eastAsia="Adobe Fan Heiti Std B" w:hAnsi="Arial" w:cs="Arial"/>
-          <w:sz w:val="20"/>
-          <w:szCs w:val="20"/>
-        </w:rPr>
-        <w:t>sebagai</w:t>
-      </w:r>
-      <w:proofErr w:type="spellEnd"/>
-      <w:r>
-        <w:rPr>
-          <w:rFonts w:ascii="Arial" w:eastAsia="Adobe Fan Heiti Std B" w:hAnsi="Arial" w:cs="Arial"/>
-          <w:sz w:val="20"/>
-          <w:szCs w:val="20"/>
-        </w:rPr>
-        <w:t xml:space="preserve"> </w:t>
-      </w:r>
-      <w:proofErr w:type="spellStart"/>
-      <w:r>
-        <w:rPr>
-          <w:rFonts w:ascii="Arial" w:eastAsia="Adobe Fan Heiti Std B" w:hAnsi="Arial" w:cs="Arial"/>
-          <w:sz w:val="20"/>
-          <w:szCs w:val="20"/>
-        </w:rPr>
-        <w:t>berikut</w:t>
-      </w:r>
-      <w:proofErr w:type="spellEnd"/>
-      <w:r>
-        <w:rPr>
-          <w:rFonts w:ascii="Arial" w:eastAsia="Adobe Fan Heiti Std B" w:hAnsi="Arial" w:cs="Arial"/>
-          <w:sz w:val="20"/>
-          <w:szCs w:val="20"/>
-        </w:rPr>
-        <w:t>:</w:t>
+        <w:t>Proses penilaian pada mata kuliah ini dibedakan dalam 4 komponen, diantaranya adalah sebagai berikut:</w:t>
       </w:r>
     </w:p>
     <w:p>
@@ -11015,7 +10983,6 @@
           <w:szCs w:val="20"/>
         </w:rPr>
       </w:pPr>
-      <w:proofErr w:type="spellStart"/>
       <w:r>
         <w:rPr>
           <w:rFonts w:ascii="Arial" w:eastAsia="Adobe Fan Heiti Std B" w:hAnsi="Arial" w:cs="Arial"/>
@@ -11023,29 +10990,8 @@
           <w:sz w:val="20"/>
           <w:szCs w:val="20"/>
         </w:rPr>
-        <w:t>Kehadiran</w:t>
+        <w:t>Interaksi</w:t>
       </w:r>
-      <w:proofErr w:type="spellEnd"/>
-      <w:r>
-        <w:rPr>
-          <w:rFonts w:ascii="Arial" w:eastAsia="Adobe Fan Heiti Std B" w:hAnsi="Arial" w:cs="Arial"/>
-          <w:b/>
-          <w:sz w:val="20"/>
-          <w:szCs w:val="20"/>
-        </w:rPr>
-        <w:t xml:space="preserve"> dan </w:t>
-      </w:r>
-      <w:proofErr w:type="spellStart"/>
-      <w:r>
-        <w:rPr>
-          <w:rFonts w:ascii="Arial" w:eastAsia="Adobe Fan Heiti Std B" w:hAnsi="Arial" w:cs="Arial"/>
-          <w:b/>
-          <w:sz w:val="20"/>
-          <w:szCs w:val="20"/>
-        </w:rPr>
-        <w:t>Sikap</w:t>
-      </w:r>
-      <w:proofErr w:type="spellEnd"/>
     </w:p>
     <w:p>
       <w:pPr>
@@ -11059,95 +11005,13 @@
           <w:szCs w:val="20"/>
         </w:rPr>
       </w:pPr>
-      <w:proofErr w:type="spellStart"/>
       <w:r>
         <w:rPr>
           <w:rFonts w:ascii="Arial" w:eastAsia="Adobe Fan Heiti Std B" w:hAnsi="Arial" w:cs="Arial"/>
           <w:sz w:val="20"/>
           <w:szCs w:val="20"/>
         </w:rPr>
-        <w:t>Komponen</w:t>
-      </w:r>
-      <w:proofErr w:type="spellEnd"/>
-      <w:r>
-        <w:rPr>
-          <w:rFonts w:ascii="Arial" w:eastAsia="Adobe Fan Heiti Std B" w:hAnsi="Arial" w:cs="Arial"/>
-          <w:sz w:val="20"/>
-          <w:szCs w:val="20"/>
-        </w:rPr>
-        <w:t xml:space="preserve"> </w:t>
-      </w:r>
-      <w:proofErr w:type="spellStart"/>
-      <w:r>
-        <w:rPr>
-          <w:rFonts w:ascii="Arial" w:eastAsia="Adobe Fan Heiti Std B" w:hAnsi="Arial" w:cs="Arial"/>
-          <w:sz w:val="20"/>
-          <w:szCs w:val="20"/>
-        </w:rPr>
-        <w:t>ini</w:t>
-      </w:r>
-      <w:proofErr w:type="spellEnd"/>
-      <w:r>
-        <w:rPr>
-          <w:rFonts w:ascii="Arial" w:eastAsia="Adobe Fan Heiti Std B" w:hAnsi="Arial" w:cs="Arial"/>
-          <w:sz w:val="20"/>
-          <w:szCs w:val="20"/>
-        </w:rPr>
-        <w:t xml:space="preserve"> </w:t>
-      </w:r>
-      <w:proofErr w:type="spellStart"/>
-      <w:r>
-        <w:rPr>
-          <w:rFonts w:ascii="Arial" w:eastAsia="Adobe Fan Heiti Std B" w:hAnsi="Arial" w:cs="Arial"/>
-          <w:sz w:val="20"/>
-          <w:szCs w:val="20"/>
-        </w:rPr>
-        <w:t>memiliki</w:t>
-      </w:r>
-      <w:proofErr w:type="spellEnd"/>
-      <w:r>
-        <w:rPr>
-          <w:rFonts w:ascii="Arial" w:eastAsia="Adobe Fan Heiti Std B" w:hAnsi="Arial" w:cs="Arial"/>
-          <w:sz w:val="20"/>
-          <w:szCs w:val="20"/>
-        </w:rPr>
-        <w:t xml:space="preserve"> </w:t>
-      </w:r>
-      <w:proofErr w:type="spellStart"/>
-      <w:r>
-        <w:rPr>
-          <w:rFonts w:ascii="Arial" w:eastAsia="Adobe Fan Heiti Std B" w:hAnsi="Arial" w:cs="Arial"/>
-          <w:sz w:val="20"/>
-          <w:szCs w:val="20"/>
-        </w:rPr>
-        <w:t>poin</w:t>
-      </w:r>
-      <w:proofErr w:type="spellEnd"/>
-      <w:r>
-        <w:rPr>
-          <w:rFonts w:ascii="Arial" w:eastAsia="Adobe Fan Heiti Std B" w:hAnsi="Arial" w:cs="Arial"/>
-          <w:sz w:val="20"/>
-          <w:szCs w:val="20"/>
-        </w:rPr>
-        <w:t xml:space="preserve"> </w:t>
-      </w:r>
-      <w:proofErr w:type="spellStart"/>
-      <w:r>
-        <w:rPr>
-          <w:rFonts w:ascii="Arial" w:eastAsia="Adobe Fan Heiti Std B" w:hAnsi="Arial" w:cs="Arial"/>
-          <w:sz w:val="20"/>
-          <w:szCs w:val="20"/>
-        </w:rPr>
-        <w:t>sebesar</w:t>
-      </w:r>
-      <w:proofErr w:type="spellEnd"/>
-      <w:r>
-        <w:rPr>
-          <w:rFonts w:ascii="Arial" w:eastAsia="Adobe Fan Heiti Std B" w:hAnsi="Arial" w:cs="Arial"/>
-          <w:sz w:val="20"/>
-          <w:szCs w:val="20"/>
-        </w:rPr>
-        <w:t xml:space="preserve"> </w:t>
+        <w:t xml:space="preserve">Komponen ini memiliki poin sebesar </w:t>
       </w:r>
       <w:r>
         <w:rPr>
@@ -11173,34 +11037,7 @@
           <w:sz w:val="20"/>
           <w:szCs w:val="20"/>
         </w:rPr>
-        <w:t xml:space="preserve"> </w:t>
-      </w:r>
-      <w:proofErr w:type="spellStart"/>
-      <w:r>
-        <w:rPr>
-          <w:rFonts w:ascii="Arial" w:eastAsia="Adobe Fan Heiti Std B" w:hAnsi="Arial" w:cs="Arial"/>
-          <w:sz w:val="20"/>
-          <w:szCs w:val="20"/>
-        </w:rPr>
-        <w:t>dari</w:t>
-      </w:r>
-      <w:proofErr w:type="spellEnd"/>
-      <w:r>
-        <w:rPr>
-          <w:rFonts w:ascii="Arial" w:eastAsia="Adobe Fan Heiti Std B" w:hAnsi="Arial" w:cs="Arial"/>
-          <w:sz w:val="20"/>
-          <w:szCs w:val="20"/>
-        </w:rPr>
-        <w:t xml:space="preserve"> total </w:t>
-      </w:r>
-      <w:proofErr w:type="spellStart"/>
-      <w:r>
-        <w:rPr>
-          <w:rFonts w:ascii="Arial" w:eastAsia="Adobe Fan Heiti Std B" w:hAnsi="Arial" w:cs="Arial"/>
-          <w:sz w:val="20"/>
-          <w:szCs w:val="20"/>
-        </w:rPr>
-        <w:t>p</w:t>
+        <w:t xml:space="preserve"> dari total p</w:t>
       </w:r>
       <w:r>
         <w:rPr>
@@ -11208,70 +11045,15 @@
           <w:sz w:val="20"/>
           <w:szCs w:val="20"/>
         </w:rPr>
-        <w:t>ertemuan</w:t>
+        <w:t>ertemuan di kelas (16</w:t>
       </w:r>
-      <w:proofErr w:type="spellEnd"/>
       <w:r>
         <w:rPr>
           <w:rFonts w:ascii="Arial" w:eastAsia="Adobe Fan Heiti Std B" w:hAnsi="Arial" w:cs="Arial"/>
           <w:sz w:val="20"/>
           <w:szCs w:val="20"/>
         </w:rPr>
-        <w:t xml:space="preserve"> </w:t>
-      </w:r>
-      <w:proofErr w:type="spellStart"/>
-      <w:r>
-        <w:rPr>
-          <w:rFonts w:ascii="Arial" w:eastAsia="Adobe Fan Heiti Std B" w:hAnsi="Arial" w:cs="Arial"/>
-          <w:sz w:val="20"/>
-          <w:szCs w:val="20"/>
-        </w:rPr>
-        <w:t>tatap</w:t>
-      </w:r>
-      <w:proofErr w:type="spellEnd"/>
-      <w:r>
-        <w:rPr>
-          <w:rFonts w:ascii="Arial" w:eastAsia="Adobe Fan Heiti Std B" w:hAnsi="Arial" w:cs="Arial"/>
-          <w:sz w:val="20"/>
-          <w:szCs w:val="20"/>
-        </w:rPr>
-        <w:t xml:space="preserve"> </w:t>
-      </w:r>
-      <w:proofErr w:type="spellStart"/>
-      <w:r>
-        <w:rPr>
-          <w:rFonts w:ascii="Arial" w:eastAsia="Adobe Fan Heiti Std B" w:hAnsi="Arial" w:cs="Arial"/>
-          <w:sz w:val="20"/>
-          <w:szCs w:val="20"/>
-        </w:rPr>
-        <w:t>muka</w:t>
-      </w:r>
-      <w:proofErr w:type="spellEnd"/>
-      <w:r>
-        <w:rPr>
-          <w:rFonts w:ascii="Arial" w:eastAsia="Adobe Fan Heiti Std B" w:hAnsi="Arial" w:cs="Arial"/>
-          <w:sz w:val="20"/>
-          <w:szCs w:val="20"/>
-        </w:rPr>
-        <w:t xml:space="preserve"> di </w:t>
-      </w:r>
-      <w:proofErr w:type="spellStart"/>
-      <w:r>
-        <w:rPr>
-          <w:rFonts w:ascii="Arial" w:eastAsia="Adobe Fan Heiti Std B" w:hAnsi="Arial" w:cs="Arial"/>
-          <w:sz w:val="20"/>
-          <w:szCs w:val="20"/>
-        </w:rPr>
-        <w:t>kelas</w:t>
-      </w:r>
-      <w:proofErr w:type="spellEnd"/>
-      <w:r>
-        <w:rPr>
-          <w:rFonts w:ascii="Arial" w:eastAsia="Adobe Fan Heiti Std B" w:hAnsi="Arial" w:cs="Arial"/>
-          <w:sz w:val="20"/>
-          <w:szCs w:val="20"/>
-        </w:rPr>
-        <w:t xml:space="preserve"> (16</w:t>
+        <w:t xml:space="preserve"> kali</w:t>
       </w:r>
       <w:r>
         <w:rPr>
@@ -11281,23 +11063,13 @@
         </w:rPr>
         <w:t xml:space="preserve">). </w:t>
       </w:r>
-      <w:proofErr w:type="spellStart"/>
       <w:r>
         <w:rPr>
           <w:rFonts w:ascii="Arial" w:eastAsia="Adobe Fan Heiti Std B" w:hAnsi="Arial" w:cs="Arial"/>
           <w:sz w:val="20"/>
           <w:szCs w:val="20"/>
         </w:rPr>
-        <w:t>Kehadiran</w:t>
-      </w:r>
-      <w:proofErr w:type="spellEnd"/>
-      <w:r>
-        <w:rPr>
-          <w:rFonts w:ascii="Arial" w:eastAsia="Adobe Fan Heiti Std B" w:hAnsi="Arial" w:cs="Arial"/>
-          <w:sz w:val="20"/>
-          <w:szCs w:val="20"/>
-        </w:rPr>
-        <w:t xml:space="preserve"> dan</w:t>
+        <w:t>Interaksi</w:t>
       </w:r>
       <w:r>
         <w:rPr>
@@ -11305,385 +11077,39 @@
           <w:sz w:val="20"/>
           <w:szCs w:val="20"/>
         </w:rPr>
-        <w:t xml:space="preserve"> </w:t>
+        <w:t xml:space="preserve"> merupakan salah satu komponen penunjang dalam melakukan proses penilaian, dimana </w:t>
       </w:r>
-      <w:proofErr w:type="spellStart"/>
       <w:r>
         <w:rPr>
           <w:rFonts w:ascii="Arial" w:eastAsia="Adobe Fan Heiti Std B" w:hAnsi="Arial" w:cs="Arial"/>
           <w:sz w:val="20"/>
           <w:szCs w:val="20"/>
         </w:rPr>
-        <w:t>Sikap</w:t>
+        <w:t>keaktifan di kelas dalam bentuk</w:t>
       </w:r>
-      <w:proofErr w:type="spellEnd"/>
       <w:r>
         <w:rPr>
           <w:rFonts w:ascii="Arial" w:eastAsia="Adobe Fan Heiti Std B" w:hAnsi="Arial" w:cs="Arial"/>
           <w:sz w:val="20"/>
           <w:szCs w:val="20"/>
         </w:rPr>
-        <w:t xml:space="preserve"> </w:t>
+        <w:t xml:space="preserve"> kehadiran, keaktifan</w:t>
       </w:r>
-      <w:proofErr w:type="spellStart"/>
       <w:r>
         <w:rPr>
           <w:rFonts w:ascii="Arial" w:eastAsia="Adobe Fan Heiti Std B" w:hAnsi="Arial" w:cs="Arial"/>
           <w:sz w:val="20"/>
           <w:szCs w:val="20"/>
         </w:rPr>
-        <w:t>merupakan</w:t>
+        <w:t xml:space="preserve"> berdiskusi</w:t>
       </w:r>
-      <w:proofErr w:type="spellEnd"/>
       <w:r>
         <w:rPr>
           <w:rFonts w:ascii="Arial" w:eastAsia="Adobe Fan Heiti Std B" w:hAnsi="Arial" w:cs="Arial"/>
           <w:sz w:val="20"/>
           <w:szCs w:val="20"/>
         </w:rPr>
-        <w:t xml:space="preserve"> salah </w:t>
-      </w:r>
-      <w:proofErr w:type="spellStart"/>
-      <w:r>
-        <w:rPr>
-          <w:rFonts w:ascii="Arial" w:eastAsia="Adobe Fan Heiti Std B" w:hAnsi="Arial" w:cs="Arial"/>
-          <w:sz w:val="20"/>
-          <w:szCs w:val="20"/>
-        </w:rPr>
-        <w:t>satu</w:t>
-      </w:r>
-      <w:proofErr w:type="spellEnd"/>
-      <w:r>
-        <w:rPr>
-          <w:rFonts w:ascii="Arial" w:eastAsia="Adobe Fan Heiti Std B" w:hAnsi="Arial" w:cs="Arial"/>
-          <w:sz w:val="20"/>
-          <w:szCs w:val="20"/>
-        </w:rPr>
-        <w:t xml:space="preserve"> </w:t>
-      </w:r>
-      <w:proofErr w:type="spellStart"/>
-      <w:r>
-        <w:rPr>
-          <w:rFonts w:ascii="Arial" w:eastAsia="Adobe Fan Heiti Std B" w:hAnsi="Arial" w:cs="Arial"/>
-          <w:sz w:val="20"/>
-          <w:szCs w:val="20"/>
-        </w:rPr>
-        <w:t>komponen</w:t>
-      </w:r>
-      <w:proofErr w:type="spellEnd"/>
-      <w:r>
-        <w:rPr>
-          <w:rFonts w:ascii="Arial" w:eastAsia="Adobe Fan Heiti Std B" w:hAnsi="Arial" w:cs="Arial"/>
-          <w:sz w:val="20"/>
-          <w:szCs w:val="20"/>
-        </w:rPr>
-        <w:t xml:space="preserve"> </w:t>
-      </w:r>
-      <w:proofErr w:type="spellStart"/>
-      <w:r>
-        <w:rPr>
-          <w:rFonts w:ascii="Arial" w:eastAsia="Adobe Fan Heiti Std B" w:hAnsi="Arial" w:cs="Arial"/>
-          <w:sz w:val="20"/>
-          <w:szCs w:val="20"/>
-        </w:rPr>
-        <w:t>penunjang</w:t>
-      </w:r>
-      <w:proofErr w:type="spellEnd"/>
-      <w:r>
-        <w:rPr>
-          <w:rFonts w:ascii="Arial" w:eastAsia="Adobe Fan Heiti Std B" w:hAnsi="Arial" w:cs="Arial"/>
-          <w:sz w:val="20"/>
-          <w:szCs w:val="20"/>
-        </w:rPr>
-        <w:t xml:space="preserve"> </w:t>
-      </w:r>
-      <w:proofErr w:type="spellStart"/>
-      <w:r>
-        <w:rPr>
-          <w:rFonts w:ascii="Arial" w:eastAsia="Adobe Fan Heiti Std B" w:hAnsi="Arial" w:cs="Arial"/>
-          <w:sz w:val="20"/>
-          <w:szCs w:val="20"/>
-        </w:rPr>
-        <w:t>dalam</w:t>
-      </w:r>
-      <w:proofErr w:type="spellEnd"/>
-      <w:r>
-        <w:rPr>
-          <w:rFonts w:ascii="Arial" w:eastAsia="Adobe Fan Heiti Std B" w:hAnsi="Arial" w:cs="Arial"/>
-          <w:sz w:val="20"/>
-          <w:szCs w:val="20"/>
-        </w:rPr>
-        <w:t xml:space="preserve"> </w:t>
-      </w:r>
-      <w:proofErr w:type="spellStart"/>
-      <w:r>
-        <w:rPr>
-          <w:rFonts w:ascii="Arial" w:eastAsia="Adobe Fan Heiti Std B" w:hAnsi="Arial" w:cs="Arial"/>
-          <w:sz w:val="20"/>
-          <w:szCs w:val="20"/>
-        </w:rPr>
-        <w:t>melakukan</w:t>
-      </w:r>
-      <w:proofErr w:type="spellEnd"/>
-      <w:r>
-        <w:rPr>
-          <w:rFonts w:ascii="Arial" w:eastAsia="Adobe Fan Heiti Std B" w:hAnsi="Arial" w:cs="Arial"/>
-          <w:sz w:val="20"/>
-          <w:szCs w:val="20"/>
-        </w:rPr>
-        <w:t xml:space="preserve"> proses </w:t>
-      </w:r>
-      <w:proofErr w:type="spellStart"/>
-      <w:r>
-        <w:rPr>
-          <w:rFonts w:ascii="Arial" w:eastAsia="Adobe Fan Heiti Std B" w:hAnsi="Arial" w:cs="Arial"/>
-          <w:sz w:val="20"/>
-          <w:szCs w:val="20"/>
-        </w:rPr>
-        <w:t>penilaian</w:t>
-      </w:r>
-      <w:proofErr w:type="spellEnd"/>
-      <w:r>
-        <w:rPr>
-          <w:rFonts w:ascii="Arial" w:eastAsia="Adobe Fan Heiti Std B" w:hAnsi="Arial" w:cs="Arial"/>
-          <w:sz w:val="20"/>
-          <w:szCs w:val="20"/>
-        </w:rPr>
-        <w:t xml:space="preserve">, </w:t>
-      </w:r>
-      <w:proofErr w:type="spellStart"/>
-      <w:r>
-        <w:rPr>
-          <w:rFonts w:ascii="Arial" w:eastAsia="Adobe Fan Heiti Std B" w:hAnsi="Arial" w:cs="Arial"/>
-          <w:sz w:val="20"/>
-          <w:szCs w:val="20"/>
-        </w:rPr>
-        <w:t>dimana</w:t>
-      </w:r>
-      <w:proofErr w:type="spellEnd"/>
-      <w:r>
-        <w:rPr>
-          <w:rFonts w:ascii="Arial" w:eastAsia="Adobe Fan Heiti Std B" w:hAnsi="Arial" w:cs="Arial"/>
-          <w:sz w:val="20"/>
-          <w:szCs w:val="20"/>
-        </w:rPr>
-        <w:t xml:space="preserve"> </w:t>
-      </w:r>
-      <w:proofErr w:type="spellStart"/>
-      <w:r>
-        <w:rPr>
-          <w:rFonts w:ascii="Arial" w:eastAsia="Adobe Fan Heiti Std B" w:hAnsi="Arial" w:cs="Arial"/>
-          <w:sz w:val="20"/>
-          <w:szCs w:val="20"/>
-        </w:rPr>
-        <w:t>keaktifan</w:t>
-      </w:r>
-      <w:proofErr w:type="spellEnd"/>
-      <w:r>
-        <w:rPr>
-          <w:rFonts w:ascii="Arial" w:eastAsia="Adobe Fan Heiti Std B" w:hAnsi="Arial" w:cs="Arial"/>
-          <w:sz w:val="20"/>
-          <w:szCs w:val="20"/>
-        </w:rPr>
-        <w:t xml:space="preserve"> di </w:t>
-      </w:r>
-      <w:proofErr w:type="spellStart"/>
-      <w:r>
-        <w:rPr>
-          <w:rFonts w:ascii="Arial" w:eastAsia="Adobe Fan Heiti Std B" w:hAnsi="Arial" w:cs="Arial"/>
-          <w:sz w:val="20"/>
-          <w:szCs w:val="20"/>
-        </w:rPr>
-        <w:t>kelas</w:t>
-      </w:r>
-      <w:proofErr w:type="spellEnd"/>
-      <w:r>
-        <w:rPr>
-          <w:rFonts w:ascii="Arial" w:eastAsia="Adobe Fan Heiti Std B" w:hAnsi="Arial" w:cs="Arial"/>
-          <w:sz w:val="20"/>
-          <w:szCs w:val="20"/>
-        </w:rPr>
-        <w:t xml:space="preserve"> </w:t>
-      </w:r>
-      <w:proofErr w:type="spellStart"/>
-      <w:r>
-        <w:rPr>
-          <w:rFonts w:ascii="Arial" w:eastAsia="Adobe Fan Heiti Std B" w:hAnsi="Arial" w:cs="Arial"/>
-          <w:sz w:val="20"/>
-          <w:szCs w:val="20"/>
-        </w:rPr>
-        <w:t>dalam</w:t>
-      </w:r>
-      <w:proofErr w:type="spellEnd"/>
-      <w:r>
-        <w:rPr>
-          <w:rFonts w:ascii="Arial" w:eastAsia="Adobe Fan Heiti Std B" w:hAnsi="Arial" w:cs="Arial"/>
-          <w:sz w:val="20"/>
-          <w:szCs w:val="20"/>
-        </w:rPr>
-        <w:t xml:space="preserve"> </w:t>
-      </w:r>
-      <w:proofErr w:type="spellStart"/>
-      <w:r>
-        <w:rPr>
-          <w:rFonts w:ascii="Arial" w:eastAsia="Adobe Fan Heiti Std B" w:hAnsi="Arial" w:cs="Arial"/>
-          <w:sz w:val="20"/>
-          <w:szCs w:val="20"/>
-        </w:rPr>
-        <w:t>bentuk</w:t>
-      </w:r>
-      <w:proofErr w:type="spellEnd"/>
-      <w:r>
-        <w:rPr>
-          <w:rFonts w:ascii="Arial" w:eastAsia="Adobe Fan Heiti Std B" w:hAnsi="Arial" w:cs="Arial"/>
-          <w:sz w:val="20"/>
-          <w:szCs w:val="20"/>
-        </w:rPr>
-        <w:t xml:space="preserve"> </w:t>
-      </w:r>
-      <w:proofErr w:type="spellStart"/>
-      <w:r>
-        <w:rPr>
-          <w:rFonts w:ascii="Arial" w:eastAsia="Adobe Fan Heiti Std B" w:hAnsi="Arial" w:cs="Arial"/>
-          <w:sz w:val="20"/>
-          <w:szCs w:val="20"/>
-        </w:rPr>
-        <w:t>kehadiran</w:t>
-      </w:r>
-      <w:proofErr w:type="spellEnd"/>
-      <w:r>
-        <w:rPr>
-          <w:rFonts w:ascii="Arial" w:eastAsia="Adobe Fan Heiti Std B" w:hAnsi="Arial" w:cs="Arial"/>
-          <w:sz w:val="20"/>
-          <w:szCs w:val="20"/>
-        </w:rPr>
-        <w:t xml:space="preserve">, </w:t>
-      </w:r>
-      <w:proofErr w:type="spellStart"/>
-      <w:r>
-        <w:rPr>
-          <w:rFonts w:ascii="Arial" w:eastAsia="Adobe Fan Heiti Std B" w:hAnsi="Arial" w:cs="Arial"/>
-          <w:sz w:val="20"/>
-          <w:szCs w:val="20"/>
-        </w:rPr>
-        <w:t>keaktifan</w:t>
-      </w:r>
-      <w:proofErr w:type="spellEnd"/>
-      <w:r>
-        <w:rPr>
-          <w:rFonts w:ascii="Arial" w:eastAsia="Adobe Fan Heiti Std B" w:hAnsi="Arial" w:cs="Arial"/>
-          <w:sz w:val="20"/>
-          <w:szCs w:val="20"/>
-        </w:rPr>
-        <w:t xml:space="preserve"> </w:t>
-      </w:r>
-      <w:proofErr w:type="spellStart"/>
-      <w:r>
-        <w:rPr>
-          <w:rFonts w:ascii="Arial" w:eastAsia="Adobe Fan Heiti Std B" w:hAnsi="Arial" w:cs="Arial"/>
-          <w:sz w:val="20"/>
-          <w:szCs w:val="20"/>
-        </w:rPr>
-        <w:t>berdiskusi</w:t>
-      </w:r>
-      <w:proofErr w:type="spellEnd"/>
-      <w:r>
-        <w:rPr>
-          <w:rFonts w:ascii="Arial" w:eastAsia="Adobe Fan Heiti Std B" w:hAnsi="Arial" w:cs="Arial"/>
-          <w:sz w:val="20"/>
-          <w:szCs w:val="20"/>
-        </w:rPr>
-        <w:t xml:space="preserve">, dan </w:t>
-      </w:r>
-      <w:proofErr w:type="spellStart"/>
-      <w:r>
-        <w:rPr>
-          <w:rFonts w:ascii="Arial" w:eastAsia="Adobe Fan Heiti Std B" w:hAnsi="Arial" w:cs="Arial"/>
-          <w:sz w:val="20"/>
-          <w:szCs w:val="20"/>
-        </w:rPr>
-        <w:t>etika</w:t>
-      </w:r>
-      <w:proofErr w:type="spellEnd"/>
-      <w:r>
-        <w:rPr>
-          <w:rFonts w:ascii="Arial" w:eastAsia="Adobe Fan Heiti Std B" w:hAnsi="Arial" w:cs="Arial"/>
-          <w:sz w:val="20"/>
-          <w:szCs w:val="20"/>
-        </w:rPr>
-        <w:t xml:space="preserve"> </w:t>
-      </w:r>
-      <w:proofErr w:type="spellStart"/>
-      <w:r>
-        <w:rPr>
-          <w:rFonts w:ascii="Arial" w:eastAsia="Adobe Fan Heiti Std B" w:hAnsi="Arial" w:cs="Arial"/>
-          <w:sz w:val="20"/>
-          <w:szCs w:val="20"/>
-        </w:rPr>
-        <w:t>perilaku</w:t>
-      </w:r>
-      <w:proofErr w:type="spellEnd"/>
-      <w:r>
-        <w:rPr>
-          <w:rFonts w:ascii="Arial" w:eastAsia="Adobe Fan Heiti Std B" w:hAnsi="Arial" w:cs="Arial"/>
-          <w:sz w:val="20"/>
-          <w:szCs w:val="20"/>
-        </w:rPr>
-        <w:t xml:space="preserve"> </w:t>
-      </w:r>
-      <w:proofErr w:type="spellStart"/>
-      <w:r>
-        <w:rPr>
-          <w:rFonts w:ascii="Arial" w:eastAsia="Adobe Fan Heiti Std B" w:hAnsi="Arial" w:cs="Arial"/>
-          <w:sz w:val="20"/>
-          <w:szCs w:val="20"/>
-        </w:rPr>
-        <w:t>menjadi</w:t>
-      </w:r>
-      <w:proofErr w:type="spellEnd"/>
-      <w:r>
-        <w:rPr>
-          <w:rFonts w:ascii="Arial" w:eastAsia="Adobe Fan Heiti Std B" w:hAnsi="Arial" w:cs="Arial"/>
-          <w:sz w:val="20"/>
-          <w:szCs w:val="20"/>
-        </w:rPr>
-        <w:t xml:space="preserve"> </w:t>
-      </w:r>
-      <w:proofErr w:type="spellStart"/>
-      <w:r>
-        <w:rPr>
-          <w:rFonts w:ascii="Arial" w:eastAsia="Adobe Fan Heiti Std B" w:hAnsi="Arial" w:cs="Arial"/>
-          <w:sz w:val="20"/>
-          <w:szCs w:val="20"/>
-        </w:rPr>
-        <w:t>unsur-unsur</w:t>
-      </w:r>
-      <w:proofErr w:type="spellEnd"/>
-      <w:r>
-        <w:rPr>
-          <w:rFonts w:ascii="Arial" w:eastAsia="Adobe Fan Heiti Std B" w:hAnsi="Arial" w:cs="Arial"/>
-          <w:sz w:val="20"/>
-          <w:szCs w:val="20"/>
-        </w:rPr>
-        <w:t xml:space="preserve"> </w:t>
-      </w:r>
-      <w:proofErr w:type="spellStart"/>
-      <w:r>
-        <w:rPr>
-          <w:rFonts w:ascii="Arial" w:eastAsia="Adobe Fan Heiti Std B" w:hAnsi="Arial" w:cs="Arial"/>
-          <w:sz w:val="20"/>
-          <w:szCs w:val="20"/>
-        </w:rPr>
-        <w:t>utamanya</w:t>
-      </w:r>
-      <w:proofErr w:type="spellEnd"/>
-      <w:r>
-        <w:rPr>
-          <w:rFonts w:ascii="Arial" w:eastAsia="Adobe Fan Heiti Std B" w:hAnsi="Arial" w:cs="Arial"/>
-          <w:sz w:val="20"/>
-          <w:szCs w:val="20"/>
-        </w:rPr>
-        <w:t>.</w:t>
+        <w:t>, dan etika perilaku menjadi unsur-unsur utamanya.</w:t>
       </w:r>
     </w:p>
     <w:p>
@@ -11702,7 +11128,6 @@
           <w:szCs w:val="20"/>
         </w:rPr>
       </w:pPr>
-      <w:proofErr w:type="spellStart"/>
       <w:r>
         <w:rPr>
           <w:rFonts w:ascii="Arial" w:eastAsia="Adobe Fan Heiti Std B" w:hAnsi="Arial" w:cs="Arial"/>
@@ -11712,7 +11137,6 @@
         </w:rPr>
         <w:t>Tugas</w:t>
       </w:r>
-      <w:proofErr w:type="spellEnd"/>
     </w:p>
     <w:p>
       <w:pPr>
@@ -11726,7 +11150,6 @@
           <w:szCs w:val="20"/>
         </w:rPr>
       </w:pPr>
-      <w:proofErr w:type="spellStart"/>
       <w:r>
         <w:rPr>
           <w:rFonts w:ascii="Arial" w:eastAsia="Adobe Fan Heiti Std B" w:hAnsi="Arial" w:cs="Arial"/>
@@ -11741,124 +11164,7 @@
           <w:sz w:val="20"/>
           <w:szCs w:val="20"/>
         </w:rPr>
-        <w:t>elama</w:t>
-      </w:r>
-      <w:proofErr w:type="spellEnd"/>
-      <w:r>
-        <w:rPr>
-          <w:rFonts w:ascii="Arial" w:eastAsia="Adobe Fan Heiti Std B" w:hAnsi="Arial" w:cs="Arial"/>
-          <w:sz w:val="20"/>
-          <w:szCs w:val="20"/>
-        </w:rPr>
-        <w:t xml:space="preserve"> 1 semester, </w:t>
-      </w:r>
-      <w:proofErr w:type="spellStart"/>
-      <w:r>
-        <w:rPr>
-          <w:rFonts w:ascii="Arial" w:eastAsia="Adobe Fan Heiti Std B" w:hAnsi="Arial" w:cs="Arial"/>
-          <w:sz w:val="20"/>
-          <w:szCs w:val="20"/>
-        </w:rPr>
-        <w:t>mahasiswa</w:t>
-      </w:r>
-      <w:proofErr w:type="spellEnd"/>
-      <w:r>
-        <w:rPr>
-          <w:rFonts w:ascii="Arial" w:eastAsia="Adobe Fan Heiti Std B" w:hAnsi="Arial" w:cs="Arial"/>
-          <w:sz w:val="20"/>
-          <w:szCs w:val="20"/>
-        </w:rPr>
-        <w:t xml:space="preserve"> </w:t>
-      </w:r>
-      <w:proofErr w:type="spellStart"/>
-      <w:r>
-        <w:rPr>
-          <w:rFonts w:ascii="Arial" w:eastAsia="Adobe Fan Heiti Std B" w:hAnsi="Arial" w:cs="Arial"/>
-          <w:sz w:val="20"/>
-          <w:szCs w:val="20"/>
-        </w:rPr>
-        <w:t>wajib</w:t>
-      </w:r>
-      <w:proofErr w:type="spellEnd"/>
-      <w:r>
-        <w:rPr>
-          <w:rFonts w:ascii="Arial" w:eastAsia="Adobe Fan Heiti Std B" w:hAnsi="Arial" w:cs="Arial"/>
-          <w:sz w:val="20"/>
-          <w:szCs w:val="20"/>
-        </w:rPr>
-        <w:t xml:space="preserve"> </w:t>
-      </w:r>
-      <w:proofErr w:type="spellStart"/>
-      <w:r>
-        <w:rPr>
-          <w:rFonts w:ascii="Arial" w:eastAsia="Adobe Fan Heiti Std B" w:hAnsi="Arial" w:cs="Arial"/>
-          <w:sz w:val="20"/>
-          <w:szCs w:val="20"/>
-        </w:rPr>
-        <w:t>diberikan</w:t>
-      </w:r>
-      <w:proofErr w:type="spellEnd"/>
-      <w:r>
-        <w:rPr>
-          <w:rFonts w:ascii="Arial" w:eastAsia="Adobe Fan Heiti Std B" w:hAnsi="Arial" w:cs="Arial"/>
-          <w:sz w:val="20"/>
-          <w:szCs w:val="20"/>
-        </w:rPr>
-        <w:t xml:space="preserve"> </w:t>
-      </w:r>
-      <w:proofErr w:type="spellStart"/>
-      <w:r>
-        <w:rPr>
-          <w:rFonts w:ascii="Arial" w:eastAsia="Adobe Fan Heiti Std B" w:hAnsi="Arial" w:cs="Arial"/>
-          <w:sz w:val="20"/>
-          <w:szCs w:val="20"/>
-        </w:rPr>
-        <w:t>tugas</w:t>
-      </w:r>
-      <w:proofErr w:type="spellEnd"/>
-      <w:r>
-        <w:rPr>
-          <w:rFonts w:ascii="Arial" w:eastAsia="Adobe Fan Heiti Std B" w:hAnsi="Arial" w:cs="Arial"/>
-          <w:sz w:val="20"/>
-          <w:szCs w:val="20"/>
-        </w:rPr>
-        <w:t xml:space="preserve"> minimal </w:t>
-      </w:r>
-      <w:proofErr w:type="spellStart"/>
-      <w:r>
-        <w:rPr>
-          <w:rFonts w:ascii="Arial" w:eastAsia="Adobe Fan Heiti Std B" w:hAnsi="Arial" w:cs="Arial"/>
-          <w:sz w:val="20"/>
-          <w:szCs w:val="20"/>
-        </w:rPr>
-        <w:t>sejumlah</w:t>
-      </w:r>
-      <w:proofErr w:type="spellEnd"/>
-      <w:r>
-        <w:rPr>
-          <w:rFonts w:ascii="Arial" w:eastAsia="Adobe Fan Heiti Std B" w:hAnsi="Arial" w:cs="Arial"/>
-          <w:sz w:val="20"/>
-          <w:szCs w:val="20"/>
-        </w:rPr>
-        <w:t xml:space="preserve"> 2 </w:t>
-      </w:r>
-      <w:proofErr w:type="spellStart"/>
-      <w:r>
-        <w:rPr>
-          <w:rFonts w:ascii="Arial" w:eastAsia="Adobe Fan Heiti Std B" w:hAnsi="Arial" w:cs="Arial"/>
-          <w:sz w:val="20"/>
-          <w:szCs w:val="20"/>
-        </w:rPr>
-        <w:t>tugas</w:t>
-      </w:r>
-      <w:proofErr w:type="spellEnd"/>
-      <w:r>
-        <w:rPr>
-          <w:rFonts w:ascii="Arial" w:eastAsia="Adobe Fan Heiti Std B" w:hAnsi="Arial" w:cs="Arial"/>
-          <w:sz w:val="20"/>
-          <w:szCs w:val="20"/>
-        </w:rPr>
-        <w:t xml:space="preserve"> </w:t>
+        <w:t xml:space="preserve">elama 1 semester, mahasiswa wajib </w:t>
       </w:r>
       <w:r>
         <w:rPr>
@@ -11866,43 +11172,23 @@
           <w:sz w:val="20"/>
           <w:szCs w:val="20"/>
         </w:rPr>
-        <w:t xml:space="preserve">yang </w:t>
+        <w:t>diberikan tugas</w:t>
       </w:r>
-      <w:proofErr w:type="spellStart"/>
       <w:r>
         <w:rPr>
           <w:rFonts w:ascii="Arial" w:eastAsia="Adobe Fan Heiti Std B" w:hAnsi="Arial" w:cs="Arial"/>
           <w:sz w:val="20"/>
           <w:szCs w:val="20"/>
         </w:rPr>
-        <w:t>terdiri</w:t>
+        <w:t xml:space="preserve"> minimal sejumlah 2 tugas </w:t>
       </w:r>
-      <w:proofErr w:type="spellEnd"/>
       <w:r>
         <w:rPr>
           <w:rFonts w:ascii="Arial" w:eastAsia="Adobe Fan Heiti Std B" w:hAnsi="Arial" w:cs="Arial"/>
           <w:sz w:val="20"/>
           <w:szCs w:val="20"/>
         </w:rPr>
-        <w:t xml:space="preserve"> </w:t>
-      </w:r>
-      <w:proofErr w:type="spellStart"/>
-      <w:r>
-        <w:rPr>
-          <w:rFonts w:ascii="Arial" w:eastAsia="Adobe Fan Heiti Std B" w:hAnsi="Arial" w:cs="Arial"/>
-          <w:sz w:val="20"/>
-          <w:szCs w:val="20"/>
-        </w:rPr>
-        <w:t>dari</w:t>
-      </w:r>
-      <w:proofErr w:type="spellEnd"/>
-      <w:r>
-        <w:rPr>
-          <w:rFonts w:ascii="Arial" w:eastAsia="Adobe Fan Heiti Std B" w:hAnsi="Arial" w:cs="Arial"/>
-          <w:sz w:val="20"/>
-          <w:szCs w:val="20"/>
-        </w:rPr>
-        <w:t xml:space="preserve"> </w:t>
+        <w:t xml:space="preserve">yang terdiri dari </w:t>
       </w:r>
       <w:r>
         <w:rPr>
@@ -11918,43 +11204,7 @@
           <w:sz w:val="20"/>
           <w:szCs w:val="20"/>
         </w:rPr>
-        <w:t xml:space="preserve"> </w:t>
-      </w:r>
-      <w:proofErr w:type="spellStart"/>
-      <w:r>
-        <w:rPr>
-          <w:rFonts w:ascii="Arial" w:eastAsia="Adobe Fan Heiti Std B" w:hAnsi="Arial" w:cs="Arial"/>
-          <w:sz w:val="20"/>
-          <w:szCs w:val="20"/>
-        </w:rPr>
-        <w:t>tugas</w:t>
-      </w:r>
-      <w:proofErr w:type="spellEnd"/>
-      <w:r>
-        <w:rPr>
-          <w:rFonts w:ascii="Arial" w:eastAsia="Adobe Fan Heiti Std B" w:hAnsi="Arial" w:cs="Arial"/>
-          <w:sz w:val="20"/>
-          <w:szCs w:val="20"/>
-        </w:rPr>
-        <w:t xml:space="preserve"> </w:t>
-      </w:r>
-      <w:proofErr w:type="spellStart"/>
-      <w:r>
-        <w:rPr>
-          <w:rFonts w:ascii="Arial" w:eastAsia="Adobe Fan Heiti Std B" w:hAnsi="Arial" w:cs="Arial"/>
-          <w:sz w:val="20"/>
-          <w:szCs w:val="20"/>
-        </w:rPr>
-        <w:t>mandiri</w:t>
-      </w:r>
-      <w:proofErr w:type="spellEnd"/>
-      <w:r>
-        <w:rPr>
-          <w:rFonts w:ascii="Arial" w:eastAsia="Adobe Fan Heiti Std B" w:hAnsi="Arial" w:cs="Arial"/>
-          <w:sz w:val="20"/>
-          <w:szCs w:val="20"/>
-        </w:rPr>
-        <w:t xml:space="preserve"> dan </w:t>
+        <w:t xml:space="preserve"> tugas mandiri dan </w:t>
       </w:r>
       <w:r>
         <w:rPr>
@@ -11970,115 +11220,7 @@
           <w:sz w:val="20"/>
           <w:szCs w:val="20"/>
         </w:rPr>
-        <w:t xml:space="preserve"> </w:t>
-      </w:r>
-      <w:proofErr w:type="spellStart"/>
-      <w:r>
-        <w:rPr>
-          <w:rFonts w:ascii="Arial" w:eastAsia="Adobe Fan Heiti Std B" w:hAnsi="Arial" w:cs="Arial"/>
-          <w:sz w:val="20"/>
-          <w:szCs w:val="20"/>
-        </w:rPr>
-        <w:t>tugas</w:t>
-      </w:r>
-      <w:proofErr w:type="spellEnd"/>
-      <w:r>
-        <w:rPr>
-          <w:rFonts w:ascii="Arial" w:eastAsia="Adobe Fan Heiti Std B" w:hAnsi="Arial" w:cs="Arial"/>
-          <w:sz w:val="20"/>
-          <w:szCs w:val="20"/>
-        </w:rPr>
-        <w:t xml:space="preserve"> </w:t>
-      </w:r>
-      <w:proofErr w:type="spellStart"/>
-      <w:r>
-        <w:rPr>
-          <w:rFonts w:ascii="Arial" w:eastAsia="Adobe Fan Heiti Std B" w:hAnsi="Arial" w:cs="Arial"/>
-          <w:sz w:val="20"/>
-          <w:szCs w:val="20"/>
-        </w:rPr>
-        <w:t>kelompok</w:t>
-      </w:r>
-      <w:proofErr w:type="spellEnd"/>
-      <w:r>
-        <w:rPr>
-          <w:rFonts w:ascii="Arial" w:eastAsia="Adobe Fan Heiti Std B" w:hAnsi="Arial" w:cs="Arial"/>
-          <w:sz w:val="20"/>
-          <w:szCs w:val="20"/>
-        </w:rPr>
-        <w:t xml:space="preserve">. </w:t>
-      </w:r>
-      <w:proofErr w:type="spellStart"/>
-      <w:r>
-        <w:rPr>
-          <w:rFonts w:ascii="Arial" w:eastAsia="Adobe Fan Heiti Std B" w:hAnsi="Arial" w:cs="Arial"/>
-          <w:sz w:val="20"/>
-          <w:szCs w:val="20"/>
-        </w:rPr>
-        <w:t>Tugas</w:t>
-      </w:r>
-      <w:proofErr w:type="spellEnd"/>
-      <w:r>
-        <w:rPr>
-          <w:rFonts w:ascii="Arial" w:eastAsia="Adobe Fan Heiti Std B" w:hAnsi="Arial" w:cs="Arial"/>
-          <w:sz w:val="20"/>
-          <w:szCs w:val="20"/>
-        </w:rPr>
-        <w:t xml:space="preserve"> </w:t>
-      </w:r>
-      <w:proofErr w:type="spellStart"/>
-      <w:r>
-        <w:rPr>
-          <w:rFonts w:ascii="Arial" w:eastAsia="Adobe Fan Heiti Std B" w:hAnsi="Arial" w:cs="Arial"/>
-          <w:sz w:val="20"/>
-          <w:szCs w:val="20"/>
-        </w:rPr>
-        <w:t>ini</w:t>
-      </w:r>
-      <w:proofErr w:type="spellEnd"/>
-      <w:r>
-        <w:rPr>
-          <w:rFonts w:ascii="Arial" w:eastAsia="Adobe Fan Heiti Std B" w:hAnsi="Arial" w:cs="Arial"/>
-          <w:sz w:val="20"/>
-          <w:szCs w:val="20"/>
-        </w:rPr>
-        <w:t xml:space="preserve"> </w:t>
-      </w:r>
-      <w:proofErr w:type="spellStart"/>
-      <w:r>
-        <w:rPr>
-          <w:rFonts w:ascii="Arial" w:eastAsia="Adobe Fan Heiti Std B" w:hAnsi="Arial" w:cs="Arial"/>
-          <w:sz w:val="20"/>
-          <w:szCs w:val="20"/>
-        </w:rPr>
-        <w:t>diberikan</w:t>
-      </w:r>
-      <w:proofErr w:type="spellEnd"/>
-      <w:r>
-        <w:rPr>
-          <w:rFonts w:ascii="Arial" w:eastAsia="Adobe Fan Heiti Std B" w:hAnsi="Arial" w:cs="Arial"/>
-          <w:sz w:val="20"/>
-          <w:szCs w:val="20"/>
-        </w:rPr>
-        <w:t xml:space="preserve"> </w:t>
-      </w:r>
-      <w:proofErr w:type="spellStart"/>
-      <w:r>
-        <w:rPr>
-          <w:rFonts w:ascii="Arial" w:eastAsia="Adobe Fan Heiti Std B" w:hAnsi="Arial" w:cs="Arial"/>
-          <w:sz w:val="20"/>
-          <w:szCs w:val="20"/>
-        </w:rPr>
-        <w:t>sebanyak</w:t>
-      </w:r>
-      <w:proofErr w:type="spellEnd"/>
-      <w:r>
-        <w:rPr>
-          <w:rFonts w:ascii="Arial" w:eastAsia="Adobe Fan Heiti Std B" w:hAnsi="Arial" w:cs="Arial"/>
-          <w:sz w:val="20"/>
-          <w:szCs w:val="20"/>
-        </w:rPr>
-        <w:t xml:space="preserve"> </w:t>
+        <w:t xml:space="preserve"> tugas kelompok. Tugas ini diberikan sebanyak </w:t>
       </w:r>
       <w:r>
         <w:rPr>
@@ -12086,25 +11228,7 @@
           <w:sz w:val="20"/>
           <w:szCs w:val="20"/>
         </w:rPr>
-        <w:t xml:space="preserve">1X </w:t>
-      </w:r>
-      <w:proofErr w:type="spellStart"/>
-      <w:r>
-        <w:rPr>
-          <w:rFonts w:ascii="Arial" w:eastAsia="Adobe Fan Heiti Std B" w:hAnsi="Arial" w:cs="Arial"/>
-          <w:sz w:val="20"/>
-          <w:szCs w:val="20"/>
-        </w:rPr>
-        <w:t>sebelum</w:t>
-      </w:r>
-      <w:proofErr w:type="spellEnd"/>
-      <w:r>
-        <w:rPr>
-          <w:rFonts w:ascii="Arial" w:eastAsia="Adobe Fan Heiti Std B" w:hAnsi="Arial" w:cs="Arial"/>
-          <w:sz w:val="20"/>
-          <w:szCs w:val="20"/>
-        </w:rPr>
-        <w:t xml:space="preserve"> UTS dan 1</w:t>
+        <w:t>1X sebelum UTS dan 1</w:t>
       </w:r>
       <w:r>
         <w:rPr>
@@ -12120,25 +11244,7 @@
           <w:sz w:val="20"/>
           <w:szCs w:val="20"/>
         </w:rPr>
-        <w:t xml:space="preserve"> </w:t>
-      </w:r>
-      <w:proofErr w:type="spellStart"/>
-      <w:r>
-        <w:rPr>
-          <w:rFonts w:ascii="Arial" w:eastAsia="Adobe Fan Heiti Std B" w:hAnsi="Arial" w:cs="Arial"/>
-          <w:sz w:val="20"/>
-          <w:szCs w:val="20"/>
-        </w:rPr>
-        <w:t>setelah</w:t>
-      </w:r>
-      <w:proofErr w:type="spellEnd"/>
-      <w:r>
-        <w:rPr>
-          <w:rFonts w:ascii="Arial" w:eastAsia="Adobe Fan Heiti Std B" w:hAnsi="Arial" w:cs="Arial"/>
-          <w:sz w:val="20"/>
-          <w:szCs w:val="20"/>
-        </w:rPr>
-        <w:t xml:space="preserve"> UTS</w:t>
+        <w:t xml:space="preserve"> setelah UTS</w:t>
       </w:r>
       <w:r>
         <w:rPr>
@@ -12146,43 +11252,7 @@
           <w:sz w:val="20"/>
           <w:szCs w:val="20"/>
         </w:rPr>
-        <w:t xml:space="preserve"> </w:t>
-      </w:r>
-      <w:proofErr w:type="spellStart"/>
-      <w:r>
-        <w:rPr>
-          <w:rFonts w:ascii="Arial" w:eastAsia="Adobe Fan Heiti Std B" w:hAnsi="Arial" w:cs="Arial"/>
-          <w:sz w:val="20"/>
-          <w:szCs w:val="20"/>
-        </w:rPr>
-        <w:t>atau</w:t>
-      </w:r>
-      <w:proofErr w:type="spellEnd"/>
-      <w:r>
-        <w:rPr>
-          <w:rFonts w:ascii="Arial" w:eastAsia="Adobe Fan Heiti Std B" w:hAnsi="Arial" w:cs="Arial"/>
-          <w:sz w:val="20"/>
-          <w:szCs w:val="20"/>
-        </w:rPr>
-        <w:t xml:space="preserve"> </w:t>
-      </w:r>
-      <w:proofErr w:type="spellStart"/>
-      <w:r>
-        <w:rPr>
-          <w:rFonts w:ascii="Arial" w:eastAsia="Adobe Fan Heiti Std B" w:hAnsi="Arial" w:cs="Arial"/>
-          <w:sz w:val="20"/>
-          <w:szCs w:val="20"/>
-        </w:rPr>
-        <w:t>sebelum</w:t>
-      </w:r>
-      <w:proofErr w:type="spellEnd"/>
-      <w:r>
-        <w:rPr>
-          <w:rFonts w:ascii="Arial" w:eastAsia="Adobe Fan Heiti Std B" w:hAnsi="Arial" w:cs="Arial"/>
-          <w:sz w:val="20"/>
-          <w:szCs w:val="20"/>
-        </w:rPr>
-        <w:t xml:space="preserve"> UAS</w:t>
+        <w:t xml:space="preserve"> atau sebelum UAS</w:t>
       </w:r>
       <w:r>
         <w:rPr>
@@ -12190,115 +11260,7 @@
           <w:sz w:val="20"/>
           <w:szCs w:val="20"/>
         </w:rPr>
-        <w:t xml:space="preserve">. </w:t>
-      </w:r>
-      <w:proofErr w:type="spellStart"/>
-      <w:r>
-        <w:rPr>
-          <w:rFonts w:ascii="Arial" w:eastAsia="Adobe Fan Heiti Std B" w:hAnsi="Arial" w:cs="Arial"/>
-          <w:sz w:val="20"/>
-          <w:szCs w:val="20"/>
-        </w:rPr>
-        <w:t>Komponen</w:t>
-      </w:r>
-      <w:proofErr w:type="spellEnd"/>
-      <w:r>
-        <w:rPr>
-          <w:rFonts w:ascii="Arial" w:eastAsia="Adobe Fan Heiti Std B" w:hAnsi="Arial" w:cs="Arial"/>
-          <w:sz w:val="20"/>
-          <w:szCs w:val="20"/>
-        </w:rPr>
-        <w:t xml:space="preserve"> </w:t>
-      </w:r>
-      <w:proofErr w:type="spellStart"/>
-      <w:r>
-        <w:rPr>
-          <w:rFonts w:ascii="Arial" w:eastAsia="Adobe Fan Heiti Std B" w:hAnsi="Arial" w:cs="Arial"/>
-          <w:sz w:val="20"/>
-          <w:szCs w:val="20"/>
-        </w:rPr>
-        <w:t>keseluruhan</w:t>
-      </w:r>
-      <w:proofErr w:type="spellEnd"/>
-      <w:r>
-        <w:rPr>
-          <w:rFonts w:ascii="Arial" w:eastAsia="Adobe Fan Heiti Std B" w:hAnsi="Arial" w:cs="Arial"/>
-          <w:sz w:val="20"/>
-          <w:szCs w:val="20"/>
-        </w:rPr>
-        <w:t xml:space="preserve"> </w:t>
-      </w:r>
-      <w:proofErr w:type="spellStart"/>
-      <w:r>
-        <w:rPr>
-          <w:rFonts w:ascii="Arial" w:eastAsia="Adobe Fan Heiti Std B" w:hAnsi="Arial" w:cs="Arial"/>
-          <w:sz w:val="20"/>
-          <w:szCs w:val="20"/>
-        </w:rPr>
-        <w:t>tugas</w:t>
-      </w:r>
-      <w:proofErr w:type="spellEnd"/>
-      <w:r>
-        <w:rPr>
-          <w:rFonts w:ascii="Arial" w:eastAsia="Adobe Fan Heiti Std B" w:hAnsi="Arial" w:cs="Arial"/>
-          <w:sz w:val="20"/>
-          <w:szCs w:val="20"/>
-        </w:rPr>
-        <w:t xml:space="preserve"> </w:t>
-      </w:r>
-      <w:proofErr w:type="spellStart"/>
-      <w:r>
-        <w:rPr>
-          <w:rFonts w:ascii="Arial" w:eastAsia="Adobe Fan Heiti Std B" w:hAnsi="Arial" w:cs="Arial"/>
-          <w:sz w:val="20"/>
-          <w:szCs w:val="20"/>
-        </w:rPr>
-        <w:t>memiliki</w:t>
-      </w:r>
-      <w:proofErr w:type="spellEnd"/>
-      <w:r>
-        <w:rPr>
-          <w:rFonts w:ascii="Arial" w:eastAsia="Adobe Fan Heiti Std B" w:hAnsi="Arial" w:cs="Arial"/>
-          <w:sz w:val="20"/>
-          <w:szCs w:val="20"/>
-        </w:rPr>
-        <w:t xml:space="preserve"> </w:t>
-      </w:r>
-      <w:proofErr w:type="spellStart"/>
-      <w:r>
-        <w:rPr>
-          <w:rFonts w:ascii="Arial" w:eastAsia="Adobe Fan Heiti Std B" w:hAnsi="Arial" w:cs="Arial"/>
-          <w:sz w:val="20"/>
-          <w:szCs w:val="20"/>
-        </w:rPr>
-        <w:t>poin</w:t>
-      </w:r>
-      <w:proofErr w:type="spellEnd"/>
-      <w:r>
-        <w:rPr>
-          <w:rFonts w:ascii="Arial" w:eastAsia="Adobe Fan Heiti Std B" w:hAnsi="Arial" w:cs="Arial"/>
-          <w:sz w:val="20"/>
-          <w:szCs w:val="20"/>
-        </w:rPr>
-        <w:t xml:space="preserve"> </w:t>
-      </w:r>
-      <w:proofErr w:type="spellStart"/>
-      <w:r>
-        <w:rPr>
-          <w:rFonts w:ascii="Arial" w:eastAsia="Adobe Fan Heiti Std B" w:hAnsi="Arial" w:cs="Arial"/>
-          <w:sz w:val="20"/>
-          <w:szCs w:val="20"/>
-        </w:rPr>
-        <w:t>sebesar</w:t>
-      </w:r>
-      <w:proofErr w:type="spellEnd"/>
-      <w:r>
-        <w:rPr>
-          <w:rFonts w:ascii="Arial" w:eastAsia="Adobe Fan Heiti Std B" w:hAnsi="Arial" w:cs="Arial"/>
-          <w:sz w:val="20"/>
-          <w:szCs w:val="20"/>
-        </w:rPr>
-        <w:t xml:space="preserve"> </w:t>
+        <w:t xml:space="preserve">. Komponen keseluruhan tugas memiliki poin sebesar </w:t>
       </w:r>
       <w:r>
         <w:rPr>
@@ -12349,27 +11311,7 @@
           <w:sz w:val="20"/>
           <w:szCs w:val="20"/>
         </w:rPr>
-        <w:t>UTS (</w:t>
-      </w:r>
-      <w:proofErr w:type="spellStart"/>
-      <w:r>
-        <w:rPr>
-          <w:rFonts w:ascii="Arial" w:eastAsia="Adobe Fan Heiti Std B" w:hAnsi="Arial" w:cs="Arial"/>
-          <w:b/>
-          <w:sz w:val="20"/>
-          <w:szCs w:val="20"/>
-        </w:rPr>
-        <w:t>Ujian</w:t>
-      </w:r>
-      <w:proofErr w:type="spellEnd"/>
-      <w:r>
-        <w:rPr>
-          <w:rFonts w:ascii="Arial" w:eastAsia="Adobe Fan Heiti Std B" w:hAnsi="Arial" w:cs="Arial"/>
-          <w:b/>
-          <w:sz w:val="20"/>
-          <w:szCs w:val="20"/>
-        </w:rPr>
-        <w:t xml:space="preserve"> Tengah Semester)</w:t>
+        <w:t>UTS (Ujian Tengah Semester)</w:t>
       </w:r>
     </w:p>
     <w:p>
@@ -12399,322 +11341,7 @@
           <w:sz w:val="20"/>
           <w:szCs w:val="20"/>
         </w:rPr>
-        <w:t xml:space="preserve">TS </w:t>
-      </w:r>
-      <w:proofErr w:type="spellStart"/>
-      <w:r>
-        <w:rPr>
-          <w:rFonts w:ascii="Arial" w:eastAsia="Adobe Fan Heiti Std B" w:hAnsi="Arial" w:cs="Arial"/>
-          <w:sz w:val="20"/>
-          <w:szCs w:val="20"/>
-        </w:rPr>
-        <w:t>dilakukan</w:t>
-      </w:r>
-      <w:proofErr w:type="spellEnd"/>
-      <w:r>
-        <w:rPr>
-          <w:rFonts w:ascii="Arial" w:eastAsia="Adobe Fan Heiti Std B" w:hAnsi="Arial" w:cs="Arial"/>
-          <w:sz w:val="20"/>
-          <w:szCs w:val="20"/>
-        </w:rPr>
-        <w:t xml:space="preserve"> pada </w:t>
-      </w:r>
-      <w:proofErr w:type="spellStart"/>
-      <w:r>
-        <w:rPr>
-          <w:rFonts w:ascii="Arial" w:eastAsia="Adobe Fan Heiti Std B" w:hAnsi="Arial" w:cs="Arial"/>
-          <w:sz w:val="20"/>
-          <w:szCs w:val="20"/>
-        </w:rPr>
-        <w:t>pertemuan</w:t>
-      </w:r>
-      <w:proofErr w:type="spellEnd"/>
-      <w:r>
-        <w:rPr>
-          <w:rFonts w:ascii="Arial" w:eastAsia="Adobe Fan Heiti Std B" w:hAnsi="Arial" w:cs="Arial"/>
-          <w:sz w:val="20"/>
-          <w:szCs w:val="20"/>
-        </w:rPr>
-        <w:t xml:space="preserve"> </w:t>
-      </w:r>
-      <w:proofErr w:type="spellStart"/>
-      <w:r>
-        <w:rPr>
-          <w:rFonts w:ascii="Arial" w:eastAsia="Adobe Fan Heiti Std B" w:hAnsi="Arial" w:cs="Arial"/>
-          <w:sz w:val="20"/>
-          <w:szCs w:val="20"/>
-        </w:rPr>
-        <w:t>minggu</w:t>
-      </w:r>
-      <w:proofErr w:type="spellEnd"/>
-      <w:r>
-        <w:rPr>
-          <w:rFonts w:ascii="Arial" w:eastAsia="Adobe Fan Heiti Std B" w:hAnsi="Arial" w:cs="Arial"/>
-          <w:sz w:val="20"/>
-          <w:szCs w:val="20"/>
-        </w:rPr>
-        <w:t xml:space="preserve"> </w:t>
-      </w:r>
-      <w:proofErr w:type="spellStart"/>
-      <w:r>
-        <w:rPr>
-          <w:rFonts w:ascii="Arial" w:eastAsia="Adobe Fan Heiti Std B" w:hAnsi="Arial" w:cs="Arial"/>
-          <w:sz w:val="20"/>
-          <w:szCs w:val="20"/>
-        </w:rPr>
-        <w:t>ke</w:t>
-      </w:r>
-      <w:proofErr w:type="spellEnd"/>
-      <w:r>
-        <w:rPr>
-          <w:rFonts w:ascii="Arial" w:eastAsia="Adobe Fan Heiti Std B" w:hAnsi="Arial" w:cs="Arial"/>
-          <w:sz w:val="20"/>
-          <w:szCs w:val="20"/>
-        </w:rPr>
-        <w:t xml:space="preserve"> 8. UTS </w:t>
-      </w:r>
-      <w:proofErr w:type="spellStart"/>
-      <w:r>
-        <w:rPr>
-          <w:rFonts w:ascii="Arial" w:eastAsia="Adobe Fan Heiti Std B" w:hAnsi="Arial" w:cs="Arial"/>
-          <w:sz w:val="20"/>
-          <w:szCs w:val="20"/>
-        </w:rPr>
-        <w:t>merupakan</w:t>
-      </w:r>
-      <w:proofErr w:type="spellEnd"/>
-      <w:r>
-        <w:rPr>
-          <w:rFonts w:ascii="Arial" w:eastAsia="Adobe Fan Heiti Std B" w:hAnsi="Arial" w:cs="Arial"/>
-          <w:sz w:val="20"/>
-          <w:szCs w:val="20"/>
-        </w:rPr>
-        <w:t xml:space="preserve"> </w:t>
-      </w:r>
-      <w:proofErr w:type="spellStart"/>
-      <w:r>
-        <w:rPr>
-          <w:rFonts w:ascii="Arial" w:eastAsia="Adobe Fan Heiti Std B" w:hAnsi="Arial" w:cs="Arial"/>
-          <w:sz w:val="20"/>
-          <w:szCs w:val="20"/>
-        </w:rPr>
-        <w:t>assesmen</w:t>
-      </w:r>
-      <w:proofErr w:type="spellEnd"/>
-      <w:r>
-        <w:rPr>
-          <w:rFonts w:ascii="Arial" w:eastAsia="Adobe Fan Heiti Std B" w:hAnsi="Arial" w:cs="Arial"/>
-          <w:sz w:val="20"/>
-          <w:szCs w:val="20"/>
-        </w:rPr>
-        <w:t xml:space="preserve"> </w:t>
-      </w:r>
-      <w:proofErr w:type="spellStart"/>
-      <w:r>
-        <w:rPr>
-          <w:rFonts w:ascii="Arial" w:eastAsia="Adobe Fan Heiti Std B" w:hAnsi="Arial" w:cs="Arial"/>
-          <w:sz w:val="20"/>
-          <w:szCs w:val="20"/>
-        </w:rPr>
-        <w:t>atas</w:t>
-      </w:r>
-      <w:proofErr w:type="spellEnd"/>
-      <w:r>
-        <w:rPr>
-          <w:rFonts w:ascii="Arial" w:eastAsia="Adobe Fan Heiti Std B" w:hAnsi="Arial" w:cs="Arial"/>
-          <w:sz w:val="20"/>
-          <w:szCs w:val="20"/>
-        </w:rPr>
-        <w:t xml:space="preserve"> </w:t>
-      </w:r>
-      <w:proofErr w:type="spellStart"/>
-      <w:r>
-        <w:rPr>
-          <w:rFonts w:ascii="Arial" w:eastAsia="Adobe Fan Heiti Std B" w:hAnsi="Arial" w:cs="Arial"/>
-          <w:sz w:val="20"/>
-          <w:szCs w:val="20"/>
-        </w:rPr>
-        <w:t>kemampuan</w:t>
-      </w:r>
-      <w:proofErr w:type="spellEnd"/>
-      <w:r>
-        <w:rPr>
-          <w:rFonts w:ascii="Arial" w:eastAsia="Adobe Fan Heiti Std B" w:hAnsi="Arial" w:cs="Arial"/>
-          <w:sz w:val="20"/>
-          <w:szCs w:val="20"/>
-        </w:rPr>
-        <w:t xml:space="preserve"> </w:t>
-      </w:r>
-      <w:proofErr w:type="spellStart"/>
-      <w:r>
-        <w:rPr>
-          <w:rFonts w:ascii="Arial" w:eastAsia="Adobe Fan Heiti Std B" w:hAnsi="Arial" w:cs="Arial"/>
-          <w:sz w:val="20"/>
-          <w:szCs w:val="20"/>
-        </w:rPr>
-        <w:t>akhir</w:t>
-      </w:r>
-      <w:proofErr w:type="spellEnd"/>
-      <w:r>
-        <w:rPr>
-          <w:rFonts w:ascii="Arial" w:eastAsia="Adobe Fan Heiti Std B" w:hAnsi="Arial" w:cs="Arial"/>
-          <w:sz w:val="20"/>
-          <w:szCs w:val="20"/>
-        </w:rPr>
-        <w:t xml:space="preserve"> </w:t>
-      </w:r>
-      <w:proofErr w:type="spellStart"/>
-      <w:r>
-        <w:rPr>
-          <w:rFonts w:ascii="Arial" w:eastAsia="Adobe Fan Heiti Std B" w:hAnsi="Arial" w:cs="Arial"/>
-          <w:sz w:val="20"/>
-          <w:szCs w:val="20"/>
-        </w:rPr>
-        <w:t>mahasiswa</w:t>
-      </w:r>
-      <w:proofErr w:type="spellEnd"/>
-      <w:r>
-        <w:rPr>
-          <w:rFonts w:ascii="Arial" w:eastAsia="Adobe Fan Heiti Std B" w:hAnsi="Arial" w:cs="Arial"/>
-          <w:sz w:val="20"/>
-          <w:szCs w:val="20"/>
-        </w:rPr>
-        <w:t xml:space="preserve"> </w:t>
-      </w:r>
-      <w:proofErr w:type="spellStart"/>
-      <w:r>
-        <w:rPr>
-          <w:rFonts w:ascii="Arial" w:eastAsia="Adobe Fan Heiti Std B" w:hAnsi="Arial" w:cs="Arial"/>
-          <w:sz w:val="20"/>
-          <w:szCs w:val="20"/>
-        </w:rPr>
-        <w:t>sesuai</w:t>
-      </w:r>
-      <w:proofErr w:type="spellEnd"/>
-      <w:r>
-        <w:rPr>
-          <w:rFonts w:ascii="Arial" w:eastAsia="Adobe Fan Heiti Std B" w:hAnsi="Arial" w:cs="Arial"/>
-          <w:sz w:val="20"/>
-          <w:szCs w:val="20"/>
-        </w:rPr>
-        <w:t xml:space="preserve"> </w:t>
-      </w:r>
-      <w:proofErr w:type="spellStart"/>
-      <w:r>
-        <w:rPr>
-          <w:rFonts w:ascii="Arial" w:eastAsia="Adobe Fan Heiti Std B" w:hAnsi="Arial" w:cs="Arial"/>
-          <w:sz w:val="20"/>
-          <w:szCs w:val="20"/>
-        </w:rPr>
-        <w:t>dengan</w:t>
-      </w:r>
-      <w:proofErr w:type="spellEnd"/>
-      <w:r>
-        <w:rPr>
-          <w:rFonts w:ascii="Arial" w:eastAsia="Adobe Fan Heiti Std B" w:hAnsi="Arial" w:cs="Arial"/>
-          <w:sz w:val="20"/>
-          <w:szCs w:val="20"/>
-        </w:rPr>
-        <w:t xml:space="preserve"> </w:t>
-      </w:r>
-      <w:proofErr w:type="spellStart"/>
-      <w:r>
-        <w:rPr>
-          <w:rFonts w:ascii="Arial" w:eastAsia="Adobe Fan Heiti Std B" w:hAnsi="Arial" w:cs="Arial"/>
-          <w:sz w:val="20"/>
-          <w:szCs w:val="20"/>
-        </w:rPr>
-        <w:t>rancangan</w:t>
-      </w:r>
-      <w:proofErr w:type="spellEnd"/>
-      <w:r>
-        <w:rPr>
-          <w:rFonts w:ascii="Arial" w:eastAsia="Adobe Fan Heiti Std B" w:hAnsi="Arial" w:cs="Arial"/>
-          <w:sz w:val="20"/>
-          <w:szCs w:val="20"/>
-        </w:rPr>
-        <w:t xml:space="preserve"> </w:t>
-      </w:r>
-      <w:proofErr w:type="spellStart"/>
-      <w:r>
-        <w:rPr>
-          <w:rFonts w:ascii="Arial" w:eastAsia="Adobe Fan Heiti Std B" w:hAnsi="Arial" w:cs="Arial"/>
-          <w:sz w:val="20"/>
-          <w:szCs w:val="20"/>
-        </w:rPr>
-        <w:t>materi</w:t>
-      </w:r>
-      <w:proofErr w:type="spellEnd"/>
-      <w:r>
-        <w:rPr>
-          <w:rFonts w:ascii="Arial" w:eastAsia="Adobe Fan Heiti Std B" w:hAnsi="Arial" w:cs="Arial"/>
-          <w:sz w:val="20"/>
-          <w:szCs w:val="20"/>
-        </w:rPr>
-        <w:t>/</w:t>
-      </w:r>
-      <w:proofErr w:type="spellStart"/>
-      <w:r>
-        <w:rPr>
-          <w:rFonts w:ascii="Arial" w:eastAsia="Adobe Fan Heiti Std B" w:hAnsi="Arial" w:cs="Arial"/>
-          <w:sz w:val="20"/>
-          <w:szCs w:val="20"/>
-        </w:rPr>
-        <w:t>topik</w:t>
-      </w:r>
-      <w:proofErr w:type="spellEnd"/>
-      <w:r>
-        <w:rPr>
-          <w:rFonts w:ascii="Arial" w:eastAsia="Adobe Fan Heiti Std B" w:hAnsi="Arial" w:cs="Arial"/>
-          <w:sz w:val="20"/>
-          <w:szCs w:val="20"/>
-        </w:rPr>
-        <w:t xml:space="preserve"> </w:t>
-      </w:r>
-      <w:proofErr w:type="spellStart"/>
-      <w:r>
-        <w:rPr>
-          <w:rFonts w:ascii="Arial" w:eastAsia="Adobe Fan Heiti Std B" w:hAnsi="Arial" w:cs="Arial"/>
-          <w:sz w:val="20"/>
-          <w:szCs w:val="20"/>
-        </w:rPr>
-        <w:t>pembelajaran</w:t>
-      </w:r>
-      <w:proofErr w:type="spellEnd"/>
-      <w:r>
-        <w:rPr>
-          <w:rFonts w:ascii="Arial" w:eastAsia="Adobe Fan Heiti Std B" w:hAnsi="Arial" w:cs="Arial"/>
-          <w:sz w:val="20"/>
-          <w:szCs w:val="20"/>
-        </w:rPr>
-        <w:t xml:space="preserve"> </w:t>
-      </w:r>
-      <w:proofErr w:type="spellStart"/>
-      <w:r>
-        <w:rPr>
-          <w:rFonts w:ascii="Arial" w:eastAsia="Adobe Fan Heiti Std B" w:hAnsi="Arial" w:cs="Arial"/>
-          <w:sz w:val="20"/>
-          <w:szCs w:val="20"/>
-        </w:rPr>
-        <w:t>dari</w:t>
-      </w:r>
-      <w:proofErr w:type="spellEnd"/>
-      <w:r>
-        <w:rPr>
-          <w:rFonts w:ascii="Arial" w:eastAsia="Adobe Fan Heiti Std B" w:hAnsi="Arial" w:cs="Arial"/>
-          <w:sz w:val="20"/>
-          <w:szCs w:val="20"/>
-        </w:rPr>
-        <w:t xml:space="preserve"> </w:t>
-      </w:r>
-      <w:proofErr w:type="spellStart"/>
-      <w:r>
-        <w:rPr>
-          <w:rFonts w:ascii="Arial" w:eastAsia="Adobe Fan Heiti Std B" w:hAnsi="Arial" w:cs="Arial"/>
-          <w:sz w:val="20"/>
-          <w:szCs w:val="20"/>
-        </w:rPr>
-        <w:t>perte</w:t>
+        <w:t>TS dilakukan pada pertemuan minggu ke 8. UTS merupakan assesmen atas kemampuan akhir mahasiswa sesuai dengan rancangan</w:t>
       </w:r>
       <w:r>
         <w:rPr>
@@ -12722,52 +11349,7 @@
           <w:sz w:val="20"/>
           <w:szCs w:val="20"/>
         </w:rPr>
-        <w:t>muan</w:t>
-      </w:r>
-      <w:proofErr w:type="spellEnd"/>
-      <w:r>
-        <w:rPr>
-          <w:rFonts w:ascii="Arial" w:eastAsia="Adobe Fan Heiti Std B" w:hAnsi="Arial" w:cs="Arial"/>
-          <w:sz w:val="20"/>
-          <w:szCs w:val="20"/>
-        </w:rPr>
-        <w:t xml:space="preserve"> ke-1 </w:t>
-      </w:r>
-      <w:proofErr w:type="spellStart"/>
-      <w:r>
-        <w:rPr>
-          <w:rFonts w:ascii="Arial" w:eastAsia="Adobe Fan Heiti Std B" w:hAnsi="Arial" w:cs="Arial"/>
-          <w:sz w:val="20"/>
-          <w:szCs w:val="20"/>
-        </w:rPr>
-        <w:t>hingga</w:t>
-      </w:r>
-      <w:proofErr w:type="spellEnd"/>
-      <w:r>
-        <w:rPr>
-          <w:rFonts w:ascii="Arial" w:eastAsia="Adobe Fan Heiti Std B" w:hAnsi="Arial" w:cs="Arial"/>
-          <w:sz w:val="20"/>
-          <w:szCs w:val="20"/>
-        </w:rPr>
-        <w:t xml:space="preserve"> ke-7. </w:t>
-      </w:r>
-      <w:proofErr w:type="spellStart"/>
-      <w:r>
-        <w:rPr>
-          <w:rFonts w:ascii="Arial" w:eastAsia="Adobe Fan Heiti Std B" w:hAnsi="Arial" w:cs="Arial"/>
-          <w:sz w:val="20"/>
-          <w:szCs w:val="20"/>
-        </w:rPr>
-        <w:t>Bentuk</w:t>
-      </w:r>
-      <w:proofErr w:type="spellEnd"/>
-      <w:r>
-        <w:rPr>
-          <w:rFonts w:ascii="Arial" w:eastAsia="Adobe Fan Heiti Std B" w:hAnsi="Arial" w:cs="Arial"/>
-          <w:sz w:val="20"/>
-          <w:szCs w:val="20"/>
-        </w:rPr>
-        <w:t xml:space="preserve"> UT</w:t>
+        <w:t xml:space="preserve"> materi/</w:t>
       </w:r>
       <w:r>
         <w:rPr>
@@ -12775,270 +11357,40 @@
           <w:sz w:val="20"/>
           <w:szCs w:val="20"/>
         </w:rPr>
-        <w:t xml:space="preserve">S </w:t>
+        <w:t>topik pembelajaran dari perte</w:t>
       </w:r>
-      <w:proofErr w:type="spellStart"/>
       <w:r>
         <w:rPr>
           <w:rFonts w:ascii="Arial" w:eastAsia="Adobe Fan Heiti Std B" w:hAnsi="Arial" w:cs="Arial"/>
           <w:sz w:val="20"/>
           <w:szCs w:val="20"/>
         </w:rPr>
-        <w:t>dapat</w:t>
+        <w:t>muan ke-1 hingga ke-7. Bentuk UT</w:t>
       </w:r>
-      <w:proofErr w:type="spellEnd"/>
       <w:r>
         <w:rPr>
           <w:rFonts w:ascii="Arial" w:eastAsia="Adobe Fan Heiti Std B" w:hAnsi="Arial" w:cs="Arial"/>
           <w:sz w:val="20"/>
           <w:szCs w:val="20"/>
         </w:rPr>
-        <w:t xml:space="preserve"> </w:t>
+        <w:t>S dapat berupa ujian tertulis</w:t>
       </w:r>
-      <w:proofErr w:type="spellStart"/>
       <w:r>
         <w:rPr>
           <w:rFonts w:ascii="Arial" w:eastAsia="Adobe Fan Heiti Std B" w:hAnsi="Arial" w:cs="Arial"/>
           <w:sz w:val="20"/>
           <w:szCs w:val="20"/>
         </w:rPr>
-        <w:t>berupa</w:t>
+        <w:t xml:space="preserve"> atau</w:t>
       </w:r>
-      <w:proofErr w:type="spellEnd"/>
       <w:r>
         <w:rPr>
           <w:rFonts w:ascii="Arial" w:eastAsia="Adobe Fan Heiti Std B" w:hAnsi="Arial" w:cs="Arial"/>
           <w:sz w:val="20"/>
           <w:szCs w:val="20"/>
         </w:rPr>
-        <w:t xml:space="preserve"> </w:t>
+        <w:t xml:space="preserve"> presentasi tugas mandiri atau tugas kelompok dan lain-lain yang juga menyesuaikan dengan metode pembelajaran</w:t>
       </w:r>
-      <w:proofErr w:type="spellStart"/>
-      <w:r>
-        <w:rPr>
-          <w:rFonts w:ascii="Arial" w:eastAsia="Adobe Fan Heiti Std B" w:hAnsi="Arial" w:cs="Arial"/>
-          <w:sz w:val="20"/>
-          <w:szCs w:val="20"/>
-        </w:rPr>
-        <w:t>ujian</w:t>
-      </w:r>
-      <w:proofErr w:type="spellEnd"/>
-      <w:r>
-        <w:rPr>
-          <w:rFonts w:ascii="Arial" w:eastAsia="Adobe Fan Heiti Std B" w:hAnsi="Arial" w:cs="Arial"/>
-          <w:sz w:val="20"/>
-          <w:szCs w:val="20"/>
-        </w:rPr>
-        <w:t xml:space="preserve"> </w:t>
-      </w:r>
-      <w:proofErr w:type="spellStart"/>
-      <w:r>
-        <w:rPr>
-          <w:rFonts w:ascii="Arial" w:eastAsia="Adobe Fan Heiti Std B" w:hAnsi="Arial" w:cs="Arial"/>
-          <w:sz w:val="20"/>
-          <w:szCs w:val="20"/>
-        </w:rPr>
-        <w:t>tertulis</w:t>
-      </w:r>
-      <w:proofErr w:type="spellEnd"/>
-      <w:r>
-        <w:rPr>
-          <w:rFonts w:ascii="Arial" w:eastAsia="Adobe Fan Heiti Std B" w:hAnsi="Arial" w:cs="Arial"/>
-          <w:sz w:val="20"/>
-          <w:szCs w:val="20"/>
-        </w:rPr>
-        <w:t xml:space="preserve"> </w:t>
-      </w:r>
-      <w:proofErr w:type="spellStart"/>
-      <w:r>
-        <w:rPr>
-          <w:rFonts w:ascii="Arial" w:eastAsia="Adobe Fan Heiti Std B" w:hAnsi="Arial" w:cs="Arial"/>
-          <w:sz w:val="20"/>
-          <w:szCs w:val="20"/>
-        </w:rPr>
-        <w:t>atau</w:t>
-      </w:r>
-      <w:proofErr w:type="spellEnd"/>
-      <w:r>
-        <w:rPr>
-          <w:rFonts w:ascii="Arial" w:eastAsia="Adobe Fan Heiti Std B" w:hAnsi="Arial" w:cs="Arial"/>
-          <w:sz w:val="20"/>
-          <w:szCs w:val="20"/>
-        </w:rPr>
-        <w:t xml:space="preserve"> </w:t>
-      </w:r>
-      <w:proofErr w:type="spellStart"/>
-      <w:r>
-        <w:rPr>
-          <w:rFonts w:ascii="Arial" w:eastAsia="Adobe Fan Heiti Std B" w:hAnsi="Arial" w:cs="Arial"/>
-          <w:sz w:val="20"/>
-          <w:szCs w:val="20"/>
-        </w:rPr>
-        <w:t>presentasi</w:t>
-      </w:r>
-      <w:proofErr w:type="spellEnd"/>
-      <w:r>
-        <w:rPr>
-          <w:rFonts w:ascii="Arial" w:eastAsia="Adobe Fan Heiti Std B" w:hAnsi="Arial" w:cs="Arial"/>
-          <w:sz w:val="20"/>
-          <w:szCs w:val="20"/>
-        </w:rPr>
-        <w:t xml:space="preserve"> </w:t>
-      </w:r>
-      <w:proofErr w:type="spellStart"/>
-      <w:r>
-        <w:rPr>
-          <w:rFonts w:ascii="Arial" w:eastAsia="Adobe Fan Heiti Std B" w:hAnsi="Arial" w:cs="Arial"/>
-          <w:sz w:val="20"/>
-          <w:szCs w:val="20"/>
-        </w:rPr>
-        <w:t>tugas</w:t>
-      </w:r>
-      <w:proofErr w:type="spellEnd"/>
-      <w:r>
-        <w:rPr>
-          <w:rFonts w:ascii="Arial" w:eastAsia="Adobe Fan Heiti Std B" w:hAnsi="Arial" w:cs="Arial"/>
-          <w:sz w:val="20"/>
-          <w:szCs w:val="20"/>
-        </w:rPr>
-        <w:t xml:space="preserve"> </w:t>
-      </w:r>
-      <w:proofErr w:type="spellStart"/>
-      <w:r>
-        <w:rPr>
-          <w:rFonts w:ascii="Arial" w:eastAsia="Adobe Fan Heiti Std B" w:hAnsi="Arial" w:cs="Arial"/>
-          <w:sz w:val="20"/>
-          <w:szCs w:val="20"/>
-        </w:rPr>
-        <w:t>mandiri</w:t>
-      </w:r>
-      <w:proofErr w:type="spellEnd"/>
-      <w:r>
-        <w:rPr>
-          <w:rFonts w:ascii="Arial" w:eastAsia="Adobe Fan Heiti Std B" w:hAnsi="Arial" w:cs="Arial"/>
-          <w:sz w:val="20"/>
-          <w:szCs w:val="20"/>
-        </w:rPr>
-        <w:t xml:space="preserve"> </w:t>
-      </w:r>
-      <w:proofErr w:type="spellStart"/>
-      <w:r>
-        <w:rPr>
-          <w:rFonts w:ascii="Arial" w:eastAsia="Adobe Fan Heiti Std B" w:hAnsi="Arial" w:cs="Arial"/>
-          <w:sz w:val="20"/>
-          <w:szCs w:val="20"/>
-        </w:rPr>
-        <w:t>atau</w:t>
-      </w:r>
-      <w:proofErr w:type="spellEnd"/>
-      <w:r>
-        <w:rPr>
-          <w:rFonts w:ascii="Arial" w:eastAsia="Adobe Fan Heiti Std B" w:hAnsi="Arial" w:cs="Arial"/>
-          <w:sz w:val="20"/>
-          <w:szCs w:val="20"/>
-        </w:rPr>
-        <w:t xml:space="preserve"> </w:t>
-      </w:r>
-      <w:proofErr w:type="spellStart"/>
-      <w:r>
-        <w:rPr>
-          <w:rFonts w:ascii="Arial" w:eastAsia="Adobe Fan Heiti Std B" w:hAnsi="Arial" w:cs="Arial"/>
-          <w:sz w:val="20"/>
-          <w:szCs w:val="20"/>
-        </w:rPr>
-        <w:t>tugas</w:t>
-      </w:r>
-      <w:proofErr w:type="spellEnd"/>
-      <w:r>
-        <w:rPr>
-          <w:rFonts w:ascii="Arial" w:eastAsia="Adobe Fan Heiti Std B" w:hAnsi="Arial" w:cs="Arial"/>
-          <w:sz w:val="20"/>
-          <w:szCs w:val="20"/>
-        </w:rPr>
-        <w:t xml:space="preserve"> </w:t>
-      </w:r>
-      <w:proofErr w:type="spellStart"/>
-      <w:r>
-        <w:rPr>
-          <w:rFonts w:ascii="Arial" w:eastAsia="Adobe Fan Heiti Std B" w:hAnsi="Arial" w:cs="Arial"/>
-          <w:sz w:val="20"/>
-          <w:szCs w:val="20"/>
-        </w:rPr>
-        <w:t>kelompok</w:t>
-      </w:r>
-      <w:proofErr w:type="spellEnd"/>
-      <w:r>
-        <w:rPr>
-          <w:rFonts w:ascii="Arial" w:eastAsia="Adobe Fan Heiti Std B" w:hAnsi="Arial" w:cs="Arial"/>
-          <w:sz w:val="20"/>
-          <w:szCs w:val="20"/>
-        </w:rPr>
-        <w:t xml:space="preserve"> dan lain-lain yang juga </w:t>
-      </w:r>
-      <w:proofErr w:type="spellStart"/>
-      <w:r>
-        <w:rPr>
-          <w:rFonts w:ascii="Arial" w:eastAsia="Adobe Fan Heiti Std B" w:hAnsi="Arial" w:cs="Arial"/>
-          <w:sz w:val="20"/>
-          <w:szCs w:val="20"/>
-        </w:rPr>
-        <w:t>menyesuaikan</w:t>
-      </w:r>
-      <w:proofErr w:type="spellEnd"/>
-      <w:r>
-        <w:rPr>
-          <w:rFonts w:ascii="Arial" w:eastAsia="Adobe Fan Heiti Std B" w:hAnsi="Arial" w:cs="Arial"/>
-          <w:sz w:val="20"/>
-          <w:szCs w:val="20"/>
-        </w:rPr>
-        <w:t xml:space="preserve"> </w:t>
-      </w:r>
-      <w:proofErr w:type="spellStart"/>
-      <w:r>
-        <w:rPr>
-          <w:rFonts w:ascii="Arial" w:eastAsia="Adobe Fan Heiti Std B" w:hAnsi="Arial" w:cs="Arial"/>
-          <w:sz w:val="20"/>
-          <w:szCs w:val="20"/>
-        </w:rPr>
-        <w:t>dengan</w:t>
-      </w:r>
-      <w:proofErr w:type="spellEnd"/>
-      <w:r>
-        <w:rPr>
-          <w:rFonts w:ascii="Arial" w:eastAsia="Adobe Fan Heiti Std B" w:hAnsi="Arial" w:cs="Arial"/>
-          <w:sz w:val="20"/>
-          <w:szCs w:val="20"/>
-        </w:rPr>
-        <w:t xml:space="preserve"> </w:t>
-      </w:r>
-      <w:proofErr w:type="spellStart"/>
-      <w:r>
-        <w:rPr>
-          <w:rFonts w:ascii="Arial" w:eastAsia="Adobe Fan Heiti Std B" w:hAnsi="Arial" w:cs="Arial"/>
-          <w:sz w:val="20"/>
-          <w:szCs w:val="20"/>
-        </w:rPr>
-        <w:t>metode</w:t>
-      </w:r>
-      <w:proofErr w:type="spellEnd"/>
-      <w:r>
-        <w:rPr>
-          <w:rFonts w:ascii="Arial" w:eastAsia="Adobe Fan Heiti Std B" w:hAnsi="Arial" w:cs="Arial"/>
-          <w:sz w:val="20"/>
-          <w:szCs w:val="20"/>
-        </w:rPr>
-        <w:t xml:space="preserve"> </w:t>
-      </w:r>
-      <w:proofErr w:type="spellStart"/>
-      <w:r>
-        <w:rPr>
-          <w:rFonts w:ascii="Arial" w:eastAsia="Adobe Fan Heiti Std B" w:hAnsi="Arial" w:cs="Arial"/>
-          <w:sz w:val="20"/>
-          <w:szCs w:val="20"/>
-        </w:rPr>
-        <w:t>pembelajaran</w:t>
-      </w:r>
-      <w:proofErr w:type="spellEnd"/>
       <w:r>
         <w:rPr>
           <w:rFonts w:ascii="Arial" w:eastAsia="Adobe Fan Heiti Std B" w:hAnsi="Arial" w:cs="Arial"/>
@@ -13055,7 +11407,6 @@
         </w:rPr>
         <w:t xml:space="preserve"> </w:t>
       </w:r>
-      <w:proofErr w:type="spellStart"/>
       <w:r>
         <w:rPr>
           <w:rFonts w:ascii="Arial" w:eastAsia="Adobe Fan Heiti Std B" w:hAnsi="Arial" w:cs="Arial"/>
@@ -13070,34 +11421,15 @@
           <w:sz w:val="20"/>
           <w:szCs w:val="20"/>
         </w:rPr>
-        <w:t>obot</w:t>
+        <w:t xml:space="preserve">obot </w:t>
       </w:r>
-      <w:proofErr w:type="spellEnd"/>
       <w:r>
         <w:rPr>
           <w:rFonts w:ascii="Arial" w:eastAsia="Adobe Fan Heiti Std B" w:hAnsi="Arial" w:cs="Arial"/>
           <w:sz w:val="20"/>
           <w:szCs w:val="20"/>
         </w:rPr>
-        <w:t xml:space="preserve"> </w:t>
-      </w:r>
-      <w:proofErr w:type="spellStart"/>
-      <w:r>
-        <w:rPr>
-          <w:rFonts w:ascii="Arial" w:eastAsia="Adobe Fan Heiti Std B" w:hAnsi="Arial" w:cs="Arial"/>
-          <w:sz w:val="20"/>
-          <w:szCs w:val="20"/>
-        </w:rPr>
-        <w:t>nilai</w:t>
-      </w:r>
-      <w:proofErr w:type="spellEnd"/>
-      <w:r>
-        <w:rPr>
-          <w:rFonts w:ascii="Arial" w:eastAsia="Adobe Fan Heiti Std B" w:hAnsi="Arial" w:cs="Arial"/>
-          <w:sz w:val="20"/>
-          <w:szCs w:val="20"/>
-        </w:rPr>
-        <w:t xml:space="preserve"> U</w:t>
+        <w:t>nilai U</w:t>
       </w:r>
       <w:r>
         <w:rPr>
@@ -13121,61 +11453,23 @@
           <w:sz w:val="20"/>
           <w:szCs w:val="20"/>
         </w:rPr>
-        <w:t xml:space="preserve">yang </w:t>
+        <w:t>yang diberikan</w:t>
       </w:r>
-      <w:proofErr w:type="spellStart"/>
       <w:r>
         <w:rPr>
           <w:rFonts w:ascii="Arial" w:eastAsia="Adobe Fan Heiti Std B" w:hAnsi="Arial" w:cs="Arial"/>
           <w:sz w:val="20"/>
           <w:szCs w:val="20"/>
         </w:rPr>
-        <w:t>diberikan</w:t>
+        <w:t xml:space="preserve"> adalah</w:t>
       </w:r>
-      <w:proofErr w:type="spellEnd"/>
       <w:r>
         <w:rPr>
           <w:rFonts w:ascii="Arial" w:eastAsia="Adobe Fan Heiti Std B" w:hAnsi="Arial" w:cs="Arial"/>
           <w:sz w:val="20"/>
           <w:szCs w:val="20"/>
         </w:rPr>
-        <w:t xml:space="preserve"> </w:t>
-      </w:r>
-      <w:proofErr w:type="spellStart"/>
-      <w:r>
-        <w:rPr>
-          <w:rFonts w:ascii="Arial" w:eastAsia="Adobe Fan Heiti Std B" w:hAnsi="Arial" w:cs="Arial"/>
-          <w:sz w:val="20"/>
-          <w:szCs w:val="20"/>
-        </w:rPr>
-        <w:t>adalah</w:t>
-      </w:r>
-      <w:proofErr w:type="spellEnd"/>
-      <w:r>
-        <w:rPr>
-          <w:rFonts w:ascii="Arial" w:eastAsia="Adobe Fan Heiti Std B" w:hAnsi="Arial" w:cs="Arial"/>
-          <w:sz w:val="20"/>
-          <w:szCs w:val="20"/>
-        </w:rPr>
-        <w:t xml:space="preserve"> </w:t>
-      </w:r>
-      <w:proofErr w:type="spellStart"/>
-      <w:r>
-        <w:rPr>
-          <w:rFonts w:ascii="Arial" w:eastAsia="Adobe Fan Heiti Std B" w:hAnsi="Arial" w:cs="Arial"/>
-          <w:sz w:val="20"/>
-          <w:szCs w:val="20"/>
-        </w:rPr>
-        <w:t>sebesar</w:t>
-      </w:r>
-      <w:proofErr w:type="spellEnd"/>
-      <w:r>
-        <w:rPr>
-          <w:rFonts w:ascii="Arial" w:eastAsia="Adobe Fan Heiti Std B" w:hAnsi="Arial" w:cs="Arial"/>
-          <w:sz w:val="20"/>
-          <w:szCs w:val="20"/>
-        </w:rPr>
-        <w:t xml:space="preserve"> </w:t>
+        <w:t xml:space="preserve"> sebesar </w:t>
       </w:r>
       <w:r>
         <w:rPr>
@@ -13226,27 +11520,7 @@
           <w:sz w:val="20"/>
           <w:szCs w:val="20"/>
         </w:rPr>
-        <w:t>UAS (</w:t>
-      </w:r>
-      <w:proofErr w:type="spellStart"/>
-      <w:r>
-        <w:rPr>
-          <w:rFonts w:ascii="Arial" w:eastAsia="Adobe Fan Heiti Std B" w:hAnsi="Arial" w:cs="Arial"/>
-          <w:b/>
-          <w:sz w:val="20"/>
-          <w:szCs w:val="20"/>
-        </w:rPr>
-        <w:t>Ujian</w:t>
-      </w:r>
-      <w:proofErr w:type="spellEnd"/>
-      <w:r>
-        <w:rPr>
-          <w:rFonts w:ascii="Arial" w:eastAsia="Adobe Fan Heiti Std B" w:hAnsi="Arial" w:cs="Arial"/>
-          <w:b/>
-          <w:sz w:val="20"/>
-          <w:szCs w:val="20"/>
-        </w:rPr>
-        <w:t xml:space="preserve"> Akhir Semester)</w:t>
+        <w:t>UAS (Ujian Akhir Semester)</w:t>
       </w:r>
     </w:p>
     <w:p>
@@ -13268,683 +11542,63 @@
           <w:sz w:val="20"/>
           <w:szCs w:val="20"/>
         </w:rPr>
-        <w:t xml:space="preserve">UAS </w:t>
+        <w:t xml:space="preserve">UAS dilakukan pada pertemuan </w:t>
       </w:r>
-      <w:proofErr w:type="spellStart"/>
       <w:r>
         <w:rPr>
           <w:rFonts w:ascii="Arial" w:eastAsia="Adobe Fan Heiti Std B" w:hAnsi="Arial" w:cs="Arial"/>
           <w:sz w:val="20"/>
           <w:szCs w:val="20"/>
         </w:rPr>
-        <w:t>dilakukan</w:t>
+        <w:t xml:space="preserve">minggu </w:t>
       </w:r>
-      <w:proofErr w:type="spellEnd"/>
       <w:r>
         <w:rPr>
           <w:rFonts w:ascii="Arial" w:eastAsia="Adobe Fan Heiti Std B" w:hAnsi="Arial" w:cs="Arial"/>
           <w:sz w:val="20"/>
           <w:szCs w:val="20"/>
         </w:rPr>
-        <w:t xml:space="preserve"> pada </w:t>
+        <w:t>ke 16 dari keseluruhan total pertemuan</w:t>
       </w:r>
-      <w:proofErr w:type="spellStart"/>
       <w:r>
         <w:rPr>
           <w:rFonts w:ascii="Arial" w:eastAsia="Adobe Fan Heiti Std B" w:hAnsi="Arial" w:cs="Arial"/>
           <w:sz w:val="20"/>
           <w:szCs w:val="20"/>
         </w:rPr>
-        <w:t>pertemuan</w:t>
+        <w:t xml:space="preserve">. UAS merupakan assesmen atas kemampuan akhir mahasiswa sesuai dengan rancangan </w:t>
       </w:r>
-      <w:proofErr w:type="spellEnd"/>
       <w:r>
         <w:rPr>
           <w:rFonts w:ascii="Arial" w:eastAsia="Adobe Fan Heiti Std B" w:hAnsi="Arial" w:cs="Arial"/>
           <w:sz w:val="20"/>
           <w:szCs w:val="20"/>
         </w:rPr>
-        <w:t xml:space="preserve"> </w:t>
+        <w:t>materi/</w:t>
       </w:r>
-      <w:proofErr w:type="spellStart"/>
       <w:r>
         <w:rPr>
           <w:rFonts w:ascii="Arial" w:eastAsia="Adobe Fan Heiti Std B" w:hAnsi="Arial" w:cs="Arial"/>
           <w:sz w:val="20"/>
           <w:szCs w:val="20"/>
         </w:rPr>
-        <w:t>minggu</w:t>
+        <w:t>topik pembelajaran dari pertemuan ke-9 hingga ke-15. Bentuk UAS dapat berupa ujian tertulis</w:t>
       </w:r>
-      <w:proofErr w:type="spellEnd"/>
       <w:r>
         <w:rPr>
           <w:rFonts w:ascii="Arial" w:eastAsia="Adobe Fan Heiti Std B" w:hAnsi="Arial" w:cs="Arial"/>
           <w:sz w:val="20"/>
           <w:szCs w:val="20"/>
         </w:rPr>
-        <w:t xml:space="preserve"> </w:t>
+        <w:t xml:space="preserve"> atau</w:t>
       </w:r>
-      <w:proofErr w:type="spellStart"/>
       <w:r>
         <w:rPr>
           <w:rFonts w:ascii="Arial" w:eastAsia="Adobe Fan Heiti Std B" w:hAnsi="Arial" w:cs="Arial"/>
           <w:sz w:val="20"/>
           <w:szCs w:val="20"/>
         </w:rPr>
-        <w:t>ke</w:t>
-      </w:r>
-      <w:proofErr w:type="spellEnd"/>
-      <w:r>
-        <w:rPr>
-          <w:rFonts w:ascii="Arial" w:eastAsia="Adobe Fan Heiti Std B" w:hAnsi="Arial" w:cs="Arial"/>
-          <w:sz w:val="20"/>
-          <w:szCs w:val="20"/>
-        </w:rPr>
-        <w:t xml:space="preserve"> 16 </w:t>
-      </w:r>
-      <w:proofErr w:type="spellStart"/>
-      <w:r>
-        <w:rPr>
-          <w:rFonts w:ascii="Arial" w:eastAsia="Adobe Fan Heiti Std B" w:hAnsi="Arial" w:cs="Arial"/>
-          <w:sz w:val="20"/>
-          <w:szCs w:val="20"/>
-        </w:rPr>
-        <w:t>dari</w:t>
-      </w:r>
-      <w:proofErr w:type="spellEnd"/>
-      <w:r>
-        <w:rPr>
-          <w:rFonts w:ascii="Arial" w:eastAsia="Adobe Fan Heiti Std B" w:hAnsi="Arial" w:cs="Arial"/>
-          <w:sz w:val="20"/>
-          <w:szCs w:val="20"/>
-        </w:rPr>
-        <w:t xml:space="preserve"> </w:t>
-      </w:r>
-      <w:proofErr w:type="spellStart"/>
-      <w:r>
-        <w:rPr>
-          <w:rFonts w:ascii="Arial" w:eastAsia="Adobe Fan Heiti Std B" w:hAnsi="Arial" w:cs="Arial"/>
-          <w:sz w:val="20"/>
-          <w:szCs w:val="20"/>
-        </w:rPr>
-        <w:t>keseluruhan</w:t>
-      </w:r>
-      <w:proofErr w:type="spellEnd"/>
-      <w:r>
-        <w:rPr>
-          <w:rFonts w:ascii="Arial" w:eastAsia="Adobe Fan Heiti Std B" w:hAnsi="Arial" w:cs="Arial"/>
-          <w:sz w:val="20"/>
-          <w:szCs w:val="20"/>
-        </w:rPr>
-        <w:t xml:space="preserve"> total </w:t>
-      </w:r>
-      <w:proofErr w:type="spellStart"/>
-      <w:r>
-        <w:rPr>
-          <w:rFonts w:ascii="Arial" w:eastAsia="Adobe Fan Heiti Std B" w:hAnsi="Arial" w:cs="Arial"/>
-          <w:sz w:val="20"/>
-          <w:szCs w:val="20"/>
-        </w:rPr>
-        <w:t>pertemuan</w:t>
-      </w:r>
-      <w:proofErr w:type="spellEnd"/>
-      <w:r>
-        <w:rPr>
-          <w:rFonts w:ascii="Arial" w:eastAsia="Adobe Fan Heiti Std B" w:hAnsi="Arial" w:cs="Arial"/>
-          <w:sz w:val="20"/>
-          <w:szCs w:val="20"/>
-        </w:rPr>
-        <w:t xml:space="preserve">. UAS </w:t>
-      </w:r>
-      <w:proofErr w:type="spellStart"/>
-      <w:r>
-        <w:rPr>
-          <w:rFonts w:ascii="Arial" w:eastAsia="Adobe Fan Heiti Std B" w:hAnsi="Arial" w:cs="Arial"/>
-          <w:sz w:val="20"/>
-          <w:szCs w:val="20"/>
-        </w:rPr>
-        <w:t>merupakan</w:t>
-      </w:r>
-      <w:proofErr w:type="spellEnd"/>
-      <w:r>
-        <w:rPr>
-          <w:rFonts w:ascii="Arial" w:eastAsia="Adobe Fan Heiti Std B" w:hAnsi="Arial" w:cs="Arial"/>
-          <w:sz w:val="20"/>
-          <w:szCs w:val="20"/>
-        </w:rPr>
-        <w:t xml:space="preserve"> </w:t>
-      </w:r>
-      <w:proofErr w:type="spellStart"/>
-      <w:r>
-        <w:rPr>
-          <w:rFonts w:ascii="Arial" w:eastAsia="Adobe Fan Heiti Std B" w:hAnsi="Arial" w:cs="Arial"/>
-          <w:sz w:val="20"/>
-          <w:szCs w:val="20"/>
-        </w:rPr>
-        <w:t>assesmen</w:t>
-      </w:r>
-      <w:proofErr w:type="spellEnd"/>
-      <w:r>
-        <w:rPr>
-          <w:rFonts w:ascii="Arial" w:eastAsia="Adobe Fan Heiti Std B" w:hAnsi="Arial" w:cs="Arial"/>
-          <w:sz w:val="20"/>
-          <w:szCs w:val="20"/>
-        </w:rPr>
-        <w:t xml:space="preserve"> </w:t>
-      </w:r>
-      <w:proofErr w:type="spellStart"/>
-      <w:r>
-        <w:rPr>
-          <w:rFonts w:ascii="Arial" w:eastAsia="Adobe Fan Heiti Std B" w:hAnsi="Arial" w:cs="Arial"/>
-          <w:sz w:val="20"/>
-          <w:szCs w:val="20"/>
-        </w:rPr>
-        <w:t>atas</w:t>
-      </w:r>
-      <w:proofErr w:type="spellEnd"/>
-      <w:r>
-        <w:rPr>
-          <w:rFonts w:ascii="Arial" w:eastAsia="Adobe Fan Heiti Std B" w:hAnsi="Arial" w:cs="Arial"/>
-          <w:sz w:val="20"/>
-          <w:szCs w:val="20"/>
-        </w:rPr>
-        <w:t xml:space="preserve"> </w:t>
-      </w:r>
-      <w:proofErr w:type="spellStart"/>
-      <w:r>
-        <w:rPr>
-          <w:rFonts w:ascii="Arial" w:eastAsia="Adobe Fan Heiti Std B" w:hAnsi="Arial" w:cs="Arial"/>
-          <w:sz w:val="20"/>
-          <w:szCs w:val="20"/>
-        </w:rPr>
-        <w:t>kemampuan</w:t>
-      </w:r>
-      <w:proofErr w:type="spellEnd"/>
-      <w:r>
-        <w:rPr>
-          <w:rFonts w:ascii="Arial" w:eastAsia="Adobe Fan Heiti Std B" w:hAnsi="Arial" w:cs="Arial"/>
-          <w:sz w:val="20"/>
-          <w:szCs w:val="20"/>
-        </w:rPr>
-        <w:t xml:space="preserve"> </w:t>
-      </w:r>
-      <w:proofErr w:type="spellStart"/>
-      <w:r>
-        <w:rPr>
-          <w:rFonts w:ascii="Arial" w:eastAsia="Adobe Fan Heiti Std B" w:hAnsi="Arial" w:cs="Arial"/>
-          <w:sz w:val="20"/>
-          <w:szCs w:val="20"/>
-        </w:rPr>
-        <w:t>akhir</w:t>
-      </w:r>
-      <w:proofErr w:type="spellEnd"/>
-      <w:r>
-        <w:rPr>
-          <w:rFonts w:ascii="Arial" w:eastAsia="Adobe Fan Heiti Std B" w:hAnsi="Arial" w:cs="Arial"/>
-          <w:sz w:val="20"/>
-          <w:szCs w:val="20"/>
-        </w:rPr>
-        <w:t xml:space="preserve"> </w:t>
-      </w:r>
-      <w:proofErr w:type="spellStart"/>
-      <w:r>
-        <w:rPr>
-          <w:rFonts w:ascii="Arial" w:eastAsia="Adobe Fan Heiti Std B" w:hAnsi="Arial" w:cs="Arial"/>
-          <w:sz w:val="20"/>
-          <w:szCs w:val="20"/>
-        </w:rPr>
-        <w:t>mahasiswa</w:t>
-      </w:r>
-      <w:proofErr w:type="spellEnd"/>
-      <w:r>
-        <w:rPr>
-          <w:rFonts w:ascii="Arial" w:eastAsia="Adobe Fan Heiti Std B" w:hAnsi="Arial" w:cs="Arial"/>
-          <w:sz w:val="20"/>
-          <w:szCs w:val="20"/>
-        </w:rPr>
-        <w:t xml:space="preserve"> </w:t>
-      </w:r>
-      <w:proofErr w:type="spellStart"/>
-      <w:r>
-        <w:rPr>
-          <w:rFonts w:ascii="Arial" w:eastAsia="Adobe Fan Heiti Std B" w:hAnsi="Arial" w:cs="Arial"/>
-          <w:sz w:val="20"/>
-          <w:szCs w:val="20"/>
-        </w:rPr>
-        <w:t>sesuai</w:t>
-      </w:r>
-      <w:proofErr w:type="spellEnd"/>
-      <w:r>
-        <w:rPr>
-          <w:rFonts w:ascii="Arial" w:eastAsia="Adobe Fan Heiti Std B" w:hAnsi="Arial" w:cs="Arial"/>
-          <w:sz w:val="20"/>
-          <w:szCs w:val="20"/>
-        </w:rPr>
-        <w:t xml:space="preserve"> </w:t>
-      </w:r>
-      <w:proofErr w:type="spellStart"/>
-      <w:r>
-        <w:rPr>
-          <w:rFonts w:ascii="Arial" w:eastAsia="Adobe Fan Heiti Std B" w:hAnsi="Arial" w:cs="Arial"/>
-          <w:sz w:val="20"/>
-          <w:szCs w:val="20"/>
-        </w:rPr>
-        <w:t>dengan</w:t>
-      </w:r>
-      <w:proofErr w:type="spellEnd"/>
-      <w:r>
-        <w:rPr>
-          <w:rFonts w:ascii="Arial" w:eastAsia="Adobe Fan Heiti Std B" w:hAnsi="Arial" w:cs="Arial"/>
-          <w:sz w:val="20"/>
-          <w:szCs w:val="20"/>
-        </w:rPr>
-        <w:t xml:space="preserve"> </w:t>
-      </w:r>
-      <w:proofErr w:type="spellStart"/>
-      <w:r>
-        <w:rPr>
-          <w:rFonts w:ascii="Arial" w:eastAsia="Adobe Fan Heiti Std B" w:hAnsi="Arial" w:cs="Arial"/>
-          <w:sz w:val="20"/>
-          <w:szCs w:val="20"/>
-        </w:rPr>
-        <w:t>rancangan</w:t>
-      </w:r>
-      <w:proofErr w:type="spellEnd"/>
-      <w:r>
-        <w:rPr>
-          <w:rFonts w:ascii="Arial" w:eastAsia="Adobe Fan Heiti Std B" w:hAnsi="Arial" w:cs="Arial"/>
-          <w:sz w:val="20"/>
-          <w:szCs w:val="20"/>
-        </w:rPr>
-        <w:t xml:space="preserve"> </w:t>
-      </w:r>
-      <w:proofErr w:type="spellStart"/>
-      <w:r>
-        <w:rPr>
-          <w:rFonts w:ascii="Arial" w:eastAsia="Adobe Fan Heiti Std B" w:hAnsi="Arial" w:cs="Arial"/>
-          <w:sz w:val="20"/>
-          <w:szCs w:val="20"/>
-        </w:rPr>
-        <w:t>materi</w:t>
-      </w:r>
-      <w:proofErr w:type="spellEnd"/>
-      <w:r>
-        <w:rPr>
-          <w:rFonts w:ascii="Arial" w:eastAsia="Adobe Fan Heiti Std B" w:hAnsi="Arial" w:cs="Arial"/>
-          <w:sz w:val="20"/>
-          <w:szCs w:val="20"/>
-        </w:rPr>
-        <w:t>/</w:t>
-      </w:r>
-      <w:proofErr w:type="spellStart"/>
-      <w:r>
-        <w:rPr>
-          <w:rFonts w:ascii="Arial" w:eastAsia="Adobe Fan Heiti Std B" w:hAnsi="Arial" w:cs="Arial"/>
-          <w:sz w:val="20"/>
-          <w:szCs w:val="20"/>
-        </w:rPr>
-        <w:t>topik</w:t>
-      </w:r>
-      <w:proofErr w:type="spellEnd"/>
-      <w:r>
-        <w:rPr>
-          <w:rFonts w:ascii="Arial" w:eastAsia="Adobe Fan Heiti Std B" w:hAnsi="Arial" w:cs="Arial"/>
-          <w:sz w:val="20"/>
-          <w:szCs w:val="20"/>
-        </w:rPr>
-        <w:t xml:space="preserve"> </w:t>
-      </w:r>
-      <w:proofErr w:type="spellStart"/>
-      <w:r>
-        <w:rPr>
-          <w:rFonts w:ascii="Arial" w:eastAsia="Adobe Fan Heiti Std B" w:hAnsi="Arial" w:cs="Arial"/>
-          <w:sz w:val="20"/>
-          <w:szCs w:val="20"/>
-        </w:rPr>
-        <w:t>pembelajaran</w:t>
-      </w:r>
-      <w:proofErr w:type="spellEnd"/>
-      <w:r>
-        <w:rPr>
-          <w:rFonts w:ascii="Arial" w:eastAsia="Adobe Fan Heiti Std B" w:hAnsi="Arial" w:cs="Arial"/>
-          <w:sz w:val="20"/>
-          <w:szCs w:val="20"/>
-        </w:rPr>
-        <w:t xml:space="preserve"> </w:t>
-      </w:r>
-      <w:proofErr w:type="spellStart"/>
-      <w:r>
-        <w:rPr>
-          <w:rFonts w:ascii="Arial" w:eastAsia="Adobe Fan Heiti Std B" w:hAnsi="Arial" w:cs="Arial"/>
-          <w:sz w:val="20"/>
-          <w:szCs w:val="20"/>
-        </w:rPr>
-        <w:t>dari</w:t>
-      </w:r>
-      <w:proofErr w:type="spellEnd"/>
-      <w:r>
-        <w:rPr>
-          <w:rFonts w:ascii="Arial" w:eastAsia="Adobe Fan Heiti Std B" w:hAnsi="Arial" w:cs="Arial"/>
-          <w:sz w:val="20"/>
-          <w:szCs w:val="20"/>
-        </w:rPr>
-        <w:t xml:space="preserve"> </w:t>
-      </w:r>
-      <w:proofErr w:type="spellStart"/>
-      <w:r>
-        <w:rPr>
-          <w:rFonts w:ascii="Arial" w:eastAsia="Adobe Fan Heiti Std B" w:hAnsi="Arial" w:cs="Arial"/>
-          <w:sz w:val="20"/>
-          <w:szCs w:val="20"/>
-        </w:rPr>
-        <w:t>pertemuan</w:t>
-      </w:r>
-      <w:proofErr w:type="spellEnd"/>
-      <w:r>
-        <w:rPr>
-          <w:rFonts w:ascii="Arial" w:eastAsia="Adobe Fan Heiti Std B" w:hAnsi="Arial" w:cs="Arial"/>
-          <w:sz w:val="20"/>
-          <w:szCs w:val="20"/>
-        </w:rPr>
-        <w:t xml:space="preserve"> ke-9 </w:t>
-      </w:r>
-      <w:proofErr w:type="spellStart"/>
-      <w:r>
-        <w:rPr>
-          <w:rFonts w:ascii="Arial" w:eastAsia="Adobe Fan Heiti Std B" w:hAnsi="Arial" w:cs="Arial"/>
-          <w:sz w:val="20"/>
-          <w:szCs w:val="20"/>
-        </w:rPr>
-        <w:t>hingga</w:t>
-      </w:r>
-      <w:proofErr w:type="spellEnd"/>
-      <w:r>
-        <w:rPr>
-          <w:rFonts w:ascii="Arial" w:eastAsia="Adobe Fan Heiti Std B" w:hAnsi="Arial" w:cs="Arial"/>
-          <w:sz w:val="20"/>
-          <w:szCs w:val="20"/>
-        </w:rPr>
-        <w:t xml:space="preserve"> ke-15. </w:t>
-      </w:r>
-      <w:proofErr w:type="spellStart"/>
-      <w:r>
-        <w:rPr>
-          <w:rFonts w:ascii="Arial" w:eastAsia="Adobe Fan Heiti Std B" w:hAnsi="Arial" w:cs="Arial"/>
-          <w:sz w:val="20"/>
-          <w:szCs w:val="20"/>
-        </w:rPr>
-        <w:t>Bentuk</w:t>
-      </w:r>
-      <w:proofErr w:type="spellEnd"/>
-      <w:r>
-        <w:rPr>
-          <w:rFonts w:ascii="Arial" w:eastAsia="Adobe Fan Heiti Std B" w:hAnsi="Arial" w:cs="Arial"/>
-          <w:sz w:val="20"/>
-          <w:szCs w:val="20"/>
-        </w:rPr>
-        <w:t xml:space="preserve"> UAS </w:t>
-      </w:r>
-      <w:proofErr w:type="spellStart"/>
-      <w:r>
-        <w:rPr>
-          <w:rFonts w:ascii="Arial" w:eastAsia="Adobe Fan Heiti Std B" w:hAnsi="Arial" w:cs="Arial"/>
-          <w:sz w:val="20"/>
-          <w:szCs w:val="20"/>
-        </w:rPr>
-        <w:t>dapat</w:t>
-      </w:r>
-      <w:proofErr w:type="spellEnd"/>
-      <w:r>
-        <w:rPr>
-          <w:rFonts w:ascii="Arial" w:eastAsia="Adobe Fan Heiti Std B" w:hAnsi="Arial" w:cs="Arial"/>
-          <w:sz w:val="20"/>
-          <w:szCs w:val="20"/>
-        </w:rPr>
-        <w:t xml:space="preserve"> </w:t>
-      </w:r>
-      <w:proofErr w:type="spellStart"/>
-      <w:r>
-        <w:rPr>
-          <w:rFonts w:ascii="Arial" w:eastAsia="Adobe Fan Heiti Std B" w:hAnsi="Arial" w:cs="Arial"/>
-          <w:sz w:val="20"/>
-          <w:szCs w:val="20"/>
-        </w:rPr>
-        <w:t>berupa</w:t>
-      </w:r>
-      <w:proofErr w:type="spellEnd"/>
-      <w:r>
-        <w:rPr>
-          <w:rFonts w:ascii="Arial" w:eastAsia="Adobe Fan Heiti Std B" w:hAnsi="Arial" w:cs="Arial"/>
-          <w:sz w:val="20"/>
-          <w:szCs w:val="20"/>
-        </w:rPr>
-        <w:t xml:space="preserve"> </w:t>
-      </w:r>
-      <w:proofErr w:type="spellStart"/>
-      <w:r>
-        <w:rPr>
-          <w:rFonts w:ascii="Arial" w:eastAsia="Adobe Fan Heiti Std B" w:hAnsi="Arial" w:cs="Arial"/>
-          <w:sz w:val="20"/>
-          <w:szCs w:val="20"/>
-        </w:rPr>
-        <w:t>ujian</w:t>
-      </w:r>
-      <w:proofErr w:type="spellEnd"/>
-      <w:r>
-        <w:rPr>
-          <w:rFonts w:ascii="Arial" w:eastAsia="Adobe Fan Heiti Std B" w:hAnsi="Arial" w:cs="Arial"/>
-          <w:sz w:val="20"/>
-          <w:szCs w:val="20"/>
-        </w:rPr>
-        <w:t xml:space="preserve"> </w:t>
-      </w:r>
-      <w:proofErr w:type="spellStart"/>
-      <w:r>
-        <w:rPr>
-          <w:rFonts w:ascii="Arial" w:eastAsia="Adobe Fan Heiti Std B" w:hAnsi="Arial" w:cs="Arial"/>
-          <w:sz w:val="20"/>
-          <w:szCs w:val="20"/>
-        </w:rPr>
-        <w:t>tertulis</w:t>
-      </w:r>
-      <w:proofErr w:type="spellEnd"/>
-      <w:r>
-        <w:rPr>
-          <w:rFonts w:ascii="Arial" w:eastAsia="Adobe Fan Heiti Std B" w:hAnsi="Arial" w:cs="Arial"/>
-          <w:sz w:val="20"/>
-          <w:szCs w:val="20"/>
-        </w:rPr>
-        <w:t xml:space="preserve"> </w:t>
-      </w:r>
-      <w:proofErr w:type="spellStart"/>
-      <w:r>
-        <w:rPr>
-          <w:rFonts w:ascii="Arial" w:eastAsia="Adobe Fan Heiti Std B" w:hAnsi="Arial" w:cs="Arial"/>
-          <w:sz w:val="20"/>
-          <w:szCs w:val="20"/>
-        </w:rPr>
-        <w:t>atau</w:t>
-      </w:r>
-      <w:proofErr w:type="spellEnd"/>
-      <w:r>
-        <w:rPr>
-          <w:rFonts w:ascii="Arial" w:eastAsia="Adobe Fan Heiti Std B" w:hAnsi="Arial" w:cs="Arial"/>
-          <w:sz w:val="20"/>
-          <w:szCs w:val="20"/>
-        </w:rPr>
-        <w:t xml:space="preserve"> </w:t>
-      </w:r>
-      <w:proofErr w:type="spellStart"/>
-      <w:r>
-        <w:rPr>
-          <w:rFonts w:ascii="Arial" w:eastAsia="Adobe Fan Heiti Std B" w:hAnsi="Arial" w:cs="Arial"/>
-          <w:sz w:val="20"/>
-          <w:szCs w:val="20"/>
-        </w:rPr>
-        <w:t>presentasi</w:t>
-      </w:r>
-      <w:proofErr w:type="spellEnd"/>
-      <w:r>
-        <w:rPr>
-          <w:rFonts w:ascii="Arial" w:eastAsia="Adobe Fan Heiti Std B" w:hAnsi="Arial" w:cs="Arial"/>
-          <w:sz w:val="20"/>
-          <w:szCs w:val="20"/>
-        </w:rPr>
-        <w:t xml:space="preserve"> </w:t>
-      </w:r>
-      <w:proofErr w:type="spellStart"/>
-      <w:r>
-        <w:rPr>
-          <w:rFonts w:ascii="Arial" w:eastAsia="Adobe Fan Heiti Std B" w:hAnsi="Arial" w:cs="Arial"/>
-          <w:sz w:val="20"/>
-          <w:szCs w:val="20"/>
-        </w:rPr>
-        <w:t>tugas</w:t>
-      </w:r>
-      <w:proofErr w:type="spellEnd"/>
-      <w:r>
-        <w:rPr>
-          <w:rFonts w:ascii="Arial" w:eastAsia="Adobe Fan Heiti Std B" w:hAnsi="Arial" w:cs="Arial"/>
-          <w:sz w:val="20"/>
-          <w:szCs w:val="20"/>
-        </w:rPr>
-        <w:t xml:space="preserve"> </w:t>
-      </w:r>
-      <w:proofErr w:type="spellStart"/>
-      <w:r>
-        <w:rPr>
-          <w:rFonts w:ascii="Arial" w:eastAsia="Adobe Fan Heiti Std B" w:hAnsi="Arial" w:cs="Arial"/>
-          <w:sz w:val="20"/>
-          <w:szCs w:val="20"/>
-        </w:rPr>
-        <w:t>mandiri</w:t>
-      </w:r>
-      <w:proofErr w:type="spellEnd"/>
-      <w:r>
-        <w:rPr>
-          <w:rFonts w:ascii="Arial" w:eastAsia="Adobe Fan Heiti Std B" w:hAnsi="Arial" w:cs="Arial"/>
-          <w:sz w:val="20"/>
-          <w:szCs w:val="20"/>
-        </w:rPr>
-        <w:t xml:space="preserve"> </w:t>
-      </w:r>
-      <w:proofErr w:type="spellStart"/>
-      <w:r>
-        <w:rPr>
-          <w:rFonts w:ascii="Arial" w:eastAsia="Adobe Fan Heiti Std B" w:hAnsi="Arial" w:cs="Arial"/>
-          <w:sz w:val="20"/>
-          <w:szCs w:val="20"/>
-        </w:rPr>
-        <w:t>atau</w:t>
-      </w:r>
-      <w:proofErr w:type="spellEnd"/>
-      <w:r>
-        <w:rPr>
-          <w:rFonts w:ascii="Arial" w:eastAsia="Adobe Fan Heiti Std B" w:hAnsi="Arial" w:cs="Arial"/>
-          <w:sz w:val="20"/>
-          <w:szCs w:val="20"/>
-        </w:rPr>
-        <w:t xml:space="preserve"> </w:t>
-      </w:r>
-      <w:proofErr w:type="spellStart"/>
-      <w:r>
-        <w:rPr>
-          <w:rFonts w:ascii="Arial" w:eastAsia="Adobe Fan Heiti Std B" w:hAnsi="Arial" w:cs="Arial"/>
-          <w:sz w:val="20"/>
-          <w:szCs w:val="20"/>
-        </w:rPr>
-        <w:t>tugas</w:t>
-      </w:r>
-      <w:proofErr w:type="spellEnd"/>
-      <w:r>
-        <w:rPr>
-          <w:rFonts w:ascii="Arial" w:eastAsia="Adobe Fan Heiti Std B" w:hAnsi="Arial" w:cs="Arial"/>
-          <w:sz w:val="20"/>
-          <w:szCs w:val="20"/>
-        </w:rPr>
-        <w:t xml:space="preserve"> </w:t>
-      </w:r>
-      <w:proofErr w:type="spellStart"/>
-      <w:r>
-        <w:rPr>
-          <w:rFonts w:ascii="Arial" w:eastAsia="Adobe Fan Heiti Std B" w:hAnsi="Arial" w:cs="Arial"/>
-          <w:sz w:val="20"/>
-          <w:szCs w:val="20"/>
-        </w:rPr>
-        <w:t>kelompok</w:t>
-      </w:r>
-      <w:proofErr w:type="spellEnd"/>
-      <w:r>
-        <w:rPr>
-          <w:rFonts w:ascii="Arial" w:eastAsia="Adobe Fan Heiti Std B" w:hAnsi="Arial" w:cs="Arial"/>
-          <w:sz w:val="20"/>
-          <w:szCs w:val="20"/>
-        </w:rPr>
-        <w:t xml:space="preserve"> dan lain-lain yang juga </w:t>
-      </w:r>
-      <w:proofErr w:type="spellStart"/>
-      <w:r>
-        <w:rPr>
-          <w:rFonts w:ascii="Arial" w:eastAsia="Adobe Fan Heiti Std B" w:hAnsi="Arial" w:cs="Arial"/>
-          <w:sz w:val="20"/>
-          <w:szCs w:val="20"/>
-        </w:rPr>
-        <w:t>menyesuaikan</w:t>
-      </w:r>
-      <w:proofErr w:type="spellEnd"/>
-      <w:r>
-        <w:rPr>
-          <w:rFonts w:ascii="Arial" w:eastAsia="Adobe Fan Heiti Std B" w:hAnsi="Arial" w:cs="Arial"/>
-          <w:sz w:val="20"/>
-          <w:szCs w:val="20"/>
-        </w:rPr>
-        <w:t xml:space="preserve"> </w:t>
-      </w:r>
-      <w:proofErr w:type="spellStart"/>
-      <w:r>
-        <w:rPr>
-          <w:rFonts w:ascii="Arial" w:eastAsia="Adobe Fan Heiti Std B" w:hAnsi="Arial" w:cs="Arial"/>
-          <w:sz w:val="20"/>
-          <w:szCs w:val="20"/>
-        </w:rPr>
-        <w:t>dengan</w:t>
-      </w:r>
-      <w:proofErr w:type="spellEnd"/>
-      <w:r>
-        <w:rPr>
-          <w:rFonts w:ascii="Arial" w:eastAsia="Adobe Fan Heiti Std B" w:hAnsi="Arial" w:cs="Arial"/>
-          <w:sz w:val="20"/>
-          <w:szCs w:val="20"/>
-        </w:rPr>
-        <w:t xml:space="preserve"> </w:t>
-      </w:r>
-      <w:proofErr w:type="spellStart"/>
-      <w:r>
-        <w:rPr>
-          <w:rFonts w:ascii="Arial" w:eastAsia="Adobe Fan Heiti Std B" w:hAnsi="Arial" w:cs="Arial"/>
-          <w:sz w:val="20"/>
-          <w:szCs w:val="20"/>
-        </w:rPr>
-        <w:t>metode</w:t>
-      </w:r>
-      <w:proofErr w:type="spellEnd"/>
-      <w:r>
-        <w:rPr>
-          <w:rFonts w:ascii="Arial" w:eastAsia="Adobe Fan Heiti Std B" w:hAnsi="Arial" w:cs="Arial"/>
-          <w:sz w:val="20"/>
-          <w:szCs w:val="20"/>
-        </w:rPr>
-        <w:t xml:space="preserve"> </w:t>
-      </w:r>
-      <w:proofErr w:type="spellStart"/>
-      <w:proofErr w:type="gramStart"/>
-      <w:r>
-        <w:rPr>
-          <w:rFonts w:ascii="Arial" w:eastAsia="Adobe Fan Heiti Std B" w:hAnsi="Arial" w:cs="Arial"/>
-          <w:sz w:val="20"/>
-          <w:szCs w:val="20"/>
-        </w:rPr>
-        <w:t>pembelajaran</w:t>
+        <w:t xml:space="preserve"> presentasi tugas mandiri atau tugas kelompok dan lain-lain yang juga menyesuaikan dengan metode pembelajaran</w:t>
       </w:r>
       <w:r>
         <w:rPr>
@@ -13968,35 +11622,7 @@
           <w:sz w:val="20"/>
           <w:szCs w:val="20"/>
         </w:rPr>
-        <w:t>obot</w:t>
-      </w:r>
-      <w:proofErr w:type="spellEnd"/>
-      <w:proofErr w:type="gramEnd"/>
-      <w:r>
-        <w:rPr>
-          <w:rFonts w:ascii="Arial" w:eastAsia="Adobe Fan Heiti Std B" w:hAnsi="Arial" w:cs="Arial"/>
-          <w:sz w:val="20"/>
-          <w:szCs w:val="20"/>
-        </w:rPr>
-        <w:t xml:space="preserve"> </w:t>
-      </w:r>
-      <w:proofErr w:type="spellStart"/>
-      <w:r>
-        <w:rPr>
-          <w:rFonts w:ascii="Arial" w:eastAsia="Adobe Fan Heiti Std B" w:hAnsi="Arial" w:cs="Arial"/>
-          <w:sz w:val="20"/>
-          <w:szCs w:val="20"/>
-        </w:rPr>
-        <w:t>nilai</w:t>
-      </w:r>
-      <w:proofErr w:type="spellEnd"/>
-      <w:r>
-        <w:rPr>
-          <w:rFonts w:ascii="Arial" w:eastAsia="Adobe Fan Heiti Std B" w:hAnsi="Arial" w:cs="Arial"/>
-          <w:sz w:val="20"/>
-          <w:szCs w:val="20"/>
-        </w:rPr>
-        <w:t xml:space="preserve"> UAS </w:t>
+        <w:t xml:space="preserve">obot </w:t>
       </w:r>
       <w:r>
         <w:rPr>
@@ -14004,61 +11630,31 @@
           <w:sz w:val="20"/>
           <w:szCs w:val="20"/>
         </w:rPr>
-        <w:t xml:space="preserve">yang </w:t>
+        <w:t xml:space="preserve">nilai UAS </w:t>
       </w:r>
-      <w:proofErr w:type="spellStart"/>
       <w:r>
         <w:rPr>
           <w:rFonts w:ascii="Arial" w:eastAsia="Adobe Fan Heiti Std B" w:hAnsi="Arial" w:cs="Arial"/>
           <w:sz w:val="20"/>
           <w:szCs w:val="20"/>
         </w:rPr>
-        <w:t>diberikan</w:t>
+        <w:t>yang diberikan</w:t>
       </w:r>
-      <w:proofErr w:type="spellEnd"/>
       <w:r>
         <w:rPr>
           <w:rFonts w:ascii="Arial" w:eastAsia="Adobe Fan Heiti Std B" w:hAnsi="Arial" w:cs="Arial"/>
           <w:sz w:val="20"/>
           <w:szCs w:val="20"/>
         </w:rPr>
-        <w:t xml:space="preserve"> </w:t>
+        <w:t xml:space="preserve"> adalah</w:t>
       </w:r>
-      <w:proofErr w:type="spellStart"/>
       <w:r>
         <w:rPr>
           <w:rFonts w:ascii="Arial" w:eastAsia="Adobe Fan Heiti Std B" w:hAnsi="Arial" w:cs="Arial"/>
           <w:sz w:val="20"/>
           <w:szCs w:val="20"/>
         </w:rPr>
-        <w:t>adalah</w:t>
-      </w:r>
-      <w:proofErr w:type="spellEnd"/>
-      <w:r>
-        <w:rPr>
-          <w:rFonts w:ascii="Arial" w:eastAsia="Adobe Fan Heiti Std B" w:hAnsi="Arial" w:cs="Arial"/>
-          <w:sz w:val="20"/>
-          <w:szCs w:val="20"/>
-        </w:rPr>
-        <w:t xml:space="preserve"> </w:t>
-      </w:r>
-      <w:proofErr w:type="spellStart"/>
-      <w:r>
-        <w:rPr>
-          <w:rFonts w:ascii="Arial" w:eastAsia="Adobe Fan Heiti Std B" w:hAnsi="Arial" w:cs="Arial"/>
-          <w:sz w:val="20"/>
-          <w:szCs w:val="20"/>
-        </w:rPr>
-        <w:t>sebesar</w:t>
-      </w:r>
-      <w:proofErr w:type="spellEnd"/>
-      <w:r>
-        <w:rPr>
-          <w:rFonts w:ascii="Arial" w:eastAsia="Adobe Fan Heiti Std B" w:hAnsi="Arial" w:cs="Arial"/>
-          <w:sz w:val="20"/>
-          <w:szCs w:val="20"/>
-        </w:rPr>
-        <w:t xml:space="preserve"> </w:t>
+        <w:t xml:space="preserve"> sebesar </w:t>
       </w:r>
       <w:r>
         <w:rPr>
@@ -14166,6 +11762,7 @@
                 <w:sz w:val="20"/>
                 <w:szCs w:val="20"/>
               </w:rPr>
+              <w:lastRenderedPageBreak/>
               <w:t>Jenjang/</w:t>
             </w:r>
           </w:p>
@@ -14459,18 +12056,7 @@
                 <w:sz w:val="20"/>
                 <w:szCs w:val="20"/>
               </w:rPr>
-              <w:t xml:space="preserve">memiliki tingkat proaktif dan kreatifitas tinggi dalam mencari informasi </w:t>
-            </w:r>
-            <w:r>
-              <w:rPr>
-                <w:rFonts w:ascii="Arial" w:eastAsia="Times New Roman" w:hAnsi="Arial" w:cs="Arial"/>
-                <w:b/>
-                <w:color w:val="000000"/>
-                <w:sz w:val="20"/>
-                <w:szCs w:val="20"/>
-              </w:rPr>
-              <w:lastRenderedPageBreak/>
-              <w:t>terkait materi, mampu menyelesaikan masalah dengan akurasi sempurna</w:t>
+              <w:t>memiliki tingkat proaktif dan kreatifitas tinggi dalam mencari informasi terkait materi, mampu menyelesaikan masalah dengan akurasi sempurna</w:t>
             </w:r>
             <w:r>
               <w:rPr>
@@ -14519,7 +12105,6 @@
                 <w:sz w:val="20"/>
                 <w:szCs w:val="20"/>
               </w:rPr>
-              <w:lastRenderedPageBreak/>
               <w:t>A-</w:t>
             </w:r>
           </w:p>
@@ -14674,7 +12259,6 @@
               </w:rPr>
               <w:t xml:space="preserve">akurasi sangat </w:t>
             </w:r>
-            <w:proofErr w:type="spellStart"/>
             <w:r>
               <w:rPr>
                 <w:rFonts w:ascii="Arial" w:eastAsia="Times New Roman" w:hAnsi="Arial" w:cs="Arial"/>
@@ -14686,7 +12270,6 @@
               </w:rPr>
               <w:t>bagus</w:t>
             </w:r>
-            <w:proofErr w:type="spellEnd"/>
             <w:r>
               <w:rPr>
                 <w:rFonts w:ascii="Arial" w:eastAsia="Times New Roman" w:hAnsi="Arial" w:cs="Arial"/>
@@ -21162,7 +18745,6 @@
     <w:basedOn w:val="Normal"/>
     <w:link w:val="CommentTextChar"/>
     <w:uiPriority w:val="99"/>
-    <w:semiHidden/>
     <w:unhideWhenUsed/>
     <w:rsid w:val="006625F9"/>
     <w:pPr>
@@ -21178,7 +18760,6 @@
     <w:basedOn w:val="DefaultParagraphFont"/>
     <w:link w:val="CommentText"/>
     <w:uiPriority w:val="99"/>
-    <w:semiHidden/>
     <w:rsid w:val="006625F9"/>
     <w:rPr>
       <w:sz w:val="20"/>

--- a/assets/rps_template.docx
+++ b/assets/rps_template.docx
@@ -165,7 +165,8 @@
           </w:tcPr>
           <w:p>
             <w:pPr>
-              <w:ind w:left="10632"/>
+              <w:ind w:left="8222"/>
+              <w:jc w:val="right"/>
               <w:rPr>
                 <w:rFonts w:ascii="Arial" w:hAnsi="Arial" w:cs="Arial"/>
                 <w:sz w:val="20"/>
@@ -346,7 +347,7 @@
                 <w:sz w:val="20"/>
                 <w:szCs w:val="20"/>
               </w:rPr>
-              <w:t>. B</w:t>
+              <w:t xml:space="preserve">. </w:t>
             </w:r>
             <w:r>
               <w:rPr>
@@ -356,7 +357,7 @@
                 <w:sz w:val="20"/>
                 <w:szCs w:val="20"/>
               </w:rPr>
-              <w:t>iro</w:t>
+              <w:t>Badan</w:t>
             </w:r>
           </w:p>
           <w:p>
@@ -717,8 +718,6 @@
             <w:pPr>
               <w:rPr>
                 <w:rFonts w:ascii="Arial" w:hAnsi="Arial" w:cs="Arial"/>
-                <w:b/>
-                <w:bCs/>
                 <w:sz w:val="20"/>
                 <w:szCs w:val="20"/>
               </w:rPr>
@@ -1071,6 +1070,7 @@
           <w:p>
             <w:pPr>
               <w:spacing w:line="276" w:lineRule="auto"/>
+              <w:jc w:val="center"/>
               <w:rPr>
                 <w:rFonts w:ascii="Arial" w:hAnsi="Arial" w:cs="Arial"/>
                 <w:sz w:val="20"/>
@@ -1096,8 +1096,8 @@
             <w:pPr>
               <w:rPr>
                 <w:rFonts w:ascii="Arial" w:hAnsi="Arial" w:cs="Arial"/>
-                <w:sz w:val="24"/>
-                <w:szCs w:val="24"/>
+                <w:sz w:val="20"/>
+                <w:szCs w:val="20"/>
               </w:rPr>
             </w:pPr>
           </w:p>
@@ -1111,6 +1111,7 @@
           <w:p>
             <w:pPr>
               <w:spacing w:line="276" w:lineRule="auto"/>
+              <w:jc w:val="center"/>
               <w:rPr>
                 <w:rFonts w:ascii="Arial" w:hAnsi="Arial" w:cs="Arial"/>
                 <w:sz w:val="20"/>
@@ -1136,8 +1137,8 @@
             <w:pPr>
               <w:rPr>
                 <w:rFonts w:ascii="Arial" w:hAnsi="Arial" w:cs="Arial"/>
-                <w:sz w:val="24"/>
-                <w:szCs w:val="24"/>
+                <w:sz w:val="20"/>
+                <w:szCs w:val="20"/>
               </w:rPr>
             </w:pPr>
           </w:p>
@@ -1151,6 +1152,7 @@
           <w:p>
             <w:pPr>
               <w:spacing w:line="276" w:lineRule="auto"/>
+              <w:jc w:val="center"/>
               <w:rPr>
                 <w:rFonts w:ascii="Arial" w:hAnsi="Arial" w:cs="Arial"/>
                 <w:sz w:val="20"/>
@@ -1176,8 +1178,8 @@
             <w:pPr>
               <w:rPr>
                 <w:rFonts w:ascii="Arial" w:hAnsi="Arial" w:cs="Arial"/>
-                <w:sz w:val="24"/>
-                <w:szCs w:val="24"/>
+                <w:sz w:val="20"/>
+                <w:szCs w:val="20"/>
               </w:rPr>
             </w:pPr>
           </w:p>
@@ -1191,6 +1193,7 @@
           <w:p>
             <w:pPr>
               <w:spacing w:line="276" w:lineRule="auto"/>
+              <w:jc w:val="center"/>
               <w:rPr>
                 <w:rFonts w:ascii="Arial" w:hAnsi="Arial" w:cs="Arial"/>
                 <w:sz w:val="20"/>
@@ -1216,8 +1219,8 @@
             <w:pPr>
               <w:rPr>
                 <w:rFonts w:ascii="Arial" w:hAnsi="Arial" w:cs="Arial"/>
-                <w:sz w:val="24"/>
-                <w:szCs w:val="24"/>
+                <w:sz w:val="20"/>
+                <w:szCs w:val="20"/>
               </w:rPr>
             </w:pPr>
           </w:p>
@@ -1231,6 +1234,7 @@
           <w:p>
             <w:pPr>
               <w:spacing w:line="276" w:lineRule="auto"/>
+              <w:jc w:val="center"/>
               <w:rPr>
                 <w:rFonts w:ascii="Arial" w:hAnsi="Arial" w:cs="Arial"/>
                 <w:sz w:val="20"/>
@@ -1256,8 +1260,8 @@
             <w:pPr>
               <w:rPr>
                 <w:rFonts w:ascii="Arial" w:hAnsi="Arial" w:cs="Arial"/>
-                <w:sz w:val="24"/>
-                <w:szCs w:val="24"/>
+                <w:sz w:val="20"/>
+                <w:szCs w:val="20"/>
               </w:rPr>
             </w:pPr>
           </w:p>
@@ -1307,6 +1311,7 @@
           <w:p>
             <w:pPr>
               <w:spacing w:line="276" w:lineRule="auto"/>
+              <w:jc w:val="center"/>
               <w:rPr>
                 <w:rFonts w:ascii="Arial" w:hAnsi="Arial" w:cs="Arial"/>
                 <w:sz w:val="20"/>
@@ -1350,6 +1355,7 @@
           <w:p>
             <w:pPr>
               <w:spacing w:line="276" w:lineRule="auto"/>
+              <w:jc w:val="center"/>
               <w:rPr>
                 <w:rFonts w:ascii="Arial" w:hAnsi="Arial" w:cs="Arial"/>
                 <w:sz w:val="20"/>
@@ -1390,6 +1396,7 @@
           <w:p>
             <w:pPr>
               <w:spacing w:line="276" w:lineRule="auto"/>
+              <w:jc w:val="center"/>
               <w:rPr>
                 <w:rFonts w:ascii="Arial" w:hAnsi="Arial" w:cs="Arial"/>
                 <w:sz w:val="20"/>
@@ -1430,6 +1437,7 @@
           <w:p>
             <w:pPr>
               <w:spacing w:line="276" w:lineRule="auto"/>
+              <w:jc w:val="center"/>
               <w:rPr>
                 <w:rFonts w:ascii="Arial" w:hAnsi="Arial" w:cs="Arial"/>
                 <w:sz w:val="20"/>
@@ -1470,6 +1478,7 @@
           <w:p>
             <w:pPr>
               <w:spacing w:line="276" w:lineRule="auto"/>
+              <w:jc w:val="center"/>
               <w:rPr>
                 <w:rFonts w:ascii="Arial" w:hAnsi="Arial" w:cs="Arial"/>
                 <w:sz w:val="20"/>
@@ -1701,6 +1710,7 @@
           <w:p>
             <w:pPr>
               <w:spacing w:line="276" w:lineRule="auto"/>
+              <w:jc w:val="center"/>
               <w:rPr>
                 <w:rFonts w:ascii="Arial" w:hAnsi="Arial" w:cs="Arial"/>
                 <w:sz w:val="20"/>
@@ -1797,6 +1807,7 @@
           <w:p>
             <w:pPr>
               <w:spacing w:line="276" w:lineRule="auto"/>
+              <w:jc w:val="center"/>
               <w:rPr>
                 <w:rFonts w:ascii="Arial" w:hAnsi="Arial" w:cs="Arial"/>
                 <w:sz w:val="20"/>
@@ -1901,6 +1912,7 @@
           <w:p>
             <w:pPr>
               <w:spacing w:line="276" w:lineRule="auto"/>
+              <w:jc w:val="center"/>
               <w:rPr>
                 <w:rFonts w:ascii="Arial" w:hAnsi="Arial" w:cs="Arial"/>
                 <w:sz w:val="20"/>
@@ -2005,6 +2017,7 @@
           <w:p>
             <w:pPr>
               <w:spacing w:line="276" w:lineRule="auto"/>
+              <w:jc w:val="center"/>
               <w:rPr>
                 <w:rFonts w:ascii="Arial" w:hAnsi="Arial" w:cs="Arial"/>
                 <w:sz w:val="20"/>
@@ -2101,6 +2114,7 @@
           <w:p>
             <w:pPr>
               <w:spacing w:line="276" w:lineRule="auto"/>
+              <w:jc w:val="center"/>
               <w:rPr>
                 <w:rFonts w:ascii="Arial" w:hAnsi="Arial" w:cs="Arial"/>
                 <w:sz w:val="20"/>
@@ -2204,6 +2218,7 @@
           </w:tcPr>
           <w:p>
             <w:pPr>
+              <w:jc w:val="center"/>
               <w:rPr>
                 <w:rFonts w:ascii="Arial" w:hAnsi="Arial" w:cs="Arial"/>
                 <w:b/>
@@ -2494,7 +2509,6 @@
           </w:tcPr>
           <w:p>
             <w:pPr>
-              <w:jc w:val="both"/>
               <w:rPr>
                 <w:rFonts w:ascii="Arial" w:hAnsi="Arial" w:cs="Arial"/>
                 <w:sz w:val="20"/>
@@ -3149,16 +3163,7 @@
                 <w:szCs w:val="20"/>
                 <w:lang w:val="en-US"/>
               </w:rPr>
-              <w:t>C1</w:t>
-            </w:r>
-            <w:r>
-              <w:rPr>
-                <w:rFonts w:ascii="Arial" w:hAnsi="Arial" w:cs="Arial"/>
-                <w:sz w:val="20"/>
-                <w:szCs w:val="20"/>
-                <w:lang w:val="en-US"/>
-              </w:rPr>
-              <w:t xml:space="preserve"> – C6</w:t>
+              <w:t>C1 – C6</w:t>
             </w:r>
           </w:p>
         </w:tc>
@@ -3179,7 +3184,6 @@
                 <w:ilvl w:val="0"/>
                 <w:numId w:val="26"/>
               </w:numPr>
-              <w:spacing w:line="276" w:lineRule="auto"/>
               <w:ind w:left="183" w:hanging="183"/>
               <w:rPr>
                 <w:rFonts w:ascii="Arial" w:hAnsi="Arial" w:cs="Arial"/>
@@ -3195,34 +3199,7 @@
                 <w:szCs w:val="20"/>
                 <w:lang w:val="en-US"/>
               </w:rPr>
-              <w:t>Dapat menjelaskan pen</w:t>
-            </w:r>
-            <w:r>
-              <w:rPr>
-                <w:rFonts w:ascii="Arial" w:hAnsi="Arial" w:cs="Arial"/>
-                <w:sz w:val="20"/>
-                <w:szCs w:val="20"/>
-                <w:lang w:val="en-US"/>
-              </w:rPr>
-              <w:t>g</w:t>
-            </w:r>
-            <w:r>
-              <w:rPr>
-                <w:rFonts w:ascii="Arial" w:hAnsi="Arial" w:cs="Arial"/>
-                <w:sz w:val="20"/>
-                <w:szCs w:val="20"/>
-                <w:lang w:val="en-US"/>
-              </w:rPr>
-              <w:t xml:space="preserve">ertian &amp; konsep </w:t>
-            </w:r>
-            <w:r>
-              <w:rPr>
-                <w:rFonts w:ascii="Arial" w:hAnsi="Arial" w:cs="Arial"/>
-                <w:sz w:val="20"/>
-                <w:szCs w:val="20"/>
-                <w:lang w:val="en-US"/>
-              </w:rPr>
-              <w:t>…</w:t>
+              <w:t>Dapat menjelaskan pengertian &amp; konsep …</w:t>
             </w:r>
           </w:p>
           <w:p>
@@ -3232,7 +3209,6 @@
                 <w:ilvl w:val="0"/>
                 <w:numId w:val="26"/>
               </w:numPr>
-              <w:spacing w:line="276" w:lineRule="auto"/>
               <w:ind w:left="183" w:hanging="183"/>
               <w:rPr>
                 <w:rFonts w:ascii="Arial" w:hAnsi="Arial" w:cs="Arial"/>
@@ -3248,16 +3224,7 @@
                 <w:szCs w:val="20"/>
                 <w:lang w:val="en-US"/>
               </w:rPr>
-              <w:t>Dapat menjelaskan perspektif</w:t>
-            </w:r>
-            <w:r>
-              <w:rPr>
-                <w:rFonts w:ascii="Arial" w:hAnsi="Arial" w:cs="Arial"/>
-                <w:sz w:val="20"/>
-                <w:szCs w:val="20"/>
-                <w:lang w:val="en-US"/>
-              </w:rPr>
-              <w:t xml:space="preserve"> ……</w:t>
+              <w:t>Dapat menjelaskan perspektif ……</w:t>
             </w:r>
           </w:p>
           <w:p>
@@ -3267,7 +3234,6 @@
                 <w:ilvl w:val="0"/>
                 <w:numId w:val="26"/>
               </w:numPr>
-              <w:spacing w:line="276" w:lineRule="auto"/>
               <w:ind w:left="183" w:hanging="183"/>
               <w:rPr>
                 <w:rFonts w:ascii="Arial" w:hAnsi="Arial" w:cs="Arial"/>
@@ -3283,16 +3249,7 @@
                 <w:szCs w:val="20"/>
                 <w:lang w:val="en-US"/>
               </w:rPr>
-              <w:t>Dapat  mengidentifikas</w:t>
-            </w:r>
-            <w:r>
-              <w:rPr>
-                <w:rFonts w:ascii="Arial" w:hAnsi="Arial" w:cs="Arial"/>
-                <w:sz w:val="20"/>
-                <w:szCs w:val="20"/>
-                <w:lang w:val="en-US"/>
-              </w:rPr>
-              <w:t>i</w:t>
+              <w:t>Dapat  mengidentifikasi</w:t>
             </w:r>
           </w:p>
         </w:tc>
@@ -3479,7 +3436,7 @@
                 <w:szCs w:val="20"/>
                 <w:lang w:val="en-US"/>
               </w:rPr>
-              <w:t>[TM: 1x (</w:t>
+              <w:t>[TM: 1x(</w:t>
             </w:r>
             <w:r>
               <w:rPr>
@@ -3553,7 +3510,7 @@
                 <w:szCs w:val="20"/>
                 <w:lang w:val="en-US"/>
               </w:rPr>
-              <w:t>[BT: 1x (</w:t>
+              <w:t>[BT: 1x(</w:t>
             </w:r>
             <w:r>
               <w:rPr>
@@ -3609,7 +3566,7 @@
                 <w:szCs w:val="20"/>
                 <w:lang w:val="en-US"/>
               </w:rPr>
-              <w:t>[BM: 1x (</w:t>
+              <w:t>[BM: 1x(</w:t>
             </w:r>
             <w:r>
               <w:rPr>
@@ -3666,7 +3623,6 @@
                 <w:ilvl w:val="0"/>
                 <w:numId w:val="50"/>
               </w:numPr>
-              <w:spacing w:line="276" w:lineRule="auto"/>
               <w:ind w:left="168" w:hanging="168"/>
               <w:rPr>
                 <w:rFonts w:ascii="Arial" w:hAnsi="Arial" w:cs="Arial"/>
@@ -3682,34 +3638,7 @@
                 <w:szCs w:val="20"/>
                 <w:lang w:val="en-US"/>
               </w:rPr>
-              <w:t>Definisi</w:t>
-            </w:r>
-            <w:r>
-              <w:rPr>
-                <w:rFonts w:ascii="Arial" w:hAnsi="Arial" w:cs="Arial"/>
-                <w:sz w:val="20"/>
-                <w:szCs w:val="20"/>
-                <w:lang w:val="en-US"/>
-              </w:rPr>
-              <w:t xml:space="preserve"> dan </w:t>
-            </w:r>
-            <w:r>
-              <w:rPr>
-                <w:rFonts w:ascii="Arial" w:hAnsi="Arial" w:cs="Arial"/>
-                <w:sz w:val="20"/>
-                <w:szCs w:val="20"/>
-                <w:lang w:val="en-US"/>
-              </w:rPr>
-              <w:t xml:space="preserve">konsep dasar </w:t>
-            </w:r>
-            <w:r>
-              <w:rPr>
-                <w:rFonts w:ascii="Arial" w:hAnsi="Arial" w:cs="Arial"/>
-                <w:sz w:val="20"/>
-                <w:szCs w:val="20"/>
-                <w:lang w:val="en-US"/>
-              </w:rPr>
-              <w:t>…….</w:t>
+              <w:t>Definisi dan konsep dasar …….</w:t>
             </w:r>
           </w:p>
           <w:p>
@@ -3719,7 +3648,6 @@
                 <w:ilvl w:val="0"/>
                 <w:numId w:val="50"/>
               </w:numPr>
-              <w:spacing w:line="276" w:lineRule="auto"/>
               <w:ind w:left="168" w:hanging="168"/>
               <w:rPr>
                 <w:rFonts w:ascii="Arial" w:hAnsi="Arial" w:cs="Arial"/>
@@ -3735,16 +3663,7 @@
                 <w:szCs w:val="20"/>
                 <w:lang w:val="en-US"/>
               </w:rPr>
-              <w:t xml:space="preserve">Fungsi </w:t>
-            </w:r>
-            <w:r>
-              <w:rPr>
-                <w:rFonts w:ascii="Arial" w:hAnsi="Arial" w:cs="Arial"/>
-                <w:sz w:val="20"/>
-                <w:szCs w:val="20"/>
-                <w:lang w:val="en-US"/>
-              </w:rPr>
-              <w:t>…….</w:t>
+              <w:t>Fungsi …….</w:t>
             </w:r>
           </w:p>
           <w:p>
@@ -3754,7 +3673,6 @@
                 <w:ilvl w:val="0"/>
                 <w:numId w:val="50"/>
               </w:numPr>
-              <w:spacing w:line="276" w:lineRule="auto"/>
               <w:ind w:left="168" w:hanging="168"/>
               <w:rPr>
                 <w:rFonts w:ascii="Arial" w:hAnsi="Arial" w:cs="Arial"/>
@@ -3770,16 +3688,7 @@
                 <w:szCs w:val="20"/>
                 <w:lang w:val="en-US"/>
               </w:rPr>
-              <w:t xml:space="preserve">Perspektif </w:t>
-            </w:r>
-            <w:r>
-              <w:rPr>
-                <w:rFonts w:ascii="Arial" w:hAnsi="Arial" w:cs="Arial"/>
-                <w:sz w:val="20"/>
-                <w:szCs w:val="20"/>
-                <w:lang w:val="en-US"/>
-              </w:rPr>
-              <w:t>……….</w:t>
+              <w:t>Perspektif ……….</w:t>
             </w:r>
           </w:p>
           <w:p>
@@ -3812,7 +3721,6 @@
           </w:tcPr>
           <w:p>
             <w:pPr>
-              <w:spacing w:line="360" w:lineRule="auto"/>
               <w:jc w:val="center"/>
               <w:rPr>
                 <w:rFonts w:ascii="Arial" w:hAnsi="Arial" w:cs="Arial"/>
@@ -3842,7 +3750,6 @@
           </w:tcPr>
           <w:p>
             <w:pPr>
-              <w:spacing w:line="360" w:lineRule="auto"/>
               <w:rPr>
                 <w:rFonts w:ascii="Arial" w:hAnsi="Arial" w:cs="Arial"/>
                 <w:sz w:val="20"/>
@@ -3865,7 +3772,6 @@
           <w:p>
             <w:pPr>
               <w:pStyle w:val="ListParagraph"/>
-              <w:spacing w:line="360" w:lineRule="auto"/>
               <w:ind w:left="331" w:hanging="331"/>
               <w:jc w:val="center"/>
               <w:rPr>
@@ -3890,7 +3796,6 @@
           <w:p>
             <w:pPr>
               <w:pStyle w:val="ListParagraph"/>
-              <w:spacing w:line="360" w:lineRule="auto"/>
               <w:ind w:left="171"/>
               <w:rPr>
                 <w:rFonts w:ascii="Arial" w:hAnsi="Arial" w:cs="Arial"/>
@@ -3912,7 +3817,6 @@
           </w:tcPr>
           <w:p>
             <w:pPr>
-              <w:spacing w:line="360" w:lineRule="auto"/>
               <w:rPr>
                 <w:rFonts w:ascii="Arial" w:hAnsi="Arial" w:cs="Arial"/>
                 <w:sz w:val="20"/>
@@ -3934,7 +3838,6 @@
           </w:tcPr>
           <w:p>
             <w:pPr>
-              <w:spacing w:line="360" w:lineRule="auto"/>
               <w:jc w:val="center"/>
               <w:rPr>
                 <w:rFonts w:ascii="Arial" w:hAnsi="Arial" w:cs="Arial"/>
@@ -3957,7 +3860,6 @@
           </w:tcPr>
           <w:p>
             <w:pPr>
-              <w:spacing w:line="360" w:lineRule="auto"/>
               <w:rPr>
                 <w:rFonts w:ascii="Arial" w:hAnsi="Arial" w:cs="Arial"/>
                 <w:sz w:val="20"/>
@@ -3984,7 +3886,6 @@
           </w:tcPr>
           <w:p>
             <w:pPr>
-              <w:spacing w:line="360" w:lineRule="auto"/>
               <w:jc w:val="center"/>
               <w:rPr>
                 <w:rFonts w:ascii="Arial" w:hAnsi="Arial" w:cs="Arial"/>
@@ -4014,7 +3915,6 @@
           </w:tcPr>
           <w:p>
             <w:pPr>
-              <w:spacing w:line="360" w:lineRule="auto"/>
               <w:rPr>
                 <w:rFonts w:ascii="Arial" w:hAnsi="Arial" w:cs="Arial"/>
                 <w:sz w:val="20"/>
@@ -4036,7 +3936,6 @@
           </w:tcPr>
           <w:p>
             <w:pPr>
-              <w:spacing w:line="360" w:lineRule="auto"/>
               <w:jc w:val="center"/>
               <w:rPr>
                 <w:rFonts w:ascii="Arial" w:hAnsi="Arial" w:cs="Arial"/>
@@ -4060,7 +3959,6 @@
           <w:p>
             <w:pPr>
               <w:pStyle w:val="ListParagraph"/>
-              <w:spacing w:line="360" w:lineRule="auto"/>
               <w:ind w:left="171"/>
               <w:rPr>
                 <w:rFonts w:ascii="Arial" w:hAnsi="Arial" w:cs="Arial"/>
@@ -4083,7 +3981,6 @@
           </w:tcPr>
           <w:p>
             <w:pPr>
-              <w:spacing w:line="360" w:lineRule="auto"/>
               <w:rPr>
                 <w:rFonts w:ascii="Arial" w:hAnsi="Arial" w:cs="Arial"/>
                 <w:sz w:val="20"/>
@@ -4105,12 +4002,11 @@
           </w:tcPr>
           <w:p>
             <w:pPr>
-              <w:spacing w:line="360" w:lineRule="auto"/>
               <w:jc w:val="center"/>
               <w:rPr>
                 <w:rFonts w:ascii="Arial" w:hAnsi="Arial" w:cs="Arial"/>
-                <w:sz w:val="16"/>
-                <w:szCs w:val="16"/>
+                <w:sz w:val="20"/>
+                <w:szCs w:val="20"/>
                 <w:lang w:val="en-US"/>
               </w:rPr>
             </w:pPr>
@@ -4128,7 +4024,6 @@
           </w:tcPr>
           <w:p>
             <w:pPr>
-              <w:spacing w:line="360" w:lineRule="auto"/>
               <w:rPr>
                 <w:rFonts w:ascii="Arial" w:hAnsi="Arial" w:cs="Arial"/>
                 <w:sz w:val="20"/>
@@ -4155,7 +4050,6 @@
           </w:tcPr>
           <w:p>
             <w:pPr>
-              <w:spacing w:line="360" w:lineRule="auto"/>
               <w:jc w:val="center"/>
               <w:rPr>
                 <w:rFonts w:ascii="Arial" w:hAnsi="Arial" w:cs="Arial"/>
@@ -4185,7 +4079,6 @@
           </w:tcPr>
           <w:p>
             <w:pPr>
-              <w:spacing w:line="360" w:lineRule="auto"/>
               <w:rPr>
                 <w:rFonts w:ascii="Arial" w:hAnsi="Arial" w:cs="Arial"/>
                 <w:sz w:val="20"/>
@@ -4207,7 +4100,6 @@
           </w:tcPr>
           <w:p>
             <w:pPr>
-              <w:spacing w:line="360" w:lineRule="auto"/>
               <w:jc w:val="center"/>
               <w:rPr>
                 <w:rFonts w:ascii="Arial" w:hAnsi="Arial" w:cs="Arial"/>
@@ -4231,7 +4123,6 @@
           <w:p>
             <w:pPr>
               <w:pStyle w:val="ListParagraph"/>
-              <w:spacing w:line="360" w:lineRule="auto"/>
               <w:ind w:left="171"/>
               <w:rPr>
                 <w:rFonts w:ascii="Arial" w:hAnsi="Arial" w:cs="Arial"/>
@@ -4253,7 +4144,6 @@
           </w:tcPr>
           <w:p>
             <w:pPr>
-              <w:spacing w:line="360" w:lineRule="auto"/>
               <w:rPr>
                 <w:rFonts w:ascii="Arial" w:hAnsi="Arial" w:cs="Arial"/>
                 <w:sz w:val="20"/>
@@ -4275,7 +4165,6 @@
           </w:tcPr>
           <w:p>
             <w:pPr>
-              <w:spacing w:line="360" w:lineRule="auto"/>
               <w:jc w:val="center"/>
               <w:rPr>
                 <w:rFonts w:ascii="Arial" w:hAnsi="Arial" w:cs="Arial"/>
@@ -4298,11 +4187,10 @@
           </w:tcPr>
           <w:p>
             <w:pPr>
-              <w:spacing w:line="360" w:lineRule="auto"/>
-              <w:rPr>
-                <w:rFonts w:ascii="Arial" w:hAnsi="Arial" w:cs="Arial"/>
-                <w:sz w:val="16"/>
-                <w:szCs w:val="16"/>
+              <w:rPr>
+                <w:rFonts w:ascii="Arial" w:hAnsi="Arial" w:cs="Arial"/>
+                <w:sz w:val="20"/>
+                <w:szCs w:val="20"/>
                 <w:lang w:val="en-US"/>
               </w:rPr>
             </w:pPr>
@@ -4325,7 +4213,6 @@
           </w:tcPr>
           <w:p>
             <w:pPr>
-              <w:spacing w:line="360" w:lineRule="auto"/>
               <w:jc w:val="center"/>
               <w:rPr>
                 <w:rFonts w:ascii="Arial" w:hAnsi="Arial" w:cs="Arial"/>
@@ -4355,7 +4242,6 @@
           </w:tcPr>
           <w:p>
             <w:pPr>
-              <w:spacing w:line="360" w:lineRule="auto"/>
               <w:rPr>
                 <w:rFonts w:ascii="Arial" w:hAnsi="Arial" w:cs="Arial"/>
                 <w:sz w:val="20"/>
@@ -4377,7 +4263,6 @@
           </w:tcPr>
           <w:p>
             <w:pPr>
-              <w:spacing w:line="360" w:lineRule="auto"/>
               <w:jc w:val="center"/>
               <w:rPr>
                 <w:rFonts w:ascii="Arial" w:hAnsi="Arial" w:cs="Arial"/>
@@ -4401,12 +4286,11 @@
           <w:p>
             <w:pPr>
               <w:pStyle w:val="ListParagraph"/>
-              <w:spacing w:line="360" w:lineRule="auto"/>
               <w:ind w:left="171"/>
               <w:rPr>
                 <w:rFonts w:ascii="Arial" w:hAnsi="Arial" w:cs="Arial"/>
-                <w:sz w:val="16"/>
-                <w:szCs w:val="16"/>
+                <w:sz w:val="20"/>
+                <w:szCs w:val="20"/>
                 <w:lang w:val="en-US"/>
               </w:rPr>
             </w:pPr>
@@ -4424,7 +4308,6 @@
           </w:tcPr>
           <w:p>
             <w:pPr>
-              <w:spacing w:line="360" w:lineRule="auto"/>
               <w:rPr>
                 <w:rFonts w:ascii="Arial" w:hAnsi="Arial" w:cs="Arial"/>
                 <w:sz w:val="20"/>
@@ -4446,7 +4329,6 @@
           </w:tcPr>
           <w:p>
             <w:pPr>
-              <w:spacing w:line="360" w:lineRule="auto"/>
               <w:jc w:val="center"/>
               <w:rPr>
                 <w:rFonts w:ascii="Arial" w:hAnsi="Arial" w:cs="Arial"/>
@@ -4469,7 +4351,6 @@
           </w:tcPr>
           <w:p>
             <w:pPr>
-              <w:spacing w:line="360" w:lineRule="auto"/>
               <w:rPr>
                 <w:rFonts w:ascii="Arial" w:hAnsi="Arial" w:cs="Arial"/>
                 <w:sz w:val="20"/>
@@ -4496,7 +4377,6 @@
           </w:tcPr>
           <w:p>
             <w:pPr>
-              <w:spacing w:line="360" w:lineRule="auto"/>
               <w:jc w:val="center"/>
               <w:rPr>
                 <w:rFonts w:ascii="Arial" w:hAnsi="Arial" w:cs="Arial"/>
@@ -4526,7 +4406,6 @@
           </w:tcPr>
           <w:p>
             <w:pPr>
-              <w:spacing w:line="360" w:lineRule="auto"/>
               <w:rPr>
                 <w:rFonts w:ascii="Arial" w:hAnsi="Arial" w:cs="Arial"/>
                 <w:sz w:val="20"/>
@@ -4548,7 +4427,6 @@
           </w:tcPr>
           <w:p>
             <w:pPr>
-              <w:spacing w:line="360" w:lineRule="auto"/>
               <w:jc w:val="center"/>
               <w:rPr>
                 <w:rFonts w:ascii="Arial" w:hAnsi="Arial" w:cs="Arial"/>
@@ -4572,12 +4450,11 @@
           <w:p>
             <w:pPr>
               <w:pStyle w:val="ListParagraph"/>
-              <w:spacing w:line="360" w:lineRule="auto"/>
               <w:ind w:left="171"/>
               <w:rPr>
                 <w:rFonts w:ascii="Arial" w:hAnsi="Arial" w:cs="Arial"/>
-                <w:sz w:val="16"/>
-                <w:szCs w:val="16"/>
+                <w:sz w:val="20"/>
+                <w:szCs w:val="20"/>
                 <w:lang w:val="en-US"/>
               </w:rPr>
             </w:pPr>
@@ -4595,7 +4472,6 @@
           </w:tcPr>
           <w:p>
             <w:pPr>
-              <w:spacing w:line="360" w:lineRule="auto"/>
               <w:rPr>
                 <w:rFonts w:ascii="Arial" w:hAnsi="Arial" w:cs="Arial"/>
                 <w:sz w:val="20"/>
@@ -4617,12 +4493,11 @@
           </w:tcPr>
           <w:p>
             <w:pPr>
-              <w:spacing w:line="360" w:lineRule="auto"/>
               <w:jc w:val="center"/>
               <w:rPr>
                 <w:rFonts w:ascii="Arial" w:hAnsi="Arial" w:cs="Arial"/>
-                <w:sz w:val="16"/>
-                <w:szCs w:val="16"/>
+                <w:sz w:val="20"/>
+                <w:szCs w:val="20"/>
                 <w:lang w:val="en-US"/>
               </w:rPr>
             </w:pPr>
@@ -4640,11 +4515,10 @@
           </w:tcPr>
           <w:p>
             <w:pPr>
-              <w:spacing w:line="360" w:lineRule="auto"/>
-              <w:rPr>
-                <w:rFonts w:ascii="Arial" w:hAnsi="Arial" w:cs="Arial"/>
-                <w:sz w:val="16"/>
-                <w:szCs w:val="16"/>
+              <w:rPr>
+                <w:rFonts w:ascii="Arial" w:hAnsi="Arial" w:cs="Arial"/>
+                <w:sz w:val="20"/>
+                <w:szCs w:val="20"/>
                 <w:lang w:val="en-US"/>
               </w:rPr>
             </w:pPr>
@@ -4667,7 +4541,6 @@
           </w:tcPr>
           <w:p>
             <w:pPr>
-              <w:spacing w:line="360" w:lineRule="auto"/>
               <w:jc w:val="center"/>
               <w:rPr>
                 <w:rFonts w:ascii="Arial" w:hAnsi="Arial" w:cs="Arial"/>
@@ -4697,7 +4570,6 @@
           </w:tcPr>
           <w:p>
             <w:pPr>
-              <w:spacing w:line="360" w:lineRule="auto"/>
               <w:rPr>
                 <w:rFonts w:ascii="Arial" w:hAnsi="Arial" w:cs="Arial"/>
                 <w:sz w:val="20"/>
@@ -4719,7 +4591,6 @@
           </w:tcPr>
           <w:p>
             <w:pPr>
-              <w:spacing w:line="360" w:lineRule="auto"/>
               <w:jc w:val="center"/>
               <w:rPr>
                 <w:rFonts w:ascii="Arial" w:hAnsi="Arial" w:cs="Arial"/>
@@ -4743,7 +4614,6 @@
           <w:p>
             <w:pPr>
               <w:pStyle w:val="ListParagraph"/>
-              <w:spacing w:line="360" w:lineRule="auto"/>
               <w:ind w:left="168"/>
               <w:rPr>
                 <w:rFonts w:ascii="Arial" w:hAnsi="Arial" w:cs="Arial"/>
@@ -4766,7 +4636,6 @@
           </w:tcPr>
           <w:p>
             <w:pPr>
-              <w:spacing w:line="360" w:lineRule="auto"/>
               <w:rPr>
                 <w:rFonts w:ascii="Arial" w:hAnsi="Arial" w:cs="Arial"/>
                 <w:sz w:val="20"/>
@@ -4788,7 +4657,6 @@
           </w:tcPr>
           <w:p>
             <w:pPr>
-              <w:spacing w:line="360" w:lineRule="auto"/>
               <w:jc w:val="center"/>
               <w:rPr>
                 <w:rFonts w:ascii="Arial" w:hAnsi="Arial" w:cs="Arial"/>
@@ -4811,7 +4679,6 @@
           </w:tcPr>
           <w:p>
             <w:pPr>
-              <w:spacing w:line="360" w:lineRule="auto"/>
               <w:rPr>
                 <w:rFonts w:ascii="Arial" w:hAnsi="Arial" w:cs="Arial"/>
                 <w:sz w:val="20"/>
@@ -4838,7 +4705,6 @@
           </w:tcPr>
           <w:p>
             <w:pPr>
-              <w:spacing w:line="360" w:lineRule="auto"/>
               <w:jc w:val="center"/>
               <w:rPr>
                 <w:rFonts w:ascii="Arial" w:hAnsi="Arial" w:cs="Arial"/>
@@ -4868,7 +4734,6 @@
           </w:tcPr>
           <w:p>
             <w:pPr>
-              <w:spacing w:line="360" w:lineRule="auto"/>
               <w:rPr>
                 <w:rFonts w:ascii="Arial" w:hAnsi="Arial" w:cs="Arial"/>
                 <w:sz w:val="20"/>
@@ -4917,7 +4782,6 @@
           </w:tcPr>
           <w:p>
             <w:pPr>
-              <w:spacing w:line="360" w:lineRule="auto"/>
               <w:jc w:val="center"/>
               <w:rPr>
                 <w:rFonts w:ascii="Arial" w:hAnsi="Arial" w:cs="Arial"/>
@@ -4941,7 +4805,6 @@
           <w:p>
             <w:pPr>
               <w:pStyle w:val="ListParagraph"/>
-              <w:spacing w:line="360" w:lineRule="auto"/>
               <w:ind w:left="168"/>
               <w:rPr>
                 <w:rFonts w:ascii="Arial" w:hAnsi="Arial" w:cs="Arial"/>
@@ -4964,7 +4827,6 @@
           </w:tcPr>
           <w:p>
             <w:pPr>
-              <w:spacing w:line="360" w:lineRule="auto"/>
               <w:rPr>
                 <w:rFonts w:ascii="Arial" w:hAnsi="Arial" w:cs="Arial"/>
                 <w:sz w:val="20"/>
@@ -4986,7 +4848,6 @@
           </w:tcPr>
           <w:p>
             <w:pPr>
-              <w:spacing w:line="360" w:lineRule="auto"/>
               <w:jc w:val="center"/>
               <w:rPr>
                 <w:rFonts w:ascii="Arial" w:hAnsi="Arial" w:cs="Arial"/>
@@ -5009,7 +4870,6 @@
           </w:tcPr>
           <w:p>
             <w:pPr>
-              <w:spacing w:line="360" w:lineRule="auto"/>
               <w:rPr>
                 <w:rFonts w:ascii="Arial" w:hAnsi="Arial" w:cs="Arial"/>
                 <w:sz w:val="20"/>
@@ -5036,7 +4896,6 @@
           </w:tcPr>
           <w:p>
             <w:pPr>
-              <w:spacing w:line="360" w:lineRule="auto"/>
               <w:jc w:val="center"/>
               <w:rPr>
                 <w:rFonts w:ascii="Arial" w:hAnsi="Arial" w:cs="Arial"/>
@@ -5066,7 +4925,6 @@
           </w:tcPr>
           <w:p>
             <w:pPr>
-              <w:spacing w:line="360" w:lineRule="auto"/>
               <w:rPr>
                 <w:rFonts w:ascii="Arial" w:hAnsi="Arial" w:cs="Arial"/>
                 <w:sz w:val="20"/>
@@ -5087,7 +4945,6 @@
           </w:tcPr>
           <w:p>
             <w:pPr>
-              <w:spacing w:line="360" w:lineRule="auto"/>
               <w:jc w:val="center"/>
               <w:rPr>
                 <w:rFonts w:ascii="Arial" w:hAnsi="Arial" w:cs="Arial"/>
@@ -5111,7 +4968,6 @@
           <w:p>
             <w:pPr>
               <w:pStyle w:val="ListParagraph"/>
-              <w:spacing w:line="360" w:lineRule="auto"/>
               <w:ind w:left="171"/>
               <w:rPr>
                 <w:rFonts w:ascii="Arial" w:hAnsi="Arial" w:cs="Arial"/>
@@ -5133,7 +4989,6 @@
           </w:tcPr>
           <w:p>
             <w:pPr>
-              <w:spacing w:line="360" w:lineRule="auto"/>
               <w:rPr>
                 <w:rFonts w:ascii="Arial" w:hAnsi="Arial" w:cs="Arial"/>
                 <w:sz w:val="20"/>
@@ -5155,7 +5010,6 @@
           </w:tcPr>
           <w:p>
             <w:pPr>
-              <w:spacing w:line="360" w:lineRule="auto"/>
               <w:jc w:val="center"/>
               <w:rPr>
                 <w:rFonts w:ascii="Arial" w:hAnsi="Arial" w:cs="Arial"/>
@@ -5178,7 +5032,6 @@
           </w:tcPr>
           <w:p>
             <w:pPr>
-              <w:spacing w:line="360" w:lineRule="auto"/>
               <w:rPr>
                 <w:rFonts w:ascii="Arial" w:hAnsi="Arial" w:cs="Arial"/>
                 <w:sz w:val="20"/>
@@ -5205,7 +5058,6 @@
           </w:tcPr>
           <w:p>
             <w:pPr>
-              <w:spacing w:line="360" w:lineRule="auto"/>
               <w:jc w:val="center"/>
               <w:rPr>
                 <w:rFonts w:ascii="Arial" w:hAnsi="Arial" w:cs="Arial"/>
@@ -5235,7 +5087,6 @@
           </w:tcPr>
           <w:p>
             <w:pPr>
-              <w:spacing w:line="360" w:lineRule="auto"/>
               <w:rPr>
                 <w:rFonts w:ascii="Arial" w:hAnsi="Arial" w:cs="Arial"/>
                 <w:sz w:val="20"/>
@@ -5256,7 +5107,6 @@
           </w:tcPr>
           <w:p>
             <w:pPr>
-              <w:spacing w:line="360" w:lineRule="auto"/>
               <w:jc w:val="center"/>
               <w:rPr>
                 <w:rFonts w:ascii="Arial" w:hAnsi="Arial" w:cs="Arial"/>
@@ -5280,7 +5130,6 @@
           <w:p>
             <w:pPr>
               <w:pStyle w:val="ListParagraph"/>
-              <w:spacing w:line="360" w:lineRule="auto"/>
               <w:ind w:left="171"/>
               <w:rPr>
                 <w:rFonts w:ascii="Arial" w:hAnsi="Arial" w:cs="Arial"/>
@@ -5302,7 +5151,6 @@
           </w:tcPr>
           <w:p>
             <w:pPr>
-              <w:spacing w:line="360" w:lineRule="auto"/>
               <w:rPr>
                 <w:rFonts w:ascii="Arial" w:hAnsi="Arial" w:cs="Arial"/>
                 <w:sz w:val="20"/>
@@ -5324,7 +5172,6 @@
           </w:tcPr>
           <w:p>
             <w:pPr>
-              <w:spacing w:line="360" w:lineRule="auto"/>
               <w:jc w:val="center"/>
               <w:rPr>
                 <w:rFonts w:ascii="Arial" w:hAnsi="Arial" w:cs="Arial"/>
@@ -5347,7 +5194,6 @@
           </w:tcPr>
           <w:p>
             <w:pPr>
-              <w:spacing w:line="360" w:lineRule="auto"/>
               <w:rPr>
                 <w:rFonts w:ascii="Arial" w:hAnsi="Arial" w:cs="Arial"/>
                 <w:sz w:val="20"/>
@@ -5373,7 +5219,6 @@
           </w:tcPr>
           <w:p>
             <w:pPr>
-              <w:spacing w:line="360" w:lineRule="auto"/>
               <w:jc w:val="center"/>
               <w:rPr>
                 <w:rFonts w:ascii="Arial" w:hAnsi="Arial" w:cs="Arial"/>
@@ -5403,7 +5248,6 @@
           </w:tcPr>
           <w:p>
             <w:pPr>
-              <w:spacing w:line="360" w:lineRule="auto"/>
               <w:rPr>
                 <w:rFonts w:ascii="Arial" w:hAnsi="Arial" w:cs="Arial"/>
                 <w:sz w:val="20"/>
@@ -5424,7 +5268,6 @@
           </w:tcPr>
           <w:p>
             <w:pPr>
-              <w:spacing w:line="360" w:lineRule="auto"/>
               <w:jc w:val="center"/>
               <w:rPr>
                 <w:rFonts w:ascii="Arial" w:hAnsi="Arial" w:cs="Arial"/>
@@ -5448,7 +5291,6 @@
           <w:p>
             <w:pPr>
               <w:pStyle w:val="ListParagraph"/>
-              <w:spacing w:line="360" w:lineRule="auto"/>
               <w:ind w:left="171"/>
               <w:rPr>
                 <w:rFonts w:ascii="Arial" w:hAnsi="Arial" w:cs="Arial"/>
@@ -5470,7 +5312,6 @@
           </w:tcPr>
           <w:p>
             <w:pPr>
-              <w:spacing w:line="360" w:lineRule="auto"/>
               <w:rPr>
                 <w:rFonts w:ascii="Arial" w:hAnsi="Arial" w:cs="Arial"/>
                 <w:sz w:val="20"/>
@@ -5492,7 +5333,6 @@
           </w:tcPr>
           <w:p>
             <w:pPr>
-              <w:spacing w:line="360" w:lineRule="auto"/>
               <w:jc w:val="center"/>
               <w:rPr>
                 <w:rFonts w:ascii="Arial" w:hAnsi="Arial" w:cs="Arial"/>
@@ -5515,7 +5355,6 @@
           </w:tcPr>
           <w:p>
             <w:pPr>
-              <w:spacing w:line="360" w:lineRule="auto"/>
               <w:rPr>
                 <w:rFonts w:ascii="Arial" w:hAnsi="Arial" w:cs="Arial"/>
                 <w:sz w:val="20"/>
@@ -5542,7 +5381,6 @@
           </w:tcPr>
           <w:p>
             <w:pPr>
-              <w:spacing w:line="360" w:lineRule="auto"/>
               <w:jc w:val="center"/>
               <w:rPr>
                 <w:rFonts w:ascii="Arial" w:hAnsi="Arial" w:cs="Arial"/>
@@ -5572,7 +5410,6 @@
           </w:tcPr>
           <w:p>
             <w:pPr>
-              <w:spacing w:line="360" w:lineRule="auto"/>
               <w:rPr>
                 <w:rFonts w:ascii="Arial" w:hAnsi="Arial" w:cs="Arial"/>
                 <w:sz w:val="20"/>
@@ -5593,7 +5430,6 @@
           </w:tcPr>
           <w:p>
             <w:pPr>
-              <w:spacing w:line="360" w:lineRule="auto"/>
               <w:jc w:val="center"/>
               <w:rPr>
                 <w:rFonts w:ascii="Arial" w:hAnsi="Arial" w:cs="Arial"/>
@@ -5617,7 +5453,6 @@
           <w:p>
             <w:pPr>
               <w:pStyle w:val="ListParagraph"/>
-              <w:spacing w:line="360" w:lineRule="auto"/>
               <w:ind w:left="178"/>
               <w:rPr>
                 <w:rFonts w:ascii="Arial" w:hAnsi="Arial" w:cs="Arial"/>
@@ -5639,7 +5474,6 @@
           </w:tcPr>
           <w:p>
             <w:pPr>
-              <w:spacing w:line="360" w:lineRule="auto"/>
               <w:rPr>
                 <w:rFonts w:ascii="Arial" w:hAnsi="Arial" w:cs="Arial"/>
                 <w:sz w:val="20"/>
@@ -5661,7 +5495,6 @@
           </w:tcPr>
           <w:p>
             <w:pPr>
-              <w:spacing w:line="360" w:lineRule="auto"/>
               <w:jc w:val="center"/>
               <w:rPr>
                 <w:rFonts w:ascii="Arial" w:hAnsi="Arial" w:cs="Arial"/>
@@ -5684,7 +5517,6 @@
           </w:tcPr>
           <w:p>
             <w:pPr>
-              <w:spacing w:line="360" w:lineRule="auto"/>
               <w:rPr>
                 <w:rFonts w:ascii="Arial" w:hAnsi="Arial" w:cs="Arial"/>
                 <w:sz w:val="20"/>
@@ -5710,7 +5542,6 @@
           </w:tcPr>
           <w:p>
             <w:pPr>
-              <w:spacing w:line="360" w:lineRule="auto"/>
               <w:jc w:val="center"/>
               <w:rPr>
                 <w:rFonts w:ascii="Arial" w:hAnsi="Arial" w:cs="Arial"/>
@@ -5740,7 +5571,6 @@
           </w:tcPr>
           <w:p>
             <w:pPr>
-              <w:spacing w:line="360" w:lineRule="auto"/>
               <w:rPr>
                 <w:rFonts w:ascii="Arial" w:hAnsi="Arial" w:cs="Arial"/>
                 <w:sz w:val="20"/>
@@ -5762,7 +5592,6 @@
           </w:tcPr>
           <w:p>
             <w:pPr>
-              <w:spacing w:line="360" w:lineRule="auto"/>
               <w:jc w:val="center"/>
               <w:rPr>
                 <w:rFonts w:ascii="Arial" w:hAnsi="Arial" w:cs="Arial"/>
@@ -5786,7 +5615,6 @@
           <w:p>
             <w:pPr>
               <w:pStyle w:val="ListParagraph"/>
-              <w:spacing w:line="360" w:lineRule="auto"/>
               <w:ind w:left="178"/>
               <w:rPr>
                 <w:rFonts w:ascii="Arial" w:hAnsi="Arial" w:cs="Arial"/>
@@ -5808,7 +5636,6 @@
           </w:tcPr>
           <w:p>
             <w:pPr>
-              <w:spacing w:line="360" w:lineRule="auto"/>
               <w:rPr>
                 <w:rFonts w:ascii="Arial" w:hAnsi="Arial" w:cs="Arial"/>
                 <w:sz w:val="20"/>
@@ -5830,7 +5657,6 @@
           </w:tcPr>
           <w:p>
             <w:pPr>
-              <w:spacing w:line="360" w:lineRule="auto"/>
               <w:jc w:val="center"/>
               <w:rPr>
                 <w:rFonts w:ascii="Arial" w:hAnsi="Arial" w:cs="Arial"/>
@@ -5853,7 +5679,6 @@
           </w:tcPr>
           <w:p>
             <w:pPr>
-              <w:spacing w:line="360" w:lineRule="auto"/>
               <w:rPr>
                 <w:rFonts w:ascii="Arial" w:hAnsi="Arial" w:cs="Arial"/>
                 <w:sz w:val="20"/>
@@ -5880,7 +5705,6 @@
           </w:tcPr>
           <w:p>
             <w:pPr>
-              <w:spacing w:line="360" w:lineRule="auto"/>
               <w:jc w:val="center"/>
               <w:rPr>
                 <w:rFonts w:ascii="Arial" w:hAnsi="Arial" w:cs="Arial"/>
@@ -5910,7 +5734,6 @@
           </w:tcPr>
           <w:p>
             <w:pPr>
-              <w:spacing w:line="360" w:lineRule="auto"/>
               <w:rPr>
                 <w:rFonts w:ascii="Arial" w:hAnsi="Arial" w:cs="Arial"/>
                 <w:sz w:val="20"/>
@@ -5931,7 +5754,6 @@
           </w:tcPr>
           <w:p>
             <w:pPr>
-              <w:spacing w:line="360" w:lineRule="auto"/>
               <w:jc w:val="center"/>
               <w:rPr>
                 <w:rFonts w:ascii="Arial" w:hAnsi="Arial" w:cs="Arial"/>
@@ -5955,7 +5777,6 @@
           <w:p>
             <w:pPr>
               <w:pStyle w:val="ListParagraph"/>
-              <w:spacing w:line="360" w:lineRule="auto"/>
               <w:ind w:left="178"/>
               <w:rPr>
                 <w:rFonts w:ascii="Arial" w:hAnsi="Arial" w:cs="Arial"/>
@@ -5977,7 +5798,6 @@
           </w:tcPr>
           <w:p>
             <w:pPr>
-              <w:spacing w:line="360" w:lineRule="auto"/>
               <w:rPr>
                 <w:rFonts w:ascii="Arial" w:hAnsi="Arial" w:cs="Arial"/>
                 <w:sz w:val="20"/>
@@ -5999,7 +5819,6 @@
           </w:tcPr>
           <w:p>
             <w:pPr>
-              <w:spacing w:line="360" w:lineRule="auto"/>
               <w:jc w:val="center"/>
               <w:rPr>
                 <w:rFonts w:ascii="Arial" w:hAnsi="Arial" w:cs="Arial"/>
@@ -6022,7 +5841,6 @@
           </w:tcPr>
           <w:p>
             <w:pPr>
-              <w:spacing w:line="360" w:lineRule="auto"/>
               <w:rPr>
                 <w:rFonts w:ascii="Arial" w:hAnsi="Arial" w:cs="Arial"/>
                 <w:sz w:val="20"/>
@@ -6048,7 +5866,6 @@
           </w:tcPr>
           <w:p>
             <w:pPr>
-              <w:spacing w:line="360" w:lineRule="auto"/>
               <w:jc w:val="center"/>
               <w:rPr>
                 <w:rFonts w:ascii="Arial" w:hAnsi="Arial" w:cs="Arial"/>
@@ -6078,7 +5895,6 @@
           </w:tcPr>
           <w:p>
             <w:pPr>
-              <w:spacing w:line="360" w:lineRule="auto"/>
               <w:rPr>
                 <w:rFonts w:ascii="Arial" w:hAnsi="Arial" w:cs="Arial"/>
                 <w:sz w:val="20"/>
@@ -6100,7 +5916,6 @@
           </w:tcPr>
           <w:p>
             <w:pPr>
-              <w:spacing w:line="360" w:lineRule="auto"/>
               <w:jc w:val="center"/>
               <w:rPr>
                 <w:rFonts w:ascii="Arial" w:hAnsi="Arial" w:cs="Arial"/>
@@ -6124,7 +5939,6 @@
           <w:p>
             <w:pPr>
               <w:pStyle w:val="ListParagraph"/>
-              <w:spacing w:line="360" w:lineRule="auto"/>
               <w:ind w:left="171"/>
               <w:rPr>
                 <w:rFonts w:ascii="Arial" w:hAnsi="Arial" w:cs="Arial"/>
@@ -6146,7 +5960,6 @@
           </w:tcPr>
           <w:p>
             <w:pPr>
-              <w:spacing w:line="360" w:lineRule="auto"/>
               <w:rPr>
                 <w:rFonts w:ascii="Arial" w:hAnsi="Arial" w:cs="Arial"/>
                 <w:sz w:val="20"/>
@@ -6168,7 +5981,6 @@
           </w:tcPr>
           <w:p>
             <w:pPr>
-              <w:spacing w:line="360" w:lineRule="auto"/>
               <w:jc w:val="center"/>
               <w:rPr>
                 <w:rFonts w:ascii="Arial" w:hAnsi="Arial" w:cs="Arial"/>
@@ -6191,7 +6003,6 @@
           </w:tcPr>
           <w:p>
             <w:pPr>
-              <w:spacing w:line="360" w:lineRule="auto"/>
               <w:rPr>
                 <w:rFonts w:ascii="Arial" w:hAnsi="Arial" w:cs="Arial"/>
                 <w:sz w:val="20"/>
@@ -6217,7 +6028,6 @@
           </w:tcPr>
           <w:p>
             <w:pPr>
-              <w:spacing w:line="360" w:lineRule="auto"/>
               <w:jc w:val="center"/>
               <w:rPr>
                 <w:rFonts w:ascii="Arial" w:hAnsi="Arial" w:cs="Arial"/>
@@ -6247,7 +6057,6 @@
           </w:tcPr>
           <w:p>
             <w:pPr>
-              <w:spacing w:line="360" w:lineRule="auto"/>
               <w:rPr>
                 <w:rFonts w:ascii="Arial" w:hAnsi="Arial" w:cs="Arial"/>
                 <w:sz w:val="20"/>
@@ -6296,7 +6105,6 @@
           </w:tcPr>
           <w:p>
             <w:pPr>
-              <w:spacing w:line="360" w:lineRule="auto"/>
               <w:jc w:val="center"/>
               <w:rPr>
                 <w:rFonts w:ascii="Arial" w:hAnsi="Arial" w:cs="Arial"/>
@@ -6320,7 +6128,6 @@
           <w:p>
             <w:pPr>
               <w:pStyle w:val="ListParagraph"/>
-              <w:spacing w:line="360" w:lineRule="auto"/>
               <w:ind w:left="171"/>
               <w:rPr>
                 <w:rFonts w:ascii="Arial" w:hAnsi="Arial" w:cs="Arial"/>
@@ -6342,7 +6149,6 @@
           </w:tcPr>
           <w:p>
             <w:pPr>
-              <w:spacing w:line="360" w:lineRule="auto"/>
               <w:rPr>
                 <w:rFonts w:ascii="Arial" w:hAnsi="Arial" w:cs="Arial"/>
                 <w:sz w:val="20"/>
@@ -6364,7 +6170,6 @@
           </w:tcPr>
           <w:p>
             <w:pPr>
-              <w:spacing w:line="360" w:lineRule="auto"/>
               <w:jc w:val="center"/>
               <w:rPr>
                 <w:rFonts w:ascii="Arial" w:hAnsi="Arial" w:cs="Arial"/>
@@ -6387,7 +6192,6 @@
           </w:tcPr>
           <w:p>
             <w:pPr>
-              <w:spacing w:line="360" w:lineRule="auto"/>
               <w:rPr>
                 <w:rFonts w:ascii="Arial" w:hAnsi="Arial" w:cs="Arial"/>
                 <w:sz w:val="20"/>
@@ -6684,6 +6488,7 @@
           <w:u w:val="single"/>
           <w:lang w:eastAsia="x-none"/>
         </w:rPr>
+        <w:lastRenderedPageBreak/>
         <w:t>CP Mata kuliah (CP</w:t>
       </w:r>
       <w:r>
@@ -6890,7 +6695,7 @@
     <w:tbl>
       <w:tblPr>
         <w:tblStyle w:val="TableGrid"/>
-        <w:tblW w:w="0" w:type="auto"/>
+        <w:tblW w:w="5000" w:type="pct"/>
         <w:tblLook w:val="04A0" w:firstRow="1" w:lastRow="0" w:firstColumn="1" w:lastColumn="0" w:noHBand="0" w:noVBand="1"/>
       </w:tblPr>
       <w:tblGrid>
@@ -6900,7 +6705,7 @@
       <w:tr>
         <w:tc>
           <w:tcPr>
-            <w:tcW w:w="9298" w:type="dxa"/>
+            <w:tcW w:w="2977" w:type="pct"/>
           </w:tcPr>
           <w:p>
             <w:pPr>
@@ -7945,7 +7750,7 @@
         </w:tc>
         <w:tc>
           <w:tcPr>
-            <w:tcW w:w="8201" w:type="dxa"/>
+            <w:tcW w:w="2023" w:type="pct"/>
           </w:tcPr>
           <w:tbl>
             <w:tblPr>
@@ -9558,7 +9363,6 @@
                       <w:szCs w:val="24"/>
                       <w:lang w:eastAsia="x-none"/>
                     </w:rPr>
-                    <w:lastRenderedPageBreak/>
                     <w:t>4</w:t>
                   </w:r>
                 </w:p>
@@ -10095,6 +9899,7 @@
                 <w:szCs w:val="24"/>
                 <w:lang w:eastAsia="x-none"/>
               </w:rPr>
+              <w:lastRenderedPageBreak/>
               <w:t>2</w:t>
             </w:r>
           </w:p>
@@ -11762,7 +11567,6 @@
                 <w:sz w:val="20"/>
                 <w:szCs w:val="20"/>
               </w:rPr>
-              <w:lastRenderedPageBreak/>
               <w:t>Jenjang/</w:t>
             </w:r>
           </w:p>
@@ -12105,6 +11909,7 @@
                 <w:sz w:val="20"/>
                 <w:szCs w:val="20"/>
               </w:rPr>
+              <w:lastRenderedPageBreak/>
               <w:t>A-</w:t>
             </w:r>
           </w:p>
